--- a/Week4/Stage_1_Lab_Student_Handout.docx
+++ b/Week4/Stage_1_Lab_Student_Handout.docx
@@ -1,6 +1,6 @@
 
 <file path=word/document.xml><?xml version="1.0" encoding="utf-8"?>
-<w:document xmlns:wpc="http://schemas.microsoft.com/office/word/2010/wordprocessingCanvas" xmlns:cx="http://schemas.microsoft.com/office/drawing/2014/chartex" xmlns:cx1="http://schemas.microsoft.com/office/drawing/2015/9/8/chartex" xmlns:cx2="http://schemas.microsoft.com/office/drawing/2015/10/21/chartex" xmlns:cx3="http://schemas.microsoft.com/office/drawing/2016/5/9/chartex" xmlns:cx4="http://schemas.microsoft.com/office/drawing/2016/5/10/chartex" xmlns:cx5="http://schemas.microsoft.com/office/drawing/2016/5/11/chartex" xmlns:cx6="http://schemas.microsoft.com/office/drawing/2016/5/12/chartex" xmlns:cx7="http://schemas.microsoft.com/office/drawing/2016/5/13/chartex" xmlns:cx8="http://schemas.microsoft.com/office/drawing/2016/5/14/chartex" xmlns:mc="http://schemas.openxmlformats.org/markup-compatibility/2006" xmlns:aink="http://schemas.microsoft.com/office/drawing/2016/ink" xmlns:am3d="http://schemas.microsoft.com/office/drawing/2017/model3d" xmlns:o="urn:schemas-microsoft-com:office:office" xmlns:oel="http://schemas.microsoft.com/office/2019/extlst" xmlns:r="http://schemas.openxmlformats.org/officeDocument/2006/relationships" xmlns:m="http://schemas.openxmlformats.org/officeDocument/2006/math" xmlns:v="urn:schemas-microsoft-com:vml" xmlns:wp14="http://schemas.microsoft.com/office/word/2010/wordprocessingDrawing" xmlns:wp="http://schemas.openxmlformats.org/drawingml/2006/wordprocessingDrawing" xmlns:w10="urn:schemas-microsoft-com:office:word" xmlns:w="http://schemas.openxmlformats.org/wordprocessingml/2006/main" xmlns:w14="http://schemas.microsoft.com/office/word/2010/wordml" xmlns:w15="http://schemas.microsoft.com/office/word/2012/wordml" xmlns:w16cei="http://schemas.microsoft.com/office/word/2026/wordml/cei" xmlns:w16cex="http://schemas.microsoft.com/office/word/2018/wordml/cex" xmlns:w16cid="http://schemas.microsoft.com/office/word/2016/wordml/cid" xmlns:w16="http://schemas.microsoft.com/office/word/2018/wordml" xmlns:w16du="http://schemas.microsoft.com/office/word/2023/wordml/word16du" xmlns:w16sdtdh="http://schemas.microsoft.com/office/word/2020/wordml/sdtdatahash" xmlns:w16sdtfl="http://schemas.microsoft.com/office/word/2024/wordml/sdtformatlock" xmlns:w16se="http://schemas.microsoft.com/office/word/2015/wordml/symex" xmlns:wpg="http://schemas.microsoft.com/office/word/2010/wordprocessingGroup" xmlns:wpi="http://schemas.microsoft.com/office/word/2010/wordprocessingInk" xmlns:wne="http://schemas.microsoft.com/office/word/2006/wordml" xmlns:wps="http://schemas.microsoft.com/office/word/2010/wordprocessingShape" mc:Ignorable="w14 w15 w16se w16cid w16 w16cex w16sdtdh w16sdtfl w16du wp14">
+<w:document xmlns:wpc="http://schemas.microsoft.com/office/word/2010/wordprocessingCanvas" xmlns:cx="http://schemas.microsoft.com/office/drawing/2014/chartex" xmlns:cx1="http://schemas.microsoft.com/office/drawing/2015/9/8/chartex" xmlns:cx2="http://schemas.microsoft.com/office/drawing/2015/10/21/chartex" xmlns:cx3="http://schemas.microsoft.com/office/drawing/2016/5/9/chartex" xmlns:cx4="http://schemas.microsoft.com/office/drawing/2016/5/10/chartex" xmlns:cx5="http://schemas.microsoft.com/office/drawing/2016/5/11/chartex" xmlns:cx6="http://schemas.microsoft.com/office/drawing/2016/5/12/chartex" xmlns:cx7="http://schemas.microsoft.com/office/drawing/2016/5/13/chartex" xmlns:cx8="http://schemas.microsoft.com/office/drawing/2016/5/14/chartex" xmlns:mc="http://schemas.openxmlformats.org/markup-compatibility/2006" xmlns:aink="http://schemas.microsoft.com/office/drawing/2016/ink" xmlns:am3d="http://schemas.microsoft.com/office/drawing/2017/model3d" xmlns:o="urn:schemas-microsoft-com:office:office" xmlns:oel="http://schemas.microsoft.com/office/2019/extlst" xmlns:r="http://schemas.openxmlformats.org/officeDocument/2006/relationships" xmlns:m="http://schemas.openxmlformats.org/officeDocument/2006/math" xmlns:v="urn:schemas-microsoft-com:vml" xmlns:wp14="http://schemas.microsoft.com/office/word/2010/wordprocessingDrawing" xmlns:wp="http://schemas.openxmlformats.org/drawingml/2006/wordprocessingDrawing" xmlns:w10="urn:schemas-microsoft-com:office:word" xmlns:w="http://schemas.openxmlformats.org/wordprocessingml/2006/main" xmlns:w14="http://schemas.microsoft.com/office/word/2010/wordml" xmlns:w15="http://schemas.microsoft.com/office/word/2012/wordml" xmlns:w16cex="http://schemas.microsoft.com/office/word/2018/wordml/cex" xmlns:w16cid="http://schemas.microsoft.com/office/word/2016/wordml/cid" xmlns:w16="http://schemas.microsoft.com/office/word/2018/wordml" xmlns:w16du="http://schemas.microsoft.com/office/word/2023/wordml/word16du" xmlns:w16sdtdh="http://schemas.microsoft.com/office/word/2020/wordml/sdtdatahash" xmlns:w16sdtfl="http://schemas.microsoft.com/office/word/2024/wordml/sdtformatlock" xmlns:w16se="http://schemas.microsoft.com/office/word/2015/wordml/symex" xmlns:wpg="http://schemas.microsoft.com/office/word/2010/wordprocessingGroup" xmlns:wpi="http://schemas.microsoft.com/office/word/2010/wordprocessingInk" xmlns:wne="http://schemas.microsoft.com/office/word/2006/wordml" xmlns:wps="http://schemas.microsoft.com/office/word/2010/wordprocessingShape" mc:Ignorable="w14 w15 w16se w16cid w16 w16cex w16sdtdh w16sdtfl w16du wp14">
   <w:body>
     <w:p>
       <w:pPr>
@@ -8,16 +8,7 @@
         <w:jc w:val="center"/>
       </w:pPr>
       <w:r>
-        <w:t xml:space="preserve">Stage </w:t>
-      </w:r>
-      <w:r>
-        <w:t>1</w:t>
-      </w:r>
-      <w:r>
-        <w:t xml:space="preserve"> Lab</w:t>
-      </w:r>
-      <w:r>
-        <w:t xml:space="preserve"> - Human vs AI: Building Your First SmartCare Prototype</w:t>
+        <w:t>Stage 1 Lab - Human vs AI: Building Your First SmartCare Prototype</w:t>
       </w:r>
     </w:p>
     <w:p>
@@ -36,7 +27,17 @@
         <w:t>Create and run a simple Python file</w:t>
       </w:r>
       <w:r>
-        <w:t xml:space="preserve"> with basic input,output and processing statements</w:t>
+        <w:t xml:space="preserve"> with basic </w:t>
+      </w:r>
+      <w:proofErr w:type="spellStart"/>
+      <w:proofErr w:type="gramStart"/>
+      <w:r>
+        <w:t>input,output</w:t>
+      </w:r>
+      <w:proofErr w:type="spellEnd"/>
+      <w:proofErr w:type="gramEnd"/>
+      <w:r>
+        <w:t xml:space="preserve"> and processing statements</w:t>
       </w:r>
     </w:p>
     <w:p>
@@ -103,10 +104,7 @@
     </w:p>
     <w:p>
       <w:r>
-        <w:t>stage</w:t>
-      </w:r>
-      <w:r>
-        <w:t>01/</w:t>
+        <w:t>stage01/</w:t>
       </w:r>
       <w:r>
         <w:br/>
@@ -145,24 +143,49 @@
     </w:p>
     <w:p>
       <w:r>
+        <w:t>Patient Name, Practitioner Name, and Appointment Time</w:t>
+      </w:r>
+    </w:p>
+    <w:p>
+      <w:r>
         <w:t>What functions might be useful?</w:t>
       </w:r>
     </w:p>
     <w:p>
       <w:r>
+        <w:t>In this project there would be good use for functions to store the data,</w:t>
+      </w:r>
+      <w:r>
+        <w:t xml:space="preserve"> and to display it.</w:t>
+      </w:r>
+    </w:p>
+    <w:p>
+      <w:r>
         <w:t>What could go wrong?</w:t>
       </w:r>
     </w:p>
     <w:p>
       <w:r>
+        <w:t>Human Error – False inputs</w:t>
+      </w:r>
+    </w:p>
+    <w:p>
+      <w:r>
+        <w:t xml:space="preserve">Incorrect storing of data – </w:t>
+      </w:r>
+    </w:p>
+    <w:p>
+      <w:r>
         <w:t>What requirements are unclear?</w:t>
       </w:r>
     </w:p>
+    <w:p/>
     <w:p>
       <w:pPr>
         <w:pStyle w:val="Heading1"/>
       </w:pPr>
       <w:r>
+        <w:lastRenderedPageBreak/>
         <w:t>Part B - Build a Human-Written Prototype: AI OFF</w:t>
       </w:r>
     </w:p>
@@ -196,7 +219,27 @@
           <w:b/>
           <w:bCs/>
         </w:rPr>
-        <w:t># Create and run a simple Python file with basic input,output statements</w:t>
+        <w:t xml:space="preserve"># Create and run a simple Python file with basic </w:t>
+      </w:r>
+      <w:proofErr w:type="spellStart"/>
+      <w:proofErr w:type="gramStart"/>
+      <w:r>
+        <w:rPr>
+          <w:rFonts w:ascii="Courier New" w:hAnsi="Courier New" w:cs="Courier New"/>
+          <w:b/>
+          <w:bCs/>
+        </w:rPr>
+        <w:t>input,output</w:t>
+      </w:r>
+      <w:proofErr w:type="spellEnd"/>
+      <w:proofErr w:type="gramEnd"/>
+      <w:r>
+        <w:rPr>
+          <w:rFonts w:ascii="Courier New" w:hAnsi="Courier New" w:cs="Courier New"/>
+          <w:b/>
+          <w:bCs/>
+        </w:rPr>
+        <w:t xml:space="preserve"> statements</w:t>
       </w:r>
     </w:p>
     <w:p>
@@ -218,20 +261,30 @@
           <w:bCs/>
         </w:rPr>
       </w:pPr>
+      <w:proofErr w:type="gramStart"/>
       <w:r>
         <w:rPr>
           <w:rFonts w:ascii="Courier New" w:hAnsi="Courier New" w:cs="Courier New"/>
           <w:b/>
           <w:bCs/>
         </w:rPr>
-        <w:t xml:space="preserve">print("Welcome to SmartCare: Community Clinic </w:t>
-      </w:r>
+        <w:t>print(</w:t>
+      </w:r>
+      <w:proofErr w:type="gramEnd"/>
       <w:r>
         <w:rPr>
           <w:rFonts w:ascii="Courier New" w:hAnsi="Courier New" w:cs="Courier New"/>
           <w:b/>
           <w:bCs/>
         </w:rPr>
+        <w:t xml:space="preserve">"Welcome to SmartCare: Community Clinic </w:t>
+      </w:r>
+      <w:r>
+        <w:rPr>
+          <w:rFonts w:ascii="Courier New" w:hAnsi="Courier New" w:cs="Courier New"/>
+          <w:b/>
+          <w:bCs/>
+        </w:rPr>
         <w:t>Appointment Booking</w:t>
       </w:r>
       <w:r>
@@ -334,14 +387,33 @@
           <w:bCs/>
         </w:rPr>
       </w:pPr>
+      <w:proofErr w:type="gramStart"/>
       <w:r>
         <w:rPr>
           <w:rFonts w:ascii="Courier New" w:hAnsi="Courier New" w:cs="Courier New"/>
           <w:b/>
           <w:bCs/>
         </w:rPr>
-        <w:lastRenderedPageBreak/>
-        <w:t>print(f"Patient: {patient1_name} | Practitioner: {practitioner1_name} | Time: {appointment1_time}")</w:t>
+        <w:t>print(</w:t>
+      </w:r>
+      <w:proofErr w:type="spellStart"/>
+      <w:proofErr w:type="gramEnd"/>
+      <w:r>
+        <w:rPr>
+          <w:rFonts w:ascii="Courier New" w:hAnsi="Courier New" w:cs="Courier New"/>
+          <w:b/>
+          <w:bCs/>
+        </w:rPr>
+        <w:t>f"Patient</w:t>
+      </w:r>
+      <w:proofErr w:type="spellEnd"/>
+      <w:r>
+        <w:rPr>
+          <w:rFonts w:ascii="Courier New" w:hAnsi="Courier New" w:cs="Courier New"/>
+          <w:b/>
+          <w:bCs/>
+        </w:rPr>
+        <w:t>: {patient1_name} | Practitioner: {practitioner1_name} | Time: {appointment1_time}")</w:t>
       </w:r>
     </w:p>
     <w:p>
@@ -435,13 +507,33 @@
           <w:bCs/>
         </w:rPr>
       </w:pPr>
+      <w:proofErr w:type="gramStart"/>
       <w:r>
         <w:rPr>
           <w:rFonts w:ascii="Courier New" w:hAnsi="Courier New" w:cs="Courier New"/>
           <w:b/>
           <w:bCs/>
         </w:rPr>
-        <w:t>print(f"Patient: {patient2_name} | Practitioner: {practitioner2_name} | Time: {appointment2_time}")</w:t>
+        <w:t>print(</w:t>
+      </w:r>
+      <w:proofErr w:type="spellStart"/>
+      <w:proofErr w:type="gramEnd"/>
+      <w:r>
+        <w:rPr>
+          <w:rFonts w:ascii="Courier New" w:hAnsi="Courier New" w:cs="Courier New"/>
+          <w:b/>
+          <w:bCs/>
+        </w:rPr>
+        <w:t>f"Patient</w:t>
+      </w:r>
+      <w:proofErr w:type="spellEnd"/>
+      <w:r>
+        <w:rPr>
+          <w:rFonts w:ascii="Courier New" w:hAnsi="Courier New" w:cs="Courier New"/>
+          <w:b/>
+          <w:bCs/>
+        </w:rPr>
+        <w:t>: {patient2_name} | Practitioner: {practitioner2_name} | Time: {appointment2_time}")</w:t>
       </w:r>
     </w:p>
     <w:p>
@@ -551,7 +643,98 @@
           <w:bCs/>
           <w:lang w:val="en-AU"/>
         </w:rPr>
-        <w:t>def book_appointment(patient_name, practitioner_name, appointment_time):</w:t>
+        <w:t xml:space="preserve">def </w:t>
+      </w:r>
+      <w:proofErr w:type="spellStart"/>
+      <w:r>
+        <w:rPr>
+          <w:rFonts w:ascii="Courier New" w:hAnsi="Courier New" w:cs="Courier New"/>
+          <w:b/>
+          <w:bCs/>
+          <w:lang w:val="en-AU"/>
+        </w:rPr>
+        <w:t>book_</w:t>
+      </w:r>
+      <w:proofErr w:type="gramStart"/>
+      <w:r>
+        <w:rPr>
+          <w:rFonts w:ascii="Courier New" w:hAnsi="Courier New" w:cs="Courier New"/>
+          <w:b/>
+          <w:bCs/>
+          <w:lang w:val="en-AU"/>
+        </w:rPr>
+        <w:t>appointment</w:t>
+      </w:r>
+      <w:proofErr w:type="spellEnd"/>
+      <w:r>
+        <w:rPr>
+          <w:rFonts w:ascii="Courier New" w:hAnsi="Courier New" w:cs="Courier New"/>
+          <w:b/>
+          <w:bCs/>
+          <w:lang w:val="en-AU"/>
+        </w:rPr>
+        <w:t>(</w:t>
+      </w:r>
+      <w:proofErr w:type="spellStart"/>
+      <w:proofErr w:type="gramEnd"/>
+      <w:r>
+        <w:rPr>
+          <w:rFonts w:ascii="Courier New" w:hAnsi="Courier New" w:cs="Courier New"/>
+          <w:b/>
+          <w:bCs/>
+          <w:lang w:val="en-AU"/>
+        </w:rPr>
+        <w:t>patient_name</w:t>
+      </w:r>
+      <w:proofErr w:type="spellEnd"/>
+      <w:r>
+        <w:rPr>
+          <w:rFonts w:ascii="Courier New" w:hAnsi="Courier New" w:cs="Courier New"/>
+          <w:b/>
+          <w:bCs/>
+          <w:lang w:val="en-AU"/>
+        </w:rPr>
+        <w:t xml:space="preserve">, </w:t>
+      </w:r>
+      <w:proofErr w:type="spellStart"/>
+      <w:r>
+        <w:rPr>
+          <w:rFonts w:ascii="Courier New" w:hAnsi="Courier New" w:cs="Courier New"/>
+          <w:b/>
+          <w:bCs/>
+          <w:lang w:val="en-AU"/>
+        </w:rPr>
+        <w:t>practitioner_name</w:t>
+      </w:r>
+      <w:proofErr w:type="spellEnd"/>
+      <w:r>
+        <w:rPr>
+          <w:rFonts w:ascii="Courier New" w:hAnsi="Courier New" w:cs="Courier New"/>
+          <w:b/>
+          <w:bCs/>
+          <w:lang w:val="en-AU"/>
+        </w:rPr>
+        <w:t xml:space="preserve">, </w:t>
+      </w:r>
+      <w:proofErr w:type="spellStart"/>
+      <w:r>
+        <w:rPr>
+          <w:rFonts w:ascii="Courier New" w:hAnsi="Courier New" w:cs="Courier New"/>
+          <w:b/>
+          <w:bCs/>
+          <w:lang w:val="en-AU"/>
+        </w:rPr>
+        <w:t>appointment_time</w:t>
+      </w:r>
+      <w:proofErr w:type="spellEnd"/>
+      <w:r>
+        <w:rPr>
+          <w:rFonts w:ascii="Courier New" w:hAnsi="Courier New" w:cs="Courier New"/>
+          <w:b/>
+          <w:bCs/>
+          <w:lang w:val="en-AU"/>
+        </w:rPr>
+        <w:t>):</w:t>
       </w:r>
     </w:p>
     <w:p>
@@ -571,7 +754,27 @@
           <w:bCs/>
           <w:lang w:val="en-AU"/>
         </w:rPr>
-        <w:t>    if not patient_name:</w:t>
+        <w:t xml:space="preserve">    if not </w:t>
+      </w:r>
+      <w:proofErr w:type="spellStart"/>
+      <w:r>
+        <w:rPr>
+          <w:rFonts w:ascii="Courier New" w:hAnsi="Courier New" w:cs="Courier New"/>
+          <w:b/>
+          <w:bCs/>
+          <w:lang w:val="en-AU"/>
+        </w:rPr>
+        <w:t>patient_name</w:t>
+      </w:r>
+      <w:proofErr w:type="spellEnd"/>
+      <w:r>
+        <w:rPr>
+          <w:rFonts w:ascii="Courier New" w:hAnsi="Courier New" w:cs="Courier New"/>
+          <w:b/>
+          <w:bCs/>
+          <w:lang w:val="en-AU"/>
+        </w:rPr>
+        <w:t>:</w:t>
       </w:r>
     </w:p>
     <w:p>
@@ -591,7 +794,38 @@
           <w:bCs/>
           <w:lang w:val="en-AU"/>
         </w:rPr>
-        <w:t>        raise ValueError("Patient name cannot be empty")</w:t>
+        <w:t xml:space="preserve">        raise </w:t>
+      </w:r>
+      <w:proofErr w:type="spellStart"/>
+      <w:proofErr w:type="gramStart"/>
+      <w:r>
+        <w:rPr>
+          <w:rFonts w:ascii="Courier New" w:hAnsi="Courier New" w:cs="Courier New"/>
+          <w:b/>
+          <w:bCs/>
+          <w:lang w:val="en-AU"/>
+        </w:rPr>
+        <w:t>ValueError</w:t>
+      </w:r>
+      <w:proofErr w:type="spellEnd"/>
+      <w:r>
+        <w:rPr>
+          <w:rFonts w:ascii="Courier New" w:hAnsi="Courier New" w:cs="Courier New"/>
+          <w:b/>
+          <w:bCs/>
+          <w:lang w:val="en-AU"/>
+        </w:rPr>
+        <w:t>(</w:t>
+      </w:r>
+      <w:proofErr w:type="gramEnd"/>
+      <w:r>
+        <w:rPr>
+          <w:rFonts w:ascii="Courier New" w:hAnsi="Courier New" w:cs="Courier New"/>
+          <w:b/>
+          <w:bCs/>
+          <w:lang w:val="en-AU"/>
+        </w:rPr>
+        <w:t>"Patient name cannot be empty")</w:t>
       </w:r>
     </w:p>
     <w:p>
@@ -631,7 +865,27 @@
           <w:bCs/>
           <w:lang w:val="en-AU"/>
         </w:rPr>
-        <w:t>        "patient": patient_name,</w:t>
+        <w:t xml:space="preserve">        "patient": </w:t>
+      </w:r>
+      <w:proofErr w:type="spellStart"/>
+      <w:r>
+        <w:rPr>
+          <w:rFonts w:ascii="Courier New" w:hAnsi="Courier New" w:cs="Courier New"/>
+          <w:b/>
+          <w:bCs/>
+          <w:lang w:val="en-AU"/>
+        </w:rPr>
+        <w:t>patient_name</w:t>
+      </w:r>
+      <w:proofErr w:type="spellEnd"/>
+      <w:r>
+        <w:rPr>
+          <w:rFonts w:ascii="Courier New" w:hAnsi="Courier New" w:cs="Courier New"/>
+          <w:b/>
+          <w:bCs/>
+          <w:lang w:val="en-AU"/>
+        </w:rPr>
+        <w:t>,</w:t>
       </w:r>
     </w:p>
     <w:p>
@@ -651,7 +905,27 @@
           <w:bCs/>
           <w:lang w:val="en-AU"/>
         </w:rPr>
-        <w:t>        "practitioner": practitioner_name,</w:t>
+        <w:t xml:space="preserve">        "practitioner": </w:t>
+      </w:r>
+      <w:proofErr w:type="spellStart"/>
+      <w:r>
+        <w:rPr>
+          <w:rFonts w:ascii="Courier New" w:hAnsi="Courier New" w:cs="Courier New"/>
+          <w:b/>
+          <w:bCs/>
+          <w:lang w:val="en-AU"/>
+        </w:rPr>
+        <w:t>practitioner_name</w:t>
+      </w:r>
+      <w:proofErr w:type="spellEnd"/>
+      <w:r>
+        <w:rPr>
+          <w:rFonts w:ascii="Courier New" w:hAnsi="Courier New" w:cs="Courier New"/>
+          <w:b/>
+          <w:bCs/>
+          <w:lang w:val="en-AU"/>
+        </w:rPr>
+        <w:t>,</w:t>
       </w:r>
     </w:p>
     <w:p>
@@ -671,8 +945,19 @@
           <w:bCs/>
           <w:lang w:val="en-AU"/>
         </w:rPr>
-        <w:t>        "time": appointment_time</w:t>
-      </w:r>
+        <w:t xml:space="preserve">        "time": </w:t>
+      </w:r>
+      <w:proofErr w:type="spellStart"/>
+      <w:r>
+        <w:rPr>
+          <w:rFonts w:ascii="Courier New" w:hAnsi="Courier New" w:cs="Courier New"/>
+          <w:b/>
+          <w:bCs/>
+          <w:lang w:val="en-AU"/>
+        </w:rPr>
+        <w:t>appointment_time</w:t>
+      </w:r>
+      <w:proofErr w:type="spellEnd"/>
     </w:p>
     <w:p>
       <w:pPr>
@@ -711,7 +996,29 @@
           <w:bCs/>
           <w:lang w:val="en-AU"/>
         </w:rPr>
-        <w:t>    appointments.append(appointment)</w:t>
+        <w:t xml:space="preserve">    </w:t>
+      </w:r>
+      <w:proofErr w:type="spellStart"/>
+      <w:proofErr w:type="gramStart"/>
+      <w:r>
+        <w:rPr>
+          <w:rFonts w:ascii="Courier New" w:hAnsi="Courier New" w:cs="Courier New"/>
+          <w:b/>
+          <w:bCs/>
+          <w:lang w:val="en-AU"/>
+        </w:rPr>
+        <w:t>appointments.append</w:t>
+      </w:r>
+      <w:proofErr w:type="spellEnd"/>
+      <w:proofErr w:type="gramEnd"/>
+      <w:r>
+        <w:rPr>
+          <w:rFonts w:ascii="Courier New" w:hAnsi="Courier New" w:cs="Courier New"/>
+          <w:b/>
+          <w:bCs/>
+          <w:lang w:val="en-AU"/>
+        </w:rPr>
+        <w:t>(appointment)</w:t>
       </w:r>
     </w:p>
     <w:p>
@@ -742,7 +1049,47 @@
           <w:bCs/>
           <w:lang w:val="en-AU"/>
         </w:rPr>
-        <w:t>def display_appointments():</w:t>
+        <w:t xml:space="preserve">def </w:t>
+      </w:r>
+      <w:proofErr w:type="spellStart"/>
+      <w:r>
+        <w:rPr>
+          <w:rFonts w:ascii="Courier New" w:hAnsi="Courier New" w:cs="Courier New"/>
+          <w:b/>
+          <w:bCs/>
+          <w:lang w:val="en-AU"/>
+        </w:rPr>
+        <w:t>display_</w:t>
+      </w:r>
+      <w:proofErr w:type="gramStart"/>
+      <w:r>
+        <w:rPr>
+          <w:rFonts w:ascii="Courier New" w:hAnsi="Courier New" w:cs="Courier New"/>
+          <w:b/>
+          <w:bCs/>
+          <w:lang w:val="en-AU"/>
+        </w:rPr>
+        <w:t>appointments</w:t>
+      </w:r>
+      <w:proofErr w:type="spellEnd"/>
+      <w:r>
+        <w:rPr>
+          <w:rFonts w:ascii="Courier New" w:hAnsi="Courier New" w:cs="Courier New"/>
+          <w:b/>
+          <w:bCs/>
+          <w:lang w:val="en-AU"/>
+        </w:rPr>
+        <w:t>(</w:t>
+      </w:r>
+      <w:proofErr w:type="gramEnd"/>
+      <w:r>
+        <w:rPr>
+          <w:rFonts w:ascii="Courier New" w:hAnsi="Courier New" w:cs="Courier New"/>
+          <w:b/>
+          <w:bCs/>
+          <w:lang w:val="en-AU"/>
+        </w:rPr>
+        <w:t>):</w:t>
       </w:r>
     </w:p>
     <w:p>
@@ -782,7 +1129,27 @@
           <w:bCs/>
           <w:lang w:val="en-AU"/>
         </w:rPr>
-        <w:t>        print("No appointments recorded.")</w:t>
+        <w:t xml:space="preserve">        </w:t>
+      </w:r>
+      <w:proofErr w:type="gramStart"/>
+      <w:r>
+        <w:rPr>
+          <w:rFonts w:ascii="Courier New" w:hAnsi="Courier New" w:cs="Courier New"/>
+          <w:b/>
+          <w:bCs/>
+          <w:lang w:val="en-AU"/>
+        </w:rPr>
+        <w:t>print(</w:t>
+      </w:r>
+      <w:proofErr w:type="gramEnd"/>
+      <w:r>
+        <w:rPr>
+          <w:rFonts w:ascii="Courier New" w:hAnsi="Courier New" w:cs="Courier New"/>
+          <w:b/>
+          <w:bCs/>
+          <w:lang w:val="en-AU"/>
+        </w:rPr>
+        <w:t>"No appointments recorded.")</w:t>
       </w:r>
     </w:p>
     <w:p>
@@ -842,7 +1209,38 @@
           <w:bCs/>
           <w:lang w:val="en-AU"/>
         </w:rPr>
-        <w:t>        print(f"Patient: {appointment['patient']} | Practitioner: {appointment['practitioner']} | Time: {appointment['time']}")</w:t>
+        <w:t xml:space="preserve">        </w:t>
+      </w:r>
+      <w:proofErr w:type="gramStart"/>
+      <w:r>
+        <w:rPr>
+          <w:rFonts w:ascii="Courier New" w:hAnsi="Courier New" w:cs="Courier New"/>
+          <w:b/>
+          <w:bCs/>
+          <w:lang w:val="en-AU"/>
+        </w:rPr>
+        <w:t>print(</w:t>
+      </w:r>
+      <w:proofErr w:type="spellStart"/>
+      <w:proofErr w:type="gramEnd"/>
+      <w:r>
+        <w:rPr>
+          <w:rFonts w:ascii="Courier New" w:hAnsi="Courier New" w:cs="Courier New"/>
+          <w:b/>
+          <w:bCs/>
+          <w:lang w:val="en-AU"/>
+        </w:rPr>
+        <w:t>f"Patient</w:t>
+      </w:r>
+      <w:proofErr w:type="spellEnd"/>
+      <w:r>
+        <w:rPr>
+          <w:rFonts w:ascii="Courier New" w:hAnsi="Courier New" w:cs="Courier New"/>
+          <w:b/>
+          <w:bCs/>
+          <w:lang w:val="en-AU"/>
+        </w:rPr>
+        <w:t>: {appointment['patient']} | Practitioner: {appointment['practitioner']} | Time: {appointment['time']}")</w:t>
       </w:r>
     </w:p>
     <w:p>
@@ -866,6 +1264,7 @@
           <w:lang w:val="en-AU"/>
         </w:rPr>
       </w:pPr>
+      <w:proofErr w:type="gramStart"/>
       <w:r>
         <w:rPr>
           <w:rFonts w:ascii="Courier New" w:hAnsi="Courier New" w:cs="Courier New"/>
@@ -873,7 +1272,17 @@
           <w:bCs/>
           <w:lang w:val="en-AU"/>
         </w:rPr>
-        <w:t>print("Welcome to SmartCare: The Clinical Appointment Booking System!")</w:t>
+        <w:t>print(</w:t>
+      </w:r>
+      <w:proofErr w:type="gramEnd"/>
+      <w:r>
+        <w:rPr>
+          <w:rFonts w:ascii="Courier New" w:hAnsi="Courier New" w:cs="Courier New"/>
+          <w:b/>
+          <w:bCs/>
+          <w:lang w:val="en-AU"/>
+        </w:rPr>
+        <w:t>"Welcome to SmartCare: The Clinical Appointment Booking System!")</w:t>
       </w:r>
     </w:p>
     <w:p>
@@ -886,6 +1295,7 @@
           <w:lang w:val="en-AU"/>
         </w:rPr>
       </w:pPr>
+      <w:proofErr w:type="spellStart"/>
       <w:r>
         <w:rPr>
           <w:rFonts w:ascii="Courier New" w:hAnsi="Courier New" w:cs="Courier New"/>
@@ -893,7 +1303,37 @@
           <w:bCs/>
           <w:lang w:val="en-AU"/>
         </w:rPr>
-        <w:t>book_appointment('Alice Smith', 'Dr. John Doe', '2024-07-20 10:00 AM')</w:t>
+        <w:t>book_</w:t>
+      </w:r>
+      <w:proofErr w:type="gramStart"/>
+      <w:r>
+        <w:rPr>
+          <w:rFonts w:ascii="Courier New" w:hAnsi="Courier New" w:cs="Courier New"/>
+          <w:b/>
+          <w:bCs/>
+          <w:lang w:val="en-AU"/>
+        </w:rPr>
+        <w:t>appointment</w:t>
+      </w:r>
+      <w:proofErr w:type="spellEnd"/>
+      <w:r>
+        <w:rPr>
+          <w:rFonts w:ascii="Courier New" w:hAnsi="Courier New" w:cs="Courier New"/>
+          <w:b/>
+          <w:bCs/>
+          <w:lang w:val="en-AU"/>
+        </w:rPr>
+        <w:t>(</w:t>
+      </w:r>
+      <w:proofErr w:type="gramEnd"/>
+      <w:r>
+        <w:rPr>
+          <w:rFonts w:ascii="Courier New" w:hAnsi="Courier New" w:cs="Courier New"/>
+          <w:b/>
+          <w:bCs/>
+          <w:lang w:val="en-AU"/>
+        </w:rPr>
+        <w:t>'Alice Smith', 'Dr. John Doe', '2024-07-20 10:00 AM')</w:t>
       </w:r>
     </w:p>
     <w:p>
@@ -906,6 +1346,7 @@
           <w:lang w:val="en-AU"/>
         </w:rPr>
       </w:pPr>
+      <w:proofErr w:type="spellStart"/>
       <w:r>
         <w:rPr>
           <w:rFonts w:ascii="Courier New" w:hAnsi="Courier New" w:cs="Courier New"/>
@@ -913,7 +1354,37 @@
           <w:bCs/>
           <w:lang w:val="en-AU"/>
         </w:rPr>
-        <w:t>book_appointment('Bob Johnson', 'Dr. Jane Roe', '2024-07-20 11:30 AM')</w:t>
+        <w:t>book_</w:t>
+      </w:r>
+      <w:proofErr w:type="gramStart"/>
+      <w:r>
+        <w:rPr>
+          <w:rFonts w:ascii="Courier New" w:hAnsi="Courier New" w:cs="Courier New"/>
+          <w:b/>
+          <w:bCs/>
+          <w:lang w:val="en-AU"/>
+        </w:rPr>
+        <w:t>appointment</w:t>
+      </w:r>
+      <w:proofErr w:type="spellEnd"/>
+      <w:r>
+        <w:rPr>
+          <w:rFonts w:ascii="Courier New" w:hAnsi="Courier New" w:cs="Courier New"/>
+          <w:b/>
+          <w:bCs/>
+          <w:lang w:val="en-AU"/>
+        </w:rPr>
+        <w:t>(</w:t>
+      </w:r>
+      <w:proofErr w:type="gramEnd"/>
+      <w:r>
+        <w:rPr>
+          <w:rFonts w:ascii="Courier New" w:hAnsi="Courier New" w:cs="Courier New"/>
+          <w:b/>
+          <w:bCs/>
+          <w:lang w:val="en-AU"/>
+        </w:rPr>
+        <w:t>'Bob Johnson', 'Dr. Jane Roe', '2024-07-20 11:30 AM')</w:t>
       </w:r>
     </w:p>
     <w:p>
@@ -926,6 +1397,7 @@
           <w:lang w:val="en-AU"/>
         </w:rPr>
       </w:pPr>
+      <w:proofErr w:type="spellStart"/>
       <w:r>
         <w:rPr>
           <w:rFonts w:ascii="Courier New" w:hAnsi="Courier New" w:cs="Courier New"/>
@@ -933,7 +1405,38 @@
           <w:bCs/>
           <w:lang w:val="en-AU"/>
         </w:rPr>
-        <w:t>display_appointments()</w:t>
+        <w:lastRenderedPageBreak/>
+        <w:t>display_</w:t>
+      </w:r>
+      <w:proofErr w:type="gramStart"/>
+      <w:r>
+        <w:rPr>
+          <w:rFonts w:ascii="Courier New" w:hAnsi="Courier New" w:cs="Courier New"/>
+          <w:b/>
+          <w:bCs/>
+          <w:lang w:val="en-AU"/>
+        </w:rPr>
+        <w:t>appointments</w:t>
+      </w:r>
+      <w:proofErr w:type="spellEnd"/>
+      <w:r>
+        <w:rPr>
+          <w:rFonts w:ascii="Courier New" w:hAnsi="Courier New" w:cs="Courier New"/>
+          <w:b/>
+          <w:bCs/>
+          <w:lang w:val="en-AU"/>
+        </w:rPr>
+        <w:t>(</w:t>
+      </w:r>
+      <w:proofErr w:type="gramEnd"/>
+      <w:r>
+        <w:rPr>
+          <w:rFonts w:ascii="Courier New" w:hAnsi="Courier New" w:cs="Courier New"/>
+          <w:b/>
+          <w:bCs/>
+          <w:lang w:val="en-AU"/>
+        </w:rPr>
+        <w:t>)</w:t>
       </w:r>
     </w:p>
     <w:p/>
@@ -947,22 +1450,199 @@
         <w:rPr>
           <w:color w:val="C00000"/>
         </w:rPr>
-        <w:t>^ Now, run  both programs , and identify at least five limitations.</w:t>
-      </w:r>
-    </w:p>
-    <w:p>
-      <w:pPr>
+        <w:t xml:space="preserve">^ Now, </w:t>
+      </w:r>
+      <w:proofErr w:type="gramStart"/>
+      <w:r>
         <w:rPr>
           <w:color w:val="C00000"/>
         </w:rPr>
-      </w:pPr>
+        <w:t>run  both</w:t>
+      </w:r>
+      <w:proofErr w:type="gramEnd"/>
+      <w:r>
+        <w:rPr>
+          <w:color w:val="C00000"/>
+        </w:rPr>
+        <w:t xml:space="preserve"> </w:t>
+      </w:r>
+      <w:proofErr w:type="gramStart"/>
+      <w:r>
+        <w:rPr>
+          <w:color w:val="C00000"/>
+        </w:rPr>
+        <w:t>programs ,</w:t>
+      </w:r>
+      <w:proofErr w:type="gramEnd"/>
+      <w:r>
+        <w:rPr>
+          <w:color w:val="C00000"/>
+        </w:rPr>
+        <w:t xml:space="preserve"> and identify at least five limitations.</w:t>
+      </w:r>
+    </w:p>
+    <w:p>
+      <w:pPr>
+        <w:rPr>
+          <w:color w:val="000000" w:themeColor="text1"/>
+        </w:rPr>
+      </w:pPr>
+      <w:r>
+        <w:rPr>
+          <w:color w:val="000000" w:themeColor="text1"/>
+        </w:rPr>
+        <w:t xml:space="preserve">In these programs, </w:t>
+      </w:r>
+      <w:proofErr w:type="gramStart"/>
+      <w:r>
+        <w:rPr>
+          <w:color w:val="000000" w:themeColor="text1"/>
+        </w:rPr>
+        <w:t>both of them</w:t>
+      </w:r>
+      <w:proofErr w:type="gramEnd"/>
+      <w:r>
+        <w:rPr>
+          <w:color w:val="000000" w:themeColor="text1"/>
+        </w:rPr>
+        <w:t xml:space="preserve"> do not allow the </w:t>
+      </w:r>
+      <w:r>
+        <w:rPr>
+          <w:color w:val="000000" w:themeColor="text1"/>
+        </w:rPr>
+        <w:t xml:space="preserve">user to input any appointments, as the appointments are booked in through the program. With input functions this could be fixed. </w:t>
+      </w:r>
+    </w:p>
+    <w:p>
+      <w:pPr>
+        <w:rPr>
+          <w:color w:val="000000" w:themeColor="text1"/>
+        </w:rPr>
+      </w:pPr>
+      <w:r>
+        <w:rPr>
+          <w:color w:val="000000" w:themeColor="text1"/>
+        </w:rPr>
+        <w:t xml:space="preserve">Task 1 is quite bulky, there is no </w:t>
+      </w:r>
+      <w:r>
+        <w:rPr>
+          <w:color w:val="000000" w:themeColor="text1"/>
+        </w:rPr>
+        <w:t>list</w:t>
+      </w:r>
+      <w:r>
+        <w:rPr>
+          <w:color w:val="000000" w:themeColor="text1"/>
+        </w:rPr>
+        <w:t xml:space="preserve"> </w:t>
+      </w:r>
+      <w:r>
+        <w:rPr>
+          <w:color w:val="000000" w:themeColor="text1"/>
+        </w:rPr>
+        <w:t>dictionary</w:t>
+      </w:r>
+      <w:r>
+        <w:rPr>
+          <w:color w:val="000000" w:themeColor="text1"/>
+        </w:rPr>
+        <w:t xml:space="preserve"> to store the data in, and requires all variables to be declared separately, </w:t>
+      </w:r>
+      <w:r>
+        <w:rPr>
+          <w:color w:val="000000" w:themeColor="text1"/>
+        </w:rPr>
+        <w:t xml:space="preserve">which </w:t>
+      </w:r>
+      <w:r>
+        <w:rPr>
+          <w:color w:val="000000" w:themeColor="text1"/>
+        </w:rPr>
+        <w:t>is unnecessary and will waste time when accessing the appointments in the future.</w:t>
+      </w:r>
+    </w:p>
+    <w:p>
+      <w:pPr>
+        <w:rPr>
+          <w:color w:val="000000" w:themeColor="text1"/>
+        </w:rPr>
+      </w:pPr>
+      <w:r>
+        <w:rPr>
+          <w:color w:val="000000" w:themeColor="text1"/>
+        </w:rPr>
+        <w:t xml:space="preserve">Task 1 Enhanced </w:t>
+      </w:r>
+      <w:r>
+        <w:rPr>
+          <w:color w:val="000000" w:themeColor="text1"/>
+        </w:rPr>
+        <w:t xml:space="preserve">only checks if the Patient’s name is entered, not the practitioner’s name or the time of the appointment. This </w:t>
+      </w:r>
+      <w:r>
+        <w:rPr>
+          <w:color w:val="000000" w:themeColor="text1"/>
+        </w:rPr>
+        <w:t xml:space="preserve">will cause issues in the records in future appointment bookings, as it can cause double </w:t>
+      </w:r>
+      <w:r>
+        <w:rPr>
+          <w:color w:val="000000" w:themeColor="text1"/>
+        </w:rPr>
+        <w:t>booking</w:t>
+      </w:r>
+      <w:r>
+        <w:rPr>
+          <w:color w:val="000000" w:themeColor="text1"/>
+        </w:rPr>
+        <w:t xml:space="preserve"> times and practitioners without proper documentation.</w:t>
+      </w:r>
+    </w:p>
+    <w:p>
+      <w:pPr>
+        <w:rPr>
+          <w:color w:val="000000" w:themeColor="text1"/>
+        </w:rPr>
+      </w:pPr>
+      <w:r>
+        <w:rPr>
+          <w:color w:val="000000" w:themeColor="text1"/>
+        </w:rPr>
+        <w:t xml:space="preserve">Task 1 prints each variable and appointment separately, partially due to the lack of a list, however with proper formatting of the </w:t>
+      </w:r>
+      <w:r>
+        <w:rPr>
+          <w:color w:val="000000" w:themeColor="text1"/>
+        </w:rPr>
+        <w:t>print function the variables can all be printed with a single print statement inside a for loop. This would save time in typing out each print statement and reduce the number of errors that could occur with a misspelled variable.</w:t>
+      </w:r>
+    </w:p>
+    <w:p>
+      <w:pPr>
+        <w:rPr>
+          <w:color w:val="000000" w:themeColor="text1"/>
+        </w:rPr>
+      </w:pPr>
+      <w:r>
+        <w:rPr>
+          <w:color w:val="000000" w:themeColor="text1"/>
+        </w:rPr>
+        <w:t xml:space="preserve">There is no documentation in Task 1 Enhanced, whilst the program is better, there are no comments to provide context. Maybe comments are not needed because of </w:t>
+      </w:r>
+      <w:r>
+        <w:rPr>
+          <w:color w:val="000000" w:themeColor="text1"/>
+        </w:rPr>
+        <w:t>the helpful names of the variables, but comments would help explain the code better.</w:t>
+      </w:r>
     </w:p>
     <w:p>
       <w:pPr>
         <w:pStyle w:val="Heading1"/>
       </w:pPr>
       <w:r>
-        <w:lastRenderedPageBreak/>
         <w:t>Part C - Use AI as Tutor: AI ON</w:t>
       </w:r>
       <w:r>
@@ -1034,16 +1714,3261 @@
       </w:r>
     </w:p>
     <w:p>
+      <w:r>
+        <w:t>Using Microsoft CoPilot</w:t>
+      </w:r>
+      <w:r>
+        <w:t>, the prompt provided:</w:t>
+      </w:r>
+      <w:r>
+        <w:br/>
+        <w:t>I am a student studying an introductory software technology course. I have been provided with code and require help from you, as a Python tutor, to understand it. The program is a small appointment-booking application. Could you please:</w:t>
+      </w:r>
+    </w:p>
+    <w:p>
+      <w:r>
+        <w:t>1. Explain what the code does</w:t>
+      </w:r>
+    </w:p>
+    <w:p>
+      <w:r>
+        <w:t>2. Identify three limitations</w:t>
+      </w:r>
+    </w:p>
+    <w:p>
+      <w:r>
+        <w:t>3. Suggest improvements</w:t>
+      </w:r>
+    </w:p>
+    <w:p>
+      <w:r>
+        <w:t>4. Do not rewrite the whole application</w:t>
+      </w:r>
+    </w:p>
+    <w:p>
+      <w:r>
+        <w:lastRenderedPageBreak/>
+        <w:t>5. Ask me two questions to test my understanding</w:t>
+      </w:r>
+    </w:p>
+    <w:p>
+      <w:r>
+        <w:t>Following this was the code.</w:t>
+      </w:r>
+    </w:p>
+    <w:p/>
+    <w:p>
+      <w:r>
+        <w:t>AI Response:</w:t>
+      </w:r>
+    </w:p>
+    <w:p>
+      <w:pPr>
+        <w:rPr>
+          <w:b/>
+          <w:bCs/>
+          <w:lang w:val="en-AU"/>
+        </w:rPr>
+      </w:pPr>
+      <w:r>
+        <w:t>“</w:t>
+      </w:r>
+      <w:r>
+        <w:br/>
+      </w:r>
+      <w:r>
+        <w:rPr>
+          <w:b/>
+          <w:bCs/>
+          <w:lang w:val="en-AU"/>
+        </w:rPr>
+        <w:t>Here’s a clear, structured breakdown of your appointment</w:t>
+      </w:r>
+      <w:r>
+        <w:rPr>
+          <w:b/>
+          <w:bCs/>
+          <w:lang w:val="en-AU"/>
+        </w:rPr>
+        <w:noBreakHyphen/>
+        <w:t>booking program, keeping everything focused on understanding rather than rewriting the whole application.</w:t>
+      </w:r>
+    </w:p>
+    <w:p>
+      <w:pPr>
+        <w:rPr>
+          <w:b/>
+          <w:bCs/>
+          <w:lang w:val="en-AU"/>
+        </w:rPr>
+      </w:pPr>
+      <w:r>
+        <w:rPr>
+          <w:b/>
+          <w:bCs/>
+          <w:lang w:val="en-AU"/>
+        </w:rPr>
+        <w:t>1. What the code does (concise takeaway)</w:t>
+      </w:r>
+    </w:p>
+    <w:p>
+      <w:pPr>
+        <w:rPr>
+          <w:b/>
+          <w:bCs/>
+          <w:lang w:val="en-AU"/>
+        </w:rPr>
+      </w:pPr>
+      <w:r>
+        <w:rPr>
+          <w:b/>
+          <w:bCs/>
+          <w:lang w:val="en-AU"/>
+        </w:rPr>
+        <w:t>The program prints a welcome message, stores appointment details, and displays them. The enhanced version introduces lists, dictionaries, and functions to make appointment storage more flexible and reusable.</w:t>
+      </w:r>
+    </w:p>
+    <w:p>
+      <w:pPr>
+        <w:rPr>
+          <w:b/>
+          <w:bCs/>
+          <w:lang w:val="en-AU"/>
+        </w:rPr>
+      </w:pPr>
+      <w:r>
+        <w:rPr>
+          <w:b/>
+          <w:bCs/>
+          <w:lang w:val="en-AU"/>
+        </w:rPr>
+        <w:t>Expanded explanation</w:t>
+      </w:r>
+    </w:p>
+    <w:p>
+      <w:pPr>
+        <w:rPr>
+          <w:b/>
+          <w:bCs/>
+          <w:lang w:val="en-AU"/>
+        </w:rPr>
+      </w:pPr>
+      <w:r>
+        <w:rPr>
+          <w:b/>
+          <w:bCs/>
+          <w:lang w:val="en-AU"/>
+        </w:rPr>
+        <w:t>Basic version (task 1)</w:t>
+      </w:r>
+    </w:p>
+    <w:p>
+      <w:pPr>
+        <w:numPr>
+          <w:ilvl w:val="0"/>
+          <w:numId w:val="10"/>
+        </w:numPr>
+        <w:rPr>
+          <w:b/>
+          <w:bCs/>
+          <w:lang w:val="en-AU"/>
+        </w:rPr>
+      </w:pPr>
+      <w:r>
+        <w:rPr>
+          <w:b/>
+          <w:bCs/>
+          <w:lang w:val="en-AU"/>
+        </w:rPr>
+        <w:t>Prints a welcome message.</w:t>
+      </w:r>
+    </w:p>
+    <w:p>
+      <w:pPr>
+        <w:numPr>
+          <w:ilvl w:val="0"/>
+          <w:numId w:val="10"/>
+        </w:numPr>
+        <w:rPr>
+          <w:b/>
+          <w:bCs/>
+          <w:lang w:val="en-AU"/>
+        </w:rPr>
+      </w:pPr>
+      <w:r>
+        <w:rPr>
+          <w:b/>
+          <w:bCs/>
+          <w:lang w:val="en-AU"/>
+        </w:rPr>
+        <w:t>Stores two appointments using simple variables (patient1_name, practitioner1_name, etc.).</w:t>
+      </w:r>
+    </w:p>
+    <w:p>
+      <w:pPr>
+        <w:numPr>
+          <w:ilvl w:val="0"/>
+          <w:numId w:val="10"/>
+        </w:numPr>
+        <w:rPr>
+          <w:b/>
+          <w:bCs/>
+          <w:lang w:val="en-AU"/>
+        </w:rPr>
+      </w:pPr>
+      <w:r>
+        <w:rPr>
+          <w:b/>
+          <w:bCs/>
+          <w:lang w:val="en-AU"/>
+        </w:rPr>
+        <w:t>Prints each appointment using formatted strings.</w:t>
+      </w:r>
+    </w:p>
+    <w:p>
+      <w:pPr>
+        <w:numPr>
+          <w:ilvl w:val="0"/>
+          <w:numId w:val="10"/>
+        </w:numPr>
+        <w:rPr>
+          <w:b/>
+          <w:bCs/>
+          <w:lang w:val="en-AU"/>
+        </w:rPr>
+      </w:pPr>
+      <w:r>
+        <w:rPr>
+          <w:b/>
+          <w:bCs/>
+          <w:lang w:val="en-AU"/>
+        </w:rPr>
+        <w:t>This version is static: every appointment is hard</w:t>
+      </w:r>
+      <w:r>
+        <w:rPr>
+          <w:b/>
+          <w:bCs/>
+          <w:lang w:val="en-AU"/>
+        </w:rPr>
+        <w:noBreakHyphen/>
+        <w:t>coded.</w:t>
+      </w:r>
+    </w:p>
+    <w:p>
+      <w:pPr>
+        <w:rPr>
+          <w:b/>
+          <w:bCs/>
+          <w:lang w:val="en-AU"/>
+        </w:rPr>
+      </w:pPr>
+      <w:r>
+        <w:rPr>
+          <w:b/>
+          <w:bCs/>
+          <w:lang w:val="en-AU"/>
+        </w:rPr>
+        <w:t>Enhanced version (task1enhanced)</w:t>
+      </w:r>
+    </w:p>
+    <w:p>
+      <w:pPr>
+        <w:numPr>
+          <w:ilvl w:val="0"/>
+          <w:numId w:val="11"/>
+        </w:numPr>
+        <w:rPr>
+          <w:b/>
+          <w:bCs/>
+          <w:lang w:val="en-AU"/>
+        </w:rPr>
+      </w:pPr>
+      <w:r>
+        <w:rPr>
+          <w:b/>
+          <w:bCs/>
+          <w:lang w:val="en-AU"/>
+        </w:rPr>
+        <w:t>Creates an empty list called appointments.</w:t>
+      </w:r>
+    </w:p>
+    <w:p>
+      <w:pPr>
+        <w:numPr>
+          <w:ilvl w:val="0"/>
+          <w:numId w:val="11"/>
+        </w:numPr>
+        <w:rPr>
+          <w:b/>
+          <w:bCs/>
+          <w:lang w:val="en-AU"/>
+        </w:rPr>
+      </w:pPr>
+      <w:r>
+        <w:rPr>
+          <w:b/>
+          <w:bCs/>
+          <w:lang w:val="en-AU"/>
+        </w:rPr>
+        <w:t xml:space="preserve">Defines a function </w:t>
+      </w:r>
+      <w:proofErr w:type="spellStart"/>
+      <w:r>
+        <w:rPr>
+          <w:b/>
+          <w:bCs/>
+          <w:lang w:val="en-AU"/>
+        </w:rPr>
+        <w:t>book_</w:t>
+      </w:r>
+      <w:proofErr w:type="gramStart"/>
+      <w:r>
+        <w:rPr>
+          <w:b/>
+          <w:bCs/>
+          <w:lang w:val="en-AU"/>
+        </w:rPr>
+        <w:t>appointment</w:t>
+      </w:r>
+      <w:proofErr w:type="spellEnd"/>
+      <w:r>
+        <w:rPr>
+          <w:b/>
+          <w:bCs/>
+          <w:lang w:val="en-AU"/>
+        </w:rPr>
+        <w:t>(</w:t>
+      </w:r>
+      <w:proofErr w:type="gramEnd"/>
+      <w:r>
+        <w:rPr>
+          <w:b/>
+          <w:bCs/>
+          <w:lang w:val="en-AU"/>
+        </w:rPr>
+        <w:t>) that:</w:t>
+      </w:r>
+    </w:p>
+    <w:p>
+      <w:pPr>
+        <w:numPr>
+          <w:ilvl w:val="1"/>
+          <w:numId w:val="11"/>
+        </w:numPr>
+        <w:rPr>
+          <w:b/>
+          <w:bCs/>
+          <w:lang w:val="en-AU"/>
+        </w:rPr>
+      </w:pPr>
+      <w:r>
+        <w:rPr>
+          <w:b/>
+          <w:bCs/>
+          <w:lang w:val="en-AU"/>
+        </w:rPr>
+        <w:t xml:space="preserve">Validates the </w:t>
+      </w:r>
+      <w:proofErr w:type="gramStart"/>
+      <w:r>
+        <w:rPr>
+          <w:b/>
+          <w:bCs/>
+          <w:lang w:val="en-AU"/>
+        </w:rPr>
+        <w:t>patient</w:t>
+      </w:r>
+      <w:proofErr w:type="gramEnd"/>
+      <w:r>
+        <w:rPr>
+          <w:b/>
+          <w:bCs/>
+          <w:lang w:val="en-AU"/>
+        </w:rPr>
+        <w:t xml:space="preserve"> name.</w:t>
+      </w:r>
+    </w:p>
+    <w:p>
+      <w:pPr>
+        <w:numPr>
+          <w:ilvl w:val="1"/>
+          <w:numId w:val="11"/>
+        </w:numPr>
+        <w:rPr>
+          <w:b/>
+          <w:bCs/>
+          <w:lang w:val="en-AU"/>
+        </w:rPr>
+      </w:pPr>
+      <w:r>
+        <w:rPr>
+          <w:b/>
+          <w:bCs/>
+          <w:lang w:val="en-AU"/>
+        </w:rPr>
+        <w:t>Creates a dictionary representing an appointment.</w:t>
+      </w:r>
+    </w:p>
+    <w:p>
+      <w:pPr>
+        <w:numPr>
+          <w:ilvl w:val="1"/>
+          <w:numId w:val="11"/>
+        </w:numPr>
+        <w:rPr>
+          <w:b/>
+          <w:bCs/>
+          <w:lang w:val="en-AU"/>
+        </w:rPr>
+      </w:pPr>
+      <w:r>
+        <w:rPr>
+          <w:b/>
+          <w:bCs/>
+          <w:lang w:val="en-AU"/>
+        </w:rPr>
+        <w:t>Appends it to the appointments list.</w:t>
+      </w:r>
+    </w:p>
+    <w:p>
+      <w:pPr>
+        <w:numPr>
+          <w:ilvl w:val="0"/>
+          <w:numId w:val="11"/>
+        </w:numPr>
+        <w:rPr>
+          <w:b/>
+          <w:bCs/>
+          <w:lang w:val="en-AU"/>
+        </w:rPr>
+      </w:pPr>
+      <w:r>
+        <w:rPr>
+          <w:b/>
+          <w:bCs/>
+          <w:lang w:val="en-AU"/>
+        </w:rPr>
+        <w:t xml:space="preserve">Defines </w:t>
+      </w:r>
+      <w:proofErr w:type="spellStart"/>
+      <w:r>
+        <w:rPr>
+          <w:b/>
+          <w:bCs/>
+          <w:lang w:val="en-AU"/>
+        </w:rPr>
+        <w:t>display_</w:t>
+      </w:r>
+      <w:proofErr w:type="gramStart"/>
+      <w:r>
+        <w:rPr>
+          <w:b/>
+          <w:bCs/>
+          <w:lang w:val="en-AU"/>
+        </w:rPr>
+        <w:t>appointments</w:t>
+      </w:r>
+      <w:proofErr w:type="spellEnd"/>
+      <w:r>
+        <w:rPr>
+          <w:b/>
+          <w:bCs/>
+          <w:lang w:val="en-AU"/>
+        </w:rPr>
+        <w:t>(</w:t>
+      </w:r>
+      <w:proofErr w:type="gramEnd"/>
+      <w:r>
+        <w:rPr>
+          <w:b/>
+          <w:bCs/>
+          <w:lang w:val="en-AU"/>
+        </w:rPr>
+        <w:t>) to:</w:t>
+      </w:r>
+    </w:p>
+    <w:p>
+      <w:pPr>
+        <w:numPr>
+          <w:ilvl w:val="1"/>
+          <w:numId w:val="11"/>
+        </w:numPr>
+        <w:rPr>
+          <w:b/>
+          <w:bCs/>
+          <w:lang w:val="en-AU"/>
+        </w:rPr>
+      </w:pPr>
+      <w:r>
+        <w:rPr>
+          <w:b/>
+          <w:bCs/>
+          <w:lang w:val="en-AU"/>
+        </w:rPr>
+        <w:t>Print a message if no appointments exist.</w:t>
+      </w:r>
+    </w:p>
+    <w:p>
+      <w:pPr>
+        <w:numPr>
+          <w:ilvl w:val="1"/>
+          <w:numId w:val="11"/>
+        </w:numPr>
+        <w:rPr>
+          <w:b/>
+          <w:bCs/>
+          <w:lang w:val="en-AU"/>
+        </w:rPr>
+      </w:pPr>
+      <w:r>
+        <w:rPr>
+          <w:b/>
+          <w:bCs/>
+          <w:lang w:val="en-AU"/>
+        </w:rPr>
+        <w:t>Otherwise loop through the list and print each appointment.</w:t>
+      </w:r>
+    </w:p>
+    <w:p>
+      <w:pPr>
+        <w:numPr>
+          <w:ilvl w:val="0"/>
+          <w:numId w:val="11"/>
+        </w:numPr>
+        <w:rPr>
+          <w:b/>
+          <w:bCs/>
+          <w:lang w:val="en-AU"/>
+        </w:rPr>
+      </w:pPr>
+      <w:r>
+        <w:rPr>
+          <w:b/>
+          <w:bCs/>
+          <w:lang w:val="en-AU"/>
+        </w:rPr>
+        <w:t>Books two appointments using the function.</w:t>
+      </w:r>
+    </w:p>
+    <w:p>
+      <w:pPr>
+        <w:numPr>
+          <w:ilvl w:val="0"/>
+          <w:numId w:val="11"/>
+        </w:numPr>
+        <w:rPr>
+          <w:b/>
+          <w:bCs/>
+          <w:lang w:val="en-AU"/>
+        </w:rPr>
+      </w:pPr>
+      <w:r>
+        <w:rPr>
+          <w:b/>
+          <w:bCs/>
+          <w:lang w:val="en-AU"/>
+        </w:rPr>
+        <w:t>Displays all stored appointments.</w:t>
+      </w:r>
+    </w:p>
+    <w:p>
+      <w:pPr>
+        <w:rPr>
+          <w:b/>
+          <w:bCs/>
+          <w:lang w:val="en-AU"/>
+        </w:rPr>
+      </w:pPr>
+      <w:r>
+        <w:rPr>
+          <w:b/>
+          <w:bCs/>
+          <w:lang w:val="en-AU"/>
+        </w:rPr>
+        <w:t>This version is more modular and scalable because it uses reusable functions and a data structure that can hold many appointments.</w:t>
+      </w:r>
+    </w:p>
+    <w:p>
+      <w:pPr>
+        <w:rPr>
+          <w:b/>
+          <w:bCs/>
+          <w:lang w:val="en-AU"/>
+        </w:rPr>
+      </w:pPr>
+      <w:r>
+        <w:rPr>
+          <w:b/>
+          <w:bCs/>
+          <w:lang w:val="en-AU"/>
+        </w:rPr>
+        <w:lastRenderedPageBreak/>
+        <w:t>2. Three limitations</w:t>
+      </w:r>
+    </w:p>
+    <w:p>
+      <w:pPr>
+        <w:numPr>
+          <w:ilvl w:val="0"/>
+          <w:numId w:val="12"/>
+        </w:numPr>
+        <w:rPr>
+          <w:b/>
+          <w:bCs/>
+          <w:lang w:val="en-AU"/>
+        </w:rPr>
+      </w:pPr>
+      <w:r>
+        <w:rPr>
+          <w:b/>
+          <w:bCs/>
+          <w:lang w:val="en-AU"/>
+        </w:rPr>
+        <w:t>No input from the user All appointments are hard</w:t>
+      </w:r>
+      <w:r>
+        <w:rPr>
+          <w:b/>
+          <w:bCs/>
+          <w:lang w:val="en-AU"/>
+        </w:rPr>
+        <w:noBreakHyphen/>
+        <w:t>coded; the user cannot enter their own details.</w:t>
+      </w:r>
+    </w:p>
+    <w:p>
+      <w:pPr>
+        <w:numPr>
+          <w:ilvl w:val="0"/>
+          <w:numId w:val="12"/>
+        </w:numPr>
+        <w:rPr>
+          <w:b/>
+          <w:bCs/>
+          <w:lang w:val="en-AU"/>
+        </w:rPr>
+      </w:pPr>
+      <w:r>
+        <w:rPr>
+          <w:b/>
+          <w:bCs/>
+          <w:lang w:val="en-AU"/>
+        </w:rPr>
+        <w:t>No validation beyond patient name It doesn’t check whether:</w:t>
+      </w:r>
+    </w:p>
+    <w:p>
+      <w:pPr>
+        <w:numPr>
+          <w:ilvl w:val="1"/>
+          <w:numId w:val="12"/>
+        </w:numPr>
+        <w:rPr>
+          <w:b/>
+          <w:bCs/>
+          <w:lang w:val="en-AU"/>
+        </w:rPr>
+      </w:pPr>
+      <w:r>
+        <w:rPr>
+          <w:b/>
+          <w:bCs/>
+          <w:lang w:val="en-AU"/>
+        </w:rPr>
+        <w:t xml:space="preserve">The </w:t>
+      </w:r>
+      <w:proofErr w:type="gramStart"/>
+      <w:r>
+        <w:rPr>
+          <w:b/>
+          <w:bCs/>
+          <w:lang w:val="en-AU"/>
+        </w:rPr>
+        <w:t>practitioner</w:t>
+      </w:r>
+      <w:proofErr w:type="gramEnd"/>
+      <w:r>
+        <w:rPr>
+          <w:b/>
+          <w:bCs/>
+          <w:lang w:val="en-AU"/>
+        </w:rPr>
+        <w:t xml:space="preserve"> name is empty</w:t>
+      </w:r>
+    </w:p>
+    <w:p>
+      <w:pPr>
+        <w:numPr>
+          <w:ilvl w:val="1"/>
+          <w:numId w:val="12"/>
+        </w:numPr>
+        <w:rPr>
+          <w:b/>
+          <w:bCs/>
+          <w:lang w:val="en-AU"/>
+        </w:rPr>
+      </w:pPr>
+      <w:r>
+        <w:rPr>
+          <w:b/>
+          <w:bCs/>
+          <w:lang w:val="en-AU"/>
+        </w:rPr>
+        <w:t>The time format is valid</w:t>
+      </w:r>
+    </w:p>
+    <w:p>
+      <w:pPr>
+        <w:numPr>
+          <w:ilvl w:val="1"/>
+          <w:numId w:val="12"/>
+        </w:numPr>
+        <w:rPr>
+          <w:b/>
+          <w:bCs/>
+          <w:lang w:val="en-AU"/>
+        </w:rPr>
+      </w:pPr>
+      <w:r>
+        <w:rPr>
+          <w:b/>
+          <w:bCs/>
+          <w:lang w:val="en-AU"/>
+        </w:rPr>
+        <w:t>Two appointments clash at the same time</w:t>
+      </w:r>
+    </w:p>
+    <w:p>
+      <w:pPr>
+        <w:numPr>
+          <w:ilvl w:val="0"/>
+          <w:numId w:val="12"/>
+        </w:numPr>
+        <w:rPr>
+          <w:b/>
+          <w:bCs/>
+          <w:lang w:val="en-AU"/>
+        </w:rPr>
+      </w:pPr>
+      <w:r>
+        <w:rPr>
+          <w:b/>
+          <w:bCs/>
+          <w:lang w:val="en-AU"/>
+        </w:rPr>
+        <w:t>Data disappears when the program ends Appointments are stored only in memory. There is no saving to a file or database.</w:t>
+      </w:r>
+    </w:p>
+    <w:p>
+      <w:pPr>
+        <w:rPr>
+          <w:b/>
+          <w:bCs/>
+          <w:lang w:val="en-AU"/>
+        </w:rPr>
+      </w:pPr>
+      <w:r>
+        <w:rPr>
+          <w:b/>
+          <w:bCs/>
+          <w:lang w:val="en-AU"/>
+        </w:rPr>
+        <w:t>3. Suggested improvements</w:t>
+      </w:r>
+    </w:p>
+    <w:p>
+      <w:pPr>
+        <w:numPr>
+          <w:ilvl w:val="0"/>
+          <w:numId w:val="13"/>
+        </w:numPr>
+        <w:rPr>
+          <w:b/>
+          <w:bCs/>
+          <w:lang w:val="en-AU"/>
+        </w:rPr>
+      </w:pPr>
+      <w:r>
+        <w:rPr>
+          <w:b/>
+          <w:bCs/>
+          <w:lang w:val="en-AU"/>
+        </w:rPr>
+        <w:t>Add user input Allow users to type in patient names, practitioner names, and times.</w:t>
+      </w:r>
+    </w:p>
+    <w:p>
+      <w:pPr>
+        <w:numPr>
+          <w:ilvl w:val="0"/>
+          <w:numId w:val="13"/>
+        </w:numPr>
+        <w:rPr>
+          <w:b/>
+          <w:bCs/>
+          <w:lang w:val="en-AU"/>
+        </w:rPr>
+      </w:pPr>
+      <w:r>
+        <w:rPr>
+          <w:b/>
+          <w:bCs/>
+          <w:lang w:val="en-AU"/>
+        </w:rPr>
+        <w:t>Add stronger validation Examples:</w:t>
+      </w:r>
+    </w:p>
+    <w:p>
+      <w:pPr>
+        <w:numPr>
+          <w:ilvl w:val="1"/>
+          <w:numId w:val="13"/>
+        </w:numPr>
+        <w:rPr>
+          <w:b/>
+          <w:bCs/>
+          <w:lang w:val="en-AU"/>
+        </w:rPr>
+      </w:pPr>
+      <w:r>
+        <w:rPr>
+          <w:b/>
+          <w:bCs/>
+          <w:lang w:val="en-AU"/>
+        </w:rPr>
+        <w:t>Ensure practitioner name is provided</w:t>
+      </w:r>
+    </w:p>
+    <w:p>
+      <w:pPr>
+        <w:numPr>
+          <w:ilvl w:val="1"/>
+          <w:numId w:val="13"/>
+        </w:numPr>
+        <w:rPr>
+          <w:b/>
+          <w:bCs/>
+          <w:lang w:val="en-AU"/>
+        </w:rPr>
+      </w:pPr>
+      <w:r>
+        <w:rPr>
+          <w:b/>
+          <w:bCs/>
+          <w:lang w:val="en-AU"/>
+        </w:rPr>
+        <w:t>Check for duplicate appointment times</w:t>
+      </w:r>
+    </w:p>
+    <w:p>
+      <w:pPr>
+        <w:numPr>
+          <w:ilvl w:val="1"/>
+          <w:numId w:val="13"/>
+        </w:numPr>
+        <w:rPr>
+          <w:b/>
+          <w:bCs/>
+          <w:lang w:val="en-AU"/>
+        </w:rPr>
+      </w:pPr>
+      <w:r>
+        <w:rPr>
+          <w:b/>
+          <w:bCs/>
+          <w:lang w:val="en-AU"/>
+        </w:rPr>
+        <w:t>Validate date/time format using datetime module</w:t>
+      </w:r>
+    </w:p>
+    <w:p>
+      <w:pPr>
+        <w:numPr>
+          <w:ilvl w:val="0"/>
+          <w:numId w:val="13"/>
+        </w:numPr>
+        <w:rPr>
+          <w:b/>
+          <w:bCs/>
+          <w:lang w:val="en-AU"/>
+        </w:rPr>
+      </w:pPr>
+      <w:r>
+        <w:rPr>
+          <w:b/>
+          <w:bCs/>
+          <w:lang w:val="en-AU"/>
+        </w:rPr>
+        <w:t>Persist data Save appointments to:</w:t>
+      </w:r>
+    </w:p>
+    <w:p>
+      <w:pPr>
+        <w:numPr>
+          <w:ilvl w:val="1"/>
+          <w:numId w:val="13"/>
+        </w:numPr>
+        <w:rPr>
+          <w:b/>
+          <w:bCs/>
+          <w:lang w:val="en-AU"/>
+        </w:rPr>
+      </w:pPr>
+      <w:r>
+        <w:rPr>
+          <w:b/>
+          <w:bCs/>
+          <w:lang w:val="en-AU"/>
+        </w:rPr>
+        <w:t>A text file</w:t>
+      </w:r>
+    </w:p>
+    <w:p>
+      <w:pPr>
+        <w:numPr>
+          <w:ilvl w:val="1"/>
+          <w:numId w:val="13"/>
+        </w:numPr>
+        <w:rPr>
+          <w:b/>
+          <w:bCs/>
+          <w:lang w:val="en-AU"/>
+        </w:rPr>
+      </w:pPr>
+      <w:r>
+        <w:rPr>
+          <w:b/>
+          <w:bCs/>
+          <w:lang w:val="en-AU"/>
+        </w:rPr>
+        <w:t>A JSON file</w:t>
+      </w:r>
+    </w:p>
+    <w:p>
+      <w:pPr>
+        <w:numPr>
+          <w:ilvl w:val="1"/>
+          <w:numId w:val="13"/>
+        </w:numPr>
+        <w:rPr>
+          <w:b/>
+          <w:bCs/>
+          <w:lang w:val="en-AU"/>
+        </w:rPr>
+      </w:pPr>
+      <w:r>
+        <w:rPr>
+          <w:b/>
+          <w:bCs/>
+          <w:lang w:val="en-AU"/>
+        </w:rPr>
+        <w:t>Or a small database (e.g., SQLite)</w:t>
+      </w:r>
+    </w:p>
+    <w:p>
+      <w:pPr>
+        <w:rPr>
+          <w:b/>
+          <w:bCs/>
+          <w:lang w:val="en-AU"/>
+        </w:rPr>
+      </w:pPr>
+      <w:r>
+        <w:rPr>
+          <w:b/>
+          <w:bCs/>
+          <w:lang w:val="en-AU"/>
+        </w:rPr>
+        <w:t>These improvements would make the program more realistic and usable in a real clinic scenario.</w:t>
+      </w:r>
+    </w:p>
+    <w:p>
+      <w:pPr>
+        <w:rPr>
+          <w:b/>
+          <w:bCs/>
+          <w:lang w:val="en-AU"/>
+        </w:rPr>
+      </w:pPr>
+      <w:r>
+        <w:rPr>
+          <w:b/>
+          <w:bCs/>
+          <w:lang w:val="en-AU"/>
+        </w:rPr>
+        <w:t>4. (As requested) No rewriting of the whole application</w:t>
+      </w:r>
+    </w:p>
+    <w:p>
+      <w:pPr>
+        <w:rPr>
+          <w:b/>
+          <w:bCs/>
+          <w:lang w:val="en-AU"/>
+        </w:rPr>
+      </w:pPr>
+      <w:r>
+        <w:rPr>
+          <w:b/>
+          <w:bCs/>
+          <w:lang w:val="en-AU"/>
+        </w:rPr>
+        <w:t>All suggestions are conceptual only.</w:t>
+      </w:r>
+    </w:p>
+    <w:p>
+      <w:pPr>
+        <w:rPr>
+          <w:b/>
+          <w:bCs/>
+          <w:lang w:val="en-AU"/>
+        </w:rPr>
+      </w:pPr>
+      <w:r>
+        <w:rPr>
+          <w:b/>
+          <w:bCs/>
+          <w:lang w:val="en-AU"/>
+        </w:rPr>
+        <w:t>5. Two questions to test your understanding</w:t>
+      </w:r>
+    </w:p>
+    <w:p>
+      <w:pPr>
+        <w:numPr>
+          <w:ilvl w:val="0"/>
+          <w:numId w:val="14"/>
+        </w:numPr>
+        <w:rPr>
+          <w:b/>
+          <w:bCs/>
+          <w:lang w:val="en-AU"/>
+        </w:rPr>
+      </w:pPr>
+      <w:r>
+        <w:rPr>
+          <w:b/>
+          <w:bCs/>
+          <w:lang w:val="en-AU"/>
+        </w:rPr>
+        <w:t>Why is using a list of dictionaries more flexible than using separate variables for each appointment?</w:t>
+      </w:r>
+    </w:p>
+    <w:p>
+      <w:pPr>
+        <w:numPr>
+          <w:ilvl w:val="0"/>
+          <w:numId w:val="14"/>
+        </w:numPr>
+        <w:rPr>
+          <w:b/>
+          <w:bCs/>
+          <w:lang w:val="en-AU"/>
+        </w:rPr>
+      </w:pPr>
+      <w:r>
+        <w:rPr>
+          <w:b/>
+          <w:bCs/>
+          <w:lang w:val="en-AU"/>
+        </w:rPr>
+        <w:t xml:space="preserve">What would happen if you called </w:t>
+      </w:r>
+      <w:proofErr w:type="spellStart"/>
+      <w:r>
+        <w:rPr>
+          <w:b/>
+          <w:bCs/>
+          <w:lang w:val="en-AU"/>
+        </w:rPr>
+        <w:t>display_</w:t>
+      </w:r>
+      <w:proofErr w:type="gramStart"/>
+      <w:r>
+        <w:rPr>
+          <w:b/>
+          <w:bCs/>
+          <w:lang w:val="en-AU"/>
+        </w:rPr>
+        <w:t>appointments</w:t>
+      </w:r>
+      <w:proofErr w:type="spellEnd"/>
+      <w:r>
+        <w:rPr>
+          <w:b/>
+          <w:bCs/>
+          <w:lang w:val="en-AU"/>
+        </w:rPr>
+        <w:t>(</w:t>
+      </w:r>
+      <w:proofErr w:type="gramEnd"/>
+      <w:r>
+        <w:rPr>
+          <w:b/>
+          <w:bCs/>
+          <w:lang w:val="en-AU"/>
+        </w:rPr>
+        <w:t>) before booking any appointments?</w:t>
+      </w:r>
+    </w:p>
+    <w:p>
+      <w:pPr>
+        <w:rPr>
+          <w:b/>
+          <w:bCs/>
+          <w:lang w:val="en-AU"/>
+        </w:rPr>
+      </w:pPr>
+      <w:r>
+        <w:rPr>
+          <w:b/>
+          <w:bCs/>
+          <w:lang w:val="en-AU"/>
+        </w:rPr>
+        <w:t>If you want, I can help you extend the program step</w:t>
+      </w:r>
+      <w:r>
+        <w:rPr>
+          <w:b/>
+          <w:bCs/>
+          <w:lang w:val="en-AU"/>
+        </w:rPr>
+        <w:noBreakHyphen/>
+        <w:t>by</w:t>
+      </w:r>
+      <w:r>
+        <w:rPr>
+          <w:b/>
+          <w:bCs/>
+          <w:lang w:val="en-AU"/>
+        </w:rPr>
+        <w:noBreakHyphen/>
+        <w:t>step in small, manageable pieces.</w:t>
+      </w:r>
+    </w:p>
+    <w:p>
+      <w:pPr>
+        <w:rPr>
+          <w:b/>
+          <w:bCs/>
+        </w:rPr>
+      </w:pPr>
+      <w:r>
+        <w:rPr>
+          <w:b/>
+          <w:bCs/>
+        </w:rPr>
+        <w:t>“</w:t>
+      </w:r>
+    </w:p>
+    <w:p>
       <w:pPr>
         <w:pStyle w:val="Heading1"/>
       </w:pPr>
       <w:r>
+        <w:lastRenderedPageBreak/>
         <w:t>Part D - Generate an Alternative: AI ON</w:t>
       </w:r>
     </w:p>
     <w:p>
       <w:r>
         <w:t>Ask AI to create a simple beginner-friendly Python function that stores patient name, practitioner name and appointment time. Explicitly prohibit a database or GUI.</w:t>
+      </w:r>
+    </w:p>
+    <w:p>
+      <w:r>
+        <w:t>Prompt:</w:t>
+      </w:r>
+      <w:r>
+        <w:br/>
+        <w:t>“</w:t>
+      </w:r>
+    </w:p>
+    <w:p>
+      <w:r>
+        <w:t xml:space="preserve">Situation: </w:t>
+      </w:r>
+      <w:r>
+        <w:t xml:space="preserve">A small general practitioner clinic requires a simple system to </w:t>
+      </w:r>
+      <w:r>
+        <w:t>store appointment schedules. The information stored for each scheduled appointment is: Patient Name, Practitioner Name, and Appointment Time</w:t>
+      </w:r>
+      <w:r>
+        <w:t xml:space="preserve"> (Date and time).</w:t>
+      </w:r>
+      <w:r>
+        <w:br/>
+        <w:t>Requirements:</w:t>
+      </w:r>
+      <w:r>
+        <w:t xml:space="preserve"> </w:t>
+      </w:r>
+      <w:r>
+        <w:t xml:space="preserve">There will be no database or GUI, all of this is done within the console. </w:t>
+      </w:r>
+      <w:r>
+        <w:t xml:space="preserve">The system only stores the specified </w:t>
+      </w:r>
+      <w:r>
+        <w:t xml:space="preserve">information. The system is simplistic, requiring minimal programming knowledge to understand and use. </w:t>
+      </w:r>
+      <w:r>
+        <w:t xml:space="preserve">The system </w:t>
+      </w:r>
+      <w:r>
+        <w:t>will handle errors</w:t>
+      </w:r>
+      <w:r>
+        <w:t>.</w:t>
+      </w:r>
+    </w:p>
+    <w:p>
+      <w:r>
+        <w:t>You will program the system</w:t>
+      </w:r>
+      <w:r>
+        <w:t xml:space="preserve"> in Python</w:t>
+      </w:r>
+      <w:r>
+        <w:t xml:space="preserve"> based on the above requirements.</w:t>
+      </w:r>
+    </w:p>
+    <w:p>
+      <w:r>
+        <w:t>”</w:t>
+      </w:r>
+    </w:p>
+    <w:p>
+      <w:pPr>
+        <w:rPr>
+          <w:lang w:val="en-AU"/>
+        </w:rPr>
+      </w:pPr>
+      <w:r>
+        <w:t>The following is Microsoft CoPilot’s response:</w:t>
+      </w:r>
+      <w:r>
+        <w:br/>
+        <w:t>“</w:t>
+      </w:r>
+      <w:r>
+        <w:rPr>
+          <w:lang w:val="en-AU"/>
+        </w:rPr>
+        <w:t>Here’s a clean, minimal, console</w:t>
+      </w:r>
+      <w:r>
+        <w:rPr>
+          <w:lang w:val="en-AU"/>
+        </w:rPr>
+        <w:noBreakHyphen/>
+        <w:t xml:space="preserve">based Python appointment system that meets your requirements: </w:t>
+      </w:r>
+      <w:r>
+        <w:rPr>
+          <w:b/>
+          <w:bCs/>
+          <w:lang w:val="en-AU"/>
+        </w:rPr>
+        <w:t>no database, no GUI, simple logic, error handling, and easy for beginners to understand.</w:t>
+      </w:r>
+    </w:p>
+    <w:p>
+      <w:pPr>
+        <w:rPr>
+          <w:b/>
+          <w:bCs/>
+          <w:lang w:val="en-AU"/>
+        </w:rPr>
+      </w:pPr>
+      <w:r>
+        <w:rPr>
+          <w:b/>
+          <w:bCs/>
+          <w:lang w:val="en-AU"/>
+        </w:rPr>
+        <w:t>Concise takeaway</w:t>
+      </w:r>
+    </w:p>
+    <w:p>
+      <w:pPr>
+        <w:rPr>
+          <w:lang w:val="en-AU"/>
+        </w:rPr>
+      </w:pPr>
+      <w:r>
+        <w:rPr>
+          <w:lang w:val="en-AU"/>
+        </w:rPr>
+        <w:t>You get a small Python program that:</w:t>
+      </w:r>
+    </w:p>
+    <w:p>
+      <w:pPr>
+        <w:numPr>
+          <w:ilvl w:val="0"/>
+          <w:numId w:val="15"/>
+        </w:numPr>
+        <w:rPr>
+          <w:lang w:val="en-AU"/>
+        </w:rPr>
+      </w:pPr>
+      <w:r>
+        <w:rPr>
+          <w:lang w:val="en-AU"/>
+        </w:rPr>
+        <w:t>Stores appointments in memory</w:t>
+      </w:r>
+    </w:p>
+    <w:p>
+      <w:pPr>
+        <w:numPr>
+          <w:ilvl w:val="0"/>
+          <w:numId w:val="15"/>
+        </w:numPr>
+        <w:rPr>
+          <w:lang w:val="en-AU"/>
+        </w:rPr>
+      </w:pPr>
+      <w:proofErr w:type="spellStart"/>
+      <w:proofErr w:type="gramStart"/>
+      <w:r>
+        <w:rPr>
+          <w:lang w:val="en-AU"/>
+        </w:rPr>
+        <w:t>Lets</w:t>
+      </w:r>
+      <w:proofErr w:type="spellEnd"/>
+      <w:proofErr w:type="gramEnd"/>
+      <w:r>
+        <w:rPr>
+          <w:lang w:val="en-AU"/>
+        </w:rPr>
+        <w:t xml:space="preserve"> users add and view appointments</w:t>
+      </w:r>
+    </w:p>
+    <w:p>
+      <w:pPr>
+        <w:numPr>
+          <w:ilvl w:val="0"/>
+          <w:numId w:val="15"/>
+        </w:numPr>
+        <w:rPr>
+          <w:lang w:val="en-AU"/>
+        </w:rPr>
+      </w:pPr>
+      <w:r>
+        <w:rPr>
+          <w:lang w:val="en-AU"/>
+        </w:rPr>
+        <w:t>Validates input and handles errors</w:t>
+      </w:r>
+    </w:p>
+    <w:p>
+      <w:pPr>
+        <w:numPr>
+          <w:ilvl w:val="0"/>
+          <w:numId w:val="15"/>
+        </w:numPr>
+        <w:rPr>
+          <w:lang w:val="en-AU"/>
+        </w:rPr>
+      </w:pPr>
+      <w:r>
+        <w:rPr>
+          <w:lang w:val="en-AU"/>
+        </w:rPr>
+        <w:t>Runs entirely in the console</w:t>
+      </w:r>
+    </w:p>
+    <w:p>
+      <w:pPr>
+        <w:rPr>
+          <w:b/>
+          <w:bCs/>
+          <w:lang w:val="en-AU"/>
+        </w:rPr>
+      </w:pPr>
+      <w:r>
+        <w:rPr>
+          <w:b/>
+          <w:bCs/>
+          <w:lang w:val="en-AU"/>
+        </w:rPr>
+        <w:t>Complete Python Program (simple and beginner</w:t>
+      </w:r>
+      <w:r>
+        <w:rPr>
+          <w:b/>
+          <w:bCs/>
+          <w:lang w:val="en-AU"/>
+        </w:rPr>
+        <w:noBreakHyphen/>
+        <w:t>friendly)</w:t>
+      </w:r>
+    </w:p>
+    <w:p>
+      <w:pPr>
+        <w:rPr>
+          <w:lang w:val="en-AU"/>
+        </w:rPr>
+      </w:pPr>
+      <w:r>
+        <w:rPr>
+          <w:lang w:val="en-AU"/>
+        </w:rPr>
+        <w:t>python</w:t>
+      </w:r>
+    </w:p>
+    <w:p>
+      <w:pPr>
+        <w:rPr>
+          <w:lang w:val="en-AU"/>
+        </w:rPr>
+      </w:pPr>
+      <w:r>
+        <w:rPr>
+          <w:lang w:val="en-AU"/>
+        </w:rPr>
+        <w:t># ---------------------------------------------</w:t>
+      </w:r>
+    </w:p>
+    <w:p>
+      <w:pPr>
+        <w:rPr>
+          <w:lang w:val="en-AU"/>
+        </w:rPr>
+      </w:pPr>
+      <w:r>
+        <w:rPr>
+          <w:lang w:val="en-AU"/>
+        </w:rPr>
+        <w:t># Simple Appointment Booking System (Console)</w:t>
+      </w:r>
+    </w:p>
+    <w:p>
+      <w:pPr>
+        <w:rPr>
+          <w:lang w:val="en-AU"/>
+        </w:rPr>
+      </w:pPr>
+      <w:r>
+        <w:rPr>
+          <w:lang w:val="en-AU"/>
+        </w:rPr>
+        <w:t># ---------------------------------------------</w:t>
+      </w:r>
+    </w:p>
+    <w:p>
+      <w:pPr>
+        <w:rPr>
+          <w:lang w:val="en-AU"/>
+        </w:rPr>
+      </w:pPr>
+    </w:p>
+    <w:p>
+      <w:pPr>
+        <w:rPr>
+          <w:lang w:val="en-AU"/>
+        </w:rPr>
+      </w:pPr>
+      <w:r>
+        <w:rPr>
+          <w:lang w:val="en-AU"/>
+        </w:rPr>
+        <w:t xml:space="preserve">appointments = </w:t>
+      </w:r>
+      <w:proofErr w:type="gramStart"/>
+      <w:r>
+        <w:rPr>
+          <w:lang w:val="en-AU"/>
+        </w:rPr>
+        <w:t>[]  #</w:t>
+      </w:r>
+      <w:proofErr w:type="gramEnd"/>
+      <w:r>
+        <w:rPr>
+          <w:lang w:val="en-AU"/>
+        </w:rPr>
+        <w:t xml:space="preserve"> List to store all appointments</w:t>
+      </w:r>
+    </w:p>
+    <w:p>
+      <w:pPr>
+        <w:rPr>
+          <w:lang w:val="en-AU"/>
+        </w:rPr>
+      </w:pPr>
+    </w:p>
+    <w:p>
+      <w:pPr>
+        <w:rPr>
+          <w:lang w:val="en-AU"/>
+        </w:rPr>
+      </w:pPr>
+    </w:p>
+    <w:p>
+      <w:pPr>
+        <w:rPr>
+          <w:lang w:val="en-AU"/>
+        </w:rPr>
+      </w:pPr>
+      <w:r>
+        <w:rPr>
+          <w:lang w:val="en-AU"/>
+        </w:rPr>
+        <w:t xml:space="preserve">def </w:t>
+      </w:r>
+      <w:proofErr w:type="spellStart"/>
+      <w:r>
+        <w:rPr>
+          <w:lang w:val="en-AU"/>
+        </w:rPr>
+        <w:t>book_</w:t>
+      </w:r>
+      <w:proofErr w:type="gramStart"/>
+      <w:r>
+        <w:rPr>
+          <w:lang w:val="en-AU"/>
+        </w:rPr>
+        <w:t>appointment</w:t>
+      </w:r>
+      <w:proofErr w:type="spellEnd"/>
+      <w:r>
+        <w:rPr>
+          <w:lang w:val="en-AU"/>
+        </w:rPr>
+        <w:t>(</w:t>
+      </w:r>
+      <w:proofErr w:type="gramEnd"/>
+      <w:r>
+        <w:rPr>
+          <w:lang w:val="en-AU"/>
+        </w:rPr>
+        <w:t>):</w:t>
+      </w:r>
+    </w:p>
+    <w:p>
+      <w:pPr>
+        <w:rPr>
+          <w:lang w:val="en-AU"/>
+        </w:rPr>
+      </w:pPr>
+      <w:r>
+        <w:rPr>
+          <w:lang w:val="en-AU"/>
+        </w:rPr>
+        <w:lastRenderedPageBreak/>
+        <w:t xml:space="preserve">    """Create a new appointment with basic error handling."""</w:t>
+      </w:r>
+    </w:p>
+    <w:p>
+      <w:pPr>
+        <w:rPr>
+          <w:lang w:val="en-AU"/>
+        </w:rPr>
+      </w:pPr>
+      <w:r>
+        <w:rPr>
+          <w:lang w:val="en-AU"/>
+        </w:rPr>
+        <w:t xml:space="preserve">    </w:t>
+      </w:r>
+      <w:proofErr w:type="gramStart"/>
+      <w:r>
+        <w:rPr>
+          <w:lang w:val="en-AU"/>
+        </w:rPr>
+        <w:t>print(</w:t>
+      </w:r>
+      <w:proofErr w:type="gramEnd"/>
+      <w:r>
+        <w:rPr>
+          <w:lang w:val="en-AU"/>
+        </w:rPr>
+        <w:t>"\n--- Book a New Appointment ---")</w:t>
+      </w:r>
+    </w:p>
+    <w:p>
+      <w:pPr>
+        <w:rPr>
+          <w:lang w:val="en-AU"/>
+        </w:rPr>
+      </w:pPr>
+    </w:p>
+    <w:p>
+      <w:pPr>
+        <w:rPr>
+          <w:lang w:val="en-AU"/>
+        </w:rPr>
+      </w:pPr>
+      <w:r>
+        <w:rPr>
+          <w:lang w:val="en-AU"/>
+        </w:rPr>
+        <w:t xml:space="preserve">    patient = </w:t>
+      </w:r>
+      <w:proofErr w:type="gramStart"/>
+      <w:r>
+        <w:rPr>
+          <w:lang w:val="en-AU"/>
+        </w:rPr>
+        <w:t>input(</w:t>
+      </w:r>
+      <w:proofErr w:type="gramEnd"/>
+      <w:r>
+        <w:rPr>
+          <w:lang w:val="en-AU"/>
+        </w:rPr>
+        <w:t>"Enter Patient Name: "</w:t>
+      </w:r>
+      <w:proofErr w:type="gramStart"/>
+      <w:r>
+        <w:rPr>
+          <w:lang w:val="en-AU"/>
+        </w:rPr>
+        <w:t>).strip</w:t>
+      </w:r>
+      <w:proofErr w:type="gramEnd"/>
+      <w:r>
+        <w:rPr>
+          <w:lang w:val="en-AU"/>
+        </w:rPr>
+        <w:t>()</w:t>
+      </w:r>
+    </w:p>
+    <w:p>
+      <w:pPr>
+        <w:rPr>
+          <w:lang w:val="en-AU"/>
+        </w:rPr>
+      </w:pPr>
+      <w:r>
+        <w:rPr>
+          <w:lang w:val="en-AU"/>
+        </w:rPr>
+        <w:t xml:space="preserve">    practitioner = </w:t>
+      </w:r>
+      <w:proofErr w:type="gramStart"/>
+      <w:r>
+        <w:rPr>
+          <w:lang w:val="en-AU"/>
+        </w:rPr>
+        <w:t>input(</w:t>
+      </w:r>
+      <w:proofErr w:type="gramEnd"/>
+      <w:r>
+        <w:rPr>
+          <w:lang w:val="en-AU"/>
+        </w:rPr>
+        <w:t>"Enter Practitioner Name: "</w:t>
+      </w:r>
+      <w:proofErr w:type="gramStart"/>
+      <w:r>
+        <w:rPr>
+          <w:lang w:val="en-AU"/>
+        </w:rPr>
+        <w:t>).strip</w:t>
+      </w:r>
+      <w:proofErr w:type="gramEnd"/>
+      <w:r>
+        <w:rPr>
+          <w:lang w:val="en-AU"/>
+        </w:rPr>
+        <w:t>()</w:t>
+      </w:r>
+    </w:p>
+    <w:p>
+      <w:pPr>
+        <w:rPr>
+          <w:lang w:val="en-AU"/>
+        </w:rPr>
+      </w:pPr>
+      <w:r>
+        <w:rPr>
+          <w:lang w:val="en-AU"/>
+        </w:rPr>
+        <w:t xml:space="preserve">    time = </w:t>
+      </w:r>
+      <w:proofErr w:type="gramStart"/>
+      <w:r>
+        <w:rPr>
+          <w:lang w:val="en-AU"/>
+        </w:rPr>
+        <w:t>input(</w:t>
+      </w:r>
+      <w:proofErr w:type="gramEnd"/>
+      <w:r>
+        <w:rPr>
+          <w:lang w:val="en-AU"/>
+        </w:rPr>
+        <w:t>"Enter Appointment Time (e.g., 2024-07-20 10:00 AM): "</w:t>
+      </w:r>
+      <w:proofErr w:type="gramStart"/>
+      <w:r>
+        <w:rPr>
+          <w:lang w:val="en-AU"/>
+        </w:rPr>
+        <w:t>).strip</w:t>
+      </w:r>
+      <w:proofErr w:type="gramEnd"/>
+      <w:r>
+        <w:rPr>
+          <w:lang w:val="en-AU"/>
+        </w:rPr>
+        <w:t>()</w:t>
+      </w:r>
+    </w:p>
+    <w:p>
+      <w:pPr>
+        <w:rPr>
+          <w:lang w:val="en-AU"/>
+        </w:rPr>
+      </w:pPr>
+    </w:p>
+    <w:p>
+      <w:pPr>
+        <w:rPr>
+          <w:lang w:val="en-AU"/>
+        </w:rPr>
+      </w:pPr>
+      <w:r>
+        <w:rPr>
+          <w:lang w:val="en-AU"/>
+        </w:rPr>
+        <w:t xml:space="preserve">    # Basic validation</w:t>
+      </w:r>
+    </w:p>
+    <w:p>
+      <w:pPr>
+        <w:rPr>
+          <w:lang w:val="en-AU"/>
+        </w:rPr>
+      </w:pPr>
+      <w:r>
+        <w:rPr>
+          <w:lang w:val="en-AU"/>
+        </w:rPr>
+        <w:t xml:space="preserve">    if not patient:</w:t>
+      </w:r>
+    </w:p>
+    <w:p>
+      <w:pPr>
+        <w:rPr>
+          <w:lang w:val="en-AU"/>
+        </w:rPr>
+      </w:pPr>
+      <w:r>
+        <w:rPr>
+          <w:lang w:val="en-AU"/>
+        </w:rPr>
+        <w:t xml:space="preserve">        </w:t>
+      </w:r>
+      <w:proofErr w:type="gramStart"/>
+      <w:r>
+        <w:rPr>
+          <w:lang w:val="en-AU"/>
+        </w:rPr>
+        <w:t>print(</w:t>
+      </w:r>
+      <w:proofErr w:type="gramEnd"/>
+      <w:r>
+        <w:rPr>
+          <w:lang w:val="en-AU"/>
+        </w:rPr>
+        <w:t>"Error: Patient name cannot be empty.")</w:t>
+      </w:r>
+    </w:p>
+    <w:p>
+      <w:pPr>
+        <w:rPr>
+          <w:lang w:val="en-AU"/>
+        </w:rPr>
+      </w:pPr>
+      <w:r>
+        <w:rPr>
+          <w:lang w:val="en-AU"/>
+        </w:rPr>
+        <w:t xml:space="preserve">        return</w:t>
+      </w:r>
+    </w:p>
+    <w:p>
+      <w:pPr>
+        <w:rPr>
+          <w:lang w:val="en-AU"/>
+        </w:rPr>
+      </w:pPr>
+      <w:r>
+        <w:rPr>
+          <w:lang w:val="en-AU"/>
+        </w:rPr>
+        <w:t xml:space="preserve">    if not practitioner:</w:t>
+      </w:r>
+    </w:p>
+    <w:p>
+      <w:pPr>
+        <w:rPr>
+          <w:lang w:val="en-AU"/>
+        </w:rPr>
+      </w:pPr>
+      <w:r>
+        <w:rPr>
+          <w:lang w:val="en-AU"/>
+        </w:rPr>
+        <w:t xml:space="preserve">        </w:t>
+      </w:r>
+      <w:proofErr w:type="gramStart"/>
+      <w:r>
+        <w:rPr>
+          <w:lang w:val="en-AU"/>
+        </w:rPr>
+        <w:t>print(</w:t>
+      </w:r>
+      <w:proofErr w:type="gramEnd"/>
+      <w:r>
+        <w:rPr>
+          <w:lang w:val="en-AU"/>
+        </w:rPr>
+        <w:t>"Error: Practitioner name cannot be empty.")</w:t>
+      </w:r>
+    </w:p>
+    <w:p>
+      <w:pPr>
+        <w:rPr>
+          <w:lang w:val="en-AU"/>
+        </w:rPr>
+      </w:pPr>
+      <w:r>
+        <w:rPr>
+          <w:lang w:val="en-AU"/>
+        </w:rPr>
+        <w:t xml:space="preserve">        return</w:t>
+      </w:r>
+    </w:p>
+    <w:p>
+      <w:pPr>
+        <w:rPr>
+          <w:lang w:val="en-AU"/>
+        </w:rPr>
+      </w:pPr>
+      <w:r>
+        <w:rPr>
+          <w:lang w:val="en-AU"/>
+        </w:rPr>
+        <w:t xml:space="preserve">    if not time:</w:t>
+      </w:r>
+    </w:p>
+    <w:p>
+      <w:pPr>
+        <w:rPr>
+          <w:lang w:val="en-AU"/>
+        </w:rPr>
+      </w:pPr>
+      <w:r>
+        <w:rPr>
+          <w:lang w:val="en-AU"/>
+        </w:rPr>
+        <w:t xml:space="preserve">        </w:t>
+      </w:r>
+      <w:proofErr w:type="gramStart"/>
+      <w:r>
+        <w:rPr>
+          <w:lang w:val="en-AU"/>
+        </w:rPr>
+        <w:t>print(</w:t>
+      </w:r>
+      <w:proofErr w:type="gramEnd"/>
+      <w:r>
+        <w:rPr>
+          <w:lang w:val="en-AU"/>
+        </w:rPr>
+        <w:t>"Error: Appointment time cannot be empty.")</w:t>
+      </w:r>
+    </w:p>
+    <w:p>
+      <w:pPr>
+        <w:rPr>
+          <w:lang w:val="en-AU"/>
+        </w:rPr>
+      </w:pPr>
+      <w:r>
+        <w:rPr>
+          <w:lang w:val="en-AU"/>
+        </w:rPr>
+        <w:t xml:space="preserve">        return</w:t>
+      </w:r>
+    </w:p>
+    <w:p>
+      <w:pPr>
+        <w:rPr>
+          <w:lang w:val="en-AU"/>
+        </w:rPr>
+      </w:pPr>
+    </w:p>
+    <w:p>
+      <w:pPr>
+        <w:rPr>
+          <w:lang w:val="en-AU"/>
+        </w:rPr>
+      </w:pPr>
+      <w:r>
+        <w:rPr>
+          <w:lang w:val="en-AU"/>
+        </w:rPr>
+        <w:t xml:space="preserve">    # Store appointment</w:t>
+      </w:r>
+    </w:p>
+    <w:p>
+      <w:pPr>
+        <w:rPr>
+          <w:lang w:val="en-AU"/>
+        </w:rPr>
+      </w:pPr>
+      <w:r>
+        <w:rPr>
+          <w:lang w:val="en-AU"/>
+        </w:rPr>
+        <w:t xml:space="preserve">    appointment = {</w:t>
+      </w:r>
+    </w:p>
+    <w:p>
+      <w:pPr>
+        <w:rPr>
+          <w:lang w:val="en-AU"/>
+        </w:rPr>
+      </w:pPr>
+      <w:r>
+        <w:rPr>
+          <w:lang w:val="en-AU"/>
+        </w:rPr>
+        <w:t xml:space="preserve">        "patient": patient,</w:t>
+      </w:r>
+    </w:p>
+    <w:p>
+      <w:pPr>
+        <w:rPr>
+          <w:lang w:val="en-AU"/>
+        </w:rPr>
+      </w:pPr>
+      <w:r>
+        <w:rPr>
+          <w:lang w:val="en-AU"/>
+        </w:rPr>
+        <w:t xml:space="preserve">        "practitioner": practitioner,</w:t>
+      </w:r>
+    </w:p>
+    <w:p>
+      <w:pPr>
+        <w:rPr>
+          <w:lang w:val="en-AU"/>
+        </w:rPr>
+      </w:pPr>
+      <w:r>
+        <w:rPr>
+          <w:lang w:val="en-AU"/>
+        </w:rPr>
+        <w:t xml:space="preserve">        "time": time</w:t>
+      </w:r>
+    </w:p>
+    <w:p>
+      <w:pPr>
+        <w:rPr>
+          <w:lang w:val="en-AU"/>
+        </w:rPr>
+      </w:pPr>
+      <w:r>
+        <w:rPr>
+          <w:lang w:val="en-AU"/>
+        </w:rPr>
+        <w:t xml:space="preserve">    }</w:t>
+      </w:r>
+    </w:p>
+    <w:p>
+      <w:pPr>
+        <w:rPr>
+          <w:lang w:val="en-AU"/>
+        </w:rPr>
+      </w:pPr>
+      <w:r>
+        <w:rPr>
+          <w:lang w:val="en-AU"/>
+        </w:rPr>
+        <w:t xml:space="preserve">    </w:t>
+      </w:r>
+      <w:proofErr w:type="spellStart"/>
+      <w:proofErr w:type="gramStart"/>
+      <w:r>
+        <w:rPr>
+          <w:lang w:val="en-AU"/>
+        </w:rPr>
+        <w:t>appointments.append</w:t>
+      </w:r>
+      <w:proofErr w:type="spellEnd"/>
+      <w:proofErr w:type="gramEnd"/>
+      <w:r>
+        <w:rPr>
+          <w:lang w:val="en-AU"/>
+        </w:rPr>
+        <w:t>(appointment)</w:t>
+      </w:r>
+    </w:p>
+    <w:p>
+      <w:pPr>
+        <w:rPr>
+          <w:lang w:val="en-AU"/>
+        </w:rPr>
+      </w:pPr>
+      <w:r>
+        <w:rPr>
+          <w:lang w:val="en-AU"/>
+        </w:rPr>
+        <w:t xml:space="preserve">    </w:t>
+      </w:r>
+      <w:proofErr w:type="gramStart"/>
+      <w:r>
+        <w:rPr>
+          <w:lang w:val="en-AU"/>
+        </w:rPr>
+        <w:t>print(</w:t>
+      </w:r>
+      <w:proofErr w:type="gramEnd"/>
+      <w:r>
+        <w:rPr>
+          <w:lang w:val="en-AU"/>
+        </w:rPr>
+        <w:t>"Appointment booked successfully!")</w:t>
+      </w:r>
+    </w:p>
+    <w:p>
+      <w:pPr>
+        <w:rPr>
+          <w:lang w:val="en-AU"/>
+        </w:rPr>
+      </w:pPr>
+    </w:p>
+    <w:p>
+      <w:pPr>
+        <w:rPr>
+          <w:lang w:val="en-AU"/>
+        </w:rPr>
+      </w:pPr>
+    </w:p>
+    <w:p>
+      <w:pPr>
+        <w:rPr>
+          <w:lang w:val="en-AU"/>
+        </w:rPr>
+      </w:pPr>
+      <w:r>
+        <w:rPr>
+          <w:lang w:val="en-AU"/>
+        </w:rPr>
+        <w:lastRenderedPageBreak/>
+        <w:t xml:space="preserve">def </w:t>
+      </w:r>
+      <w:proofErr w:type="spellStart"/>
+      <w:r>
+        <w:rPr>
+          <w:lang w:val="en-AU"/>
+        </w:rPr>
+        <w:t>display_</w:t>
+      </w:r>
+      <w:proofErr w:type="gramStart"/>
+      <w:r>
+        <w:rPr>
+          <w:lang w:val="en-AU"/>
+        </w:rPr>
+        <w:t>appointments</w:t>
+      </w:r>
+      <w:proofErr w:type="spellEnd"/>
+      <w:r>
+        <w:rPr>
+          <w:lang w:val="en-AU"/>
+        </w:rPr>
+        <w:t>(</w:t>
+      </w:r>
+      <w:proofErr w:type="gramEnd"/>
+      <w:r>
+        <w:rPr>
+          <w:lang w:val="en-AU"/>
+        </w:rPr>
+        <w:t>):</w:t>
+      </w:r>
+    </w:p>
+    <w:p>
+      <w:pPr>
+        <w:rPr>
+          <w:lang w:val="en-AU"/>
+        </w:rPr>
+      </w:pPr>
+      <w:r>
+        <w:rPr>
+          <w:lang w:val="en-AU"/>
+        </w:rPr>
+        <w:t xml:space="preserve">    """Show all stored appointments."""</w:t>
+      </w:r>
+    </w:p>
+    <w:p>
+      <w:pPr>
+        <w:rPr>
+          <w:lang w:val="en-AU"/>
+        </w:rPr>
+      </w:pPr>
+      <w:r>
+        <w:rPr>
+          <w:lang w:val="en-AU"/>
+        </w:rPr>
+        <w:t xml:space="preserve">    </w:t>
+      </w:r>
+      <w:proofErr w:type="gramStart"/>
+      <w:r>
+        <w:rPr>
+          <w:lang w:val="en-AU"/>
+        </w:rPr>
+        <w:t>print(</w:t>
+      </w:r>
+      <w:proofErr w:type="gramEnd"/>
+      <w:r>
+        <w:rPr>
+          <w:lang w:val="en-AU"/>
+        </w:rPr>
+        <w:t>"\n--- All Appointments ---")</w:t>
+      </w:r>
+    </w:p>
+    <w:p>
+      <w:pPr>
+        <w:rPr>
+          <w:lang w:val="en-AU"/>
+        </w:rPr>
+      </w:pPr>
+      <w:r>
+        <w:rPr>
+          <w:lang w:val="en-AU"/>
+        </w:rPr>
+        <w:t xml:space="preserve">    if not appointments:</w:t>
+      </w:r>
+    </w:p>
+    <w:p>
+      <w:pPr>
+        <w:rPr>
+          <w:lang w:val="en-AU"/>
+        </w:rPr>
+      </w:pPr>
+      <w:r>
+        <w:rPr>
+          <w:lang w:val="en-AU"/>
+        </w:rPr>
+        <w:t xml:space="preserve">        </w:t>
+      </w:r>
+      <w:proofErr w:type="gramStart"/>
+      <w:r>
+        <w:rPr>
+          <w:lang w:val="en-AU"/>
+        </w:rPr>
+        <w:t>print(</w:t>
+      </w:r>
+      <w:proofErr w:type="gramEnd"/>
+      <w:r>
+        <w:rPr>
+          <w:lang w:val="en-AU"/>
+        </w:rPr>
+        <w:t>"No appointments recorded.")</w:t>
+      </w:r>
+    </w:p>
+    <w:p>
+      <w:pPr>
+        <w:rPr>
+          <w:lang w:val="en-AU"/>
+        </w:rPr>
+      </w:pPr>
+      <w:r>
+        <w:rPr>
+          <w:lang w:val="en-AU"/>
+        </w:rPr>
+        <w:t xml:space="preserve">        return</w:t>
+      </w:r>
+    </w:p>
+    <w:p>
+      <w:pPr>
+        <w:rPr>
+          <w:lang w:val="en-AU"/>
+        </w:rPr>
+      </w:pPr>
+    </w:p>
+    <w:p>
+      <w:pPr>
+        <w:rPr>
+          <w:lang w:val="en-AU"/>
+        </w:rPr>
+      </w:pPr>
+      <w:r>
+        <w:rPr>
+          <w:lang w:val="en-AU"/>
+        </w:rPr>
+        <w:t xml:space="preserve">    for </w:t>
+      </w:r>
+      <w:proofErr w:type="spellStart"/>
+      <w:r>
+        <w:rPr>
+          <w:lang w:val="en-AU"/>
+        </w:rPr>
+        <w:t>i</w:t>
+      </w:r>
+      <w:proofErr w:type="spellEnd"/>
+      <w:r>
+        <w:rPr>
+          <w:lang w:val="en-AU"/>
+        </w:rPr>
+        <w:t xml:space="preserve">, appt in </w:t>
+      </w:r>
+      <w:proofErr w:type="gramStart"/>
+      <w:r>
+        <w:rPr>
+          <w:lang w:val="en-AU"/>
+        </w:rPr>
+        <w:t>enumerate(</w:t>
+      </w:r>
+      <w:proofErr w:type="gramEnd"/>
+      <w:r>
+        <w:rPr>
+          <w:lang w:val="en-AU"/>
+        </w:rPr>
+        <w:t>appointments, start=1):</w:t>
+      </w:r>
+    </w:p>
+    <w:p>
+      <w:pPr>
+        <w:rPr>
+          <w:lang w:val="en-AU"/>
+        </w:rPr>
+      </w:pPr>
+      <w:r>
+        <w:rPr>
+          <w:lang w:val="en-AU"/>
+        </w:rPr>
+        <w:t xml:space="preserve">        print(f"{</w:t>
+      </w:r>
+      <w:proofErr w:type="spellStart"/>
+      <w:r>
+        <w:rPr>
+          <w:lang w:val="en-AU"/>
+        </w:rPr>
+        <w:t>i</w:t>
+      </w:r>
+      <w:proofErr w:type="spellEnd"/>
+      <w:r>
+        <w:rPr>
+          <w:lang w:val="en-AU"/>
+        </w:rPr>
+        <w:t>}. Patient: {appt['patient']} | Practitioner: {appt['practitioner']} | Time: {appt['time']}")</w:t>
+      </w:r>
+    </w:p>
+    <w:p>
+      <w:pPr>
+        <w:rPr>
+          <w:lang w:val="en-AU"/>
+        </w:rPr>
+      </w:pPr>
+    </w:p>
+    <w:p>
+      <w:pPr>
+        <w:rPr>
+          <w:lang w:val="en-AU"/>
+        </w:rPr>
+      </w:pPr>
+    </w:p>
+    <w:p>
+      <w:pPr>
+        <w:rPr>
+          <w:lang w:val="en-AU"/>
+        </w:rPr>
+      </w:pPr>
+      <w:r>
+        <w:rPr>
+          <w:lang w:val="en-AU"/>
+        </w:rPr>
+        <w:t xml:space="preserve">def </w:t>
+      </w:r>
+      <w:proofErr w:type="spellStart"/>
+      <w:r>
+        <w:rPr>
+          <w:lang w:val="en-AU"/>
+        </w:rPr>
+        <w:t>main_</w:t>
+      </w:r>
+      <w:proofErr w:type="gramStart"/>
+      <w:r>
+        <w:rPr>
+          <w:lang w:val="en-AU"/>
+        </w:rPr>
+        <w:t>menu</w:t>
+      </w:r>
+      <w:proofErr w:type="spellEnd"/>
+      <w:r>
+        <w:rPr>
+          <w:lang w:val="en-AU"/>
+        </w:rPr>
+        <w:t>(</w:t>
+      </w:r>
+      <w:proofErr w:type="gramEnd"/>
+      <w:r>
+        <w:rPr>
+          <w:lang w:val="en-AU"/>
+        </w:rPr>
+        <w:t>):</w:t>
+      </w:r>
+    </w:p>
+    <w:p>
+      <w:pPr>
+        <w:rPr>
+          <w:lang w:val="en-AU"/>
+        </w:rPr>
+      </w:pPr>
+      <w:r>
+        <w:rPr>
+          <w:lang w:val="en-AU"/>
+        </w:rPr>
+        <w:t xml:space="preserve">    """Main menu loop."""</w:t>
+      </w:r>
+    </w:p>
+    <w:p>
+      <w:pPr>
+        <w:rPr>
+          <w:lang w:val="en-AU"/>
+        </w:rPr>
+      </w:pPr>
+      <w:r>
+        <w:rPr>
+          <w:lang w:val="en-AU"/>
+        </w:rPr>
+        <w:t xml:space="preserve">    while True:</w:t>
+      </w:r>
+    </w:p>
+    <w:p>
+      <w:pPr>
+        <w:rPr>
+          <w:lang w:val="en-AU"/>
+        </w:rPr>
+      </w:pPr>
+      <w:r>
+        <w:rPr>
+          <w:lang w:val="en-AU"/>
+        </w:rPr>
+        <w:t xml:space="preserve">        </w:t>
+      </w:r>
+      <w:proofErr w:type="gramStart"/>
+      <w:r>
+        <w:rPr>
+          <w:lang w:val="en-AU"/>
+        </w:rPr>
+        <w:t>print(</w:t>
+      </w:r>
+      <w:proofErr w:type="gramEnd"/>
+      <w:r>
+        <w:rPr>
+          <w:lang w:val="en-AU"/>
+        </w:rPr>
+        <w:t>"\n=== Clinic Appointment System ===")</w:t>
+      </w:r>
+    </w:p>
+    <w:p>
+      <w:pPr>
+        <w:rPr>
+          <w:lang w:val="en-AU"/>
+        </w:rPr>
+      </w:pPr>
+      <w:r>
+        <w:rPr>
+          <w:lang w:val="en-AU"/>
+        </w:rPr>
+        <w:t xml:space="preserve">        </w:t>
+      </w:r>
+      <w:proofErr w:type="gramStart"/>
+      <w:r>
+        <w:rPr>
+          <w:lang w:val="en-AU"/>
+        </w:rPr>
+        <w:t>print(</w:t>
+      </w:r>
+      <w:proofErr w:type="gramEnd"/>
+      <w:r>
+        <w:rPr>
+          <w:lang w:val="en-AU"/>
+        </w:rPr>
+        <w:t>"1. Book Appointment")</w:t>
+      </w:r>
+    </w:p>
+    <w:p>
+      <w:pPr>
+        <w:rPr>
+          <w:lang w:val="en-AU"/>
+        </w:rPr>
+      </w:pPr>
+      <w:r>
+        <w:rPr>
+          <w:lang w:val="en-AU"/>
+        </w:rPr>
+        <w:t xml:space="preserve">        </w:t>
+      </w:r>
+      <w:proofErr w:type="gramStart"/>
+      <w:r>
+        <w:rPr>
+          <w:lang w:val="en-AU"/>
+        </w:rPr>
+        <w:t>print(</w:t>
+      </w:r>
+      <w:proofErr w:type="gramEnd"/>
+      <w:r>
+        <w:rPr>
+          <w:lang w:val="en-AU"/>
+        </w:rPr>
+        <w:t>"2. View Appointments")</w:t>
+      </w:r>
+    </w:p>
+    <w:p>
+      <w:pPr>
+        <w:rPr>
+          <w:lang w:val="en-AU"/>
+        </w:rPr>
+      </w:pPr>
+      <w:r>
+        <w:rPr>
+          <w:lang w:val="en-AU"/>
+        </w:rPr>
+        <w:t xml:space="preserve">        </w:t>
+      </w:r>
+      <w:proofErr w:type="gramStart"/>
+      <w:r>
+        <w:rPr>
+          <w:lang w:val="en-AU"/>
+        </w:rPr>
+        <w:t>print(</w:t>
+      </w:r>
+      <w:proofErr w:type="gramEnd"/>
+      <w:r>
+        <w:rPr>
+          <w:lang w:val="en-AU"/>
+        </w:rPr>
+        <w:t>"3. Exit")</w:t>
+      </w:r>
+    </w:p>
+    <w:p>
+      <w:pPr>
+        <w:rPr>
+          <w:lang w:val="en-AU"/>
+        </w:rPr>
+      </w:pPr>
+    </w:p>
+    <w:p>
+      <w:pPr>
+        <w:rPr>
+          <w:lang w:val="en-AU"/>
+        </w:rPr>
+      </w:pPr>
+      <w:r>
+        <w:rPr>
+          <w:lang w:val="en-AU"/>
+        </w:rPr>
+        <w:t xml:space="preserve">        choice = </w:t>
+      </w:r>
+      <w:proofErr w:type="gramStart"/>
+      <w:r>
+        <w:rPr>
+          <w:lang w:val="en-AU"/>
+        </w:rPr>
+        <w:t>input(</w:t>
+      </w:r>
+      <w:proofErr w:type="gramEnd"/>
+      <w:r>
+        <w:rPr>
+          <w:lang w:val="en-AU"/>
+        </w:rPr>
+        <w:t>"Choose an option (1-3): "</w:t>
+      </w:r>
+      <w:proofErr w:type="gramStart"/>
+      <w:r>
+        <w:rPr>
+          <w:lang w:val="en-AU"/>
+        </w:rPr>
+        <w:t>).strip</w:t>
+      </w:r>
+      <w:proofErr w:type="gramEnd"/>
+      <w:r>
+        <w:rPr>
+          <w:lang w:val="en-AU"/>
+        </w:rPr>
+        <w:t>()</w:t>
+      </w:r>
+    </w:p>
+    <w:p>
+      <w:pPr>
+        <w:rPr>
+          <w:lang w:val="en-AU"/>
+        </w:rPr>
+      </w:pPr>
+    </w:p>
+    <w:p>
+      <w:pPr>
+        <w:rPr>
+          <w:lang w:val="en-AU"/>
+        </w:rPr>
+      </w:pPr>
+      <w:r>
+        <w:rPr>
+          <w:lang w:val="en-AU"/>
+        </w:rPr>
+        <w:t xml:space="preserve">        if choice == "1":</w:t>
+      </w:r>
+    </w:p>
+    <w:p>
+      <w:pPr>
+        <w:rPr>
+          <w:lang w:val="en-AU"/>
+        </w:rPr>
+      </w:pPr>
+      <w:r>
+        <w:rPr>
+          <w:lang w:val="en-AU"/>
+        </w:rPr>
+        <w:t xml:space="preserve">            </w:t>
+      </w:r>
+      <w:proofErr w:type="spellStart"/>
+      <w:r>
+        <w:rPr>
+          <w:lang w:val="en-AU"/>
+        </w:rPr>
+        <w:t>book_</w:t>
+      </w:r>
+      <w:proofErr w:type="gramStart"/>
+      <w:r>
+        <w:rPr>
+          <w:lang w:val="en-AU"/>
+        </w:rPr>
+        <w:t>appointment</w:t>
+      </w:r>
+      <w:proofErr w:type="spellEnd"/>
+      <w:r>
+        <w:rPr>
+          <w:lang w:val="en-AU"/>
+        </w:rPr>
+        <w:t>(</w:t>
+      </w:r>
+      <w:proofErr w:type="gramEnd"/>
+      <w:r>
+        <w:rPr>
+          <w:lang w:val="en-AU"/>
+        </w:rPr>
+        <w:t>)</w:t>
+      </w:r>
+    </w:p>
+    <w:p>
+      <w:pPr>
+        <w:rPr>
+          <w:lang w:val="en-AU"/>
+        </w:rPr>
+      </w:pPr>
+      <w:r>
+        <w:rPr>
+          <w:lang w:val="en-AU"/>
+        </w:rPr>
+        <w:t xml:space="preserve">        </w:t>
+      </w:r>
+      <w:proofErr w:type="spellStart"/>
+      <w:r>
+        <w:rPr>
+          <w:lang w:val="en-AU"/>
+        </w:rPr>
+        <w:t>elif</w:t>
+      </w:r>
+      <w:proofErr w:type="spellEnd"/>
+      <w:r>
+        <w:rPr>
+          <w:lang w:val="en-AU"/>
+        </w:rPr>
+        <w:t xml:space="preserve"> choice == "2":</w:t>
+      </w:r>
+    </w:p>
+    <w:p>
+      <w:pPr>
+        <w:rPr>
+          <w:lang w:val="en-AU"/>
+        </w:rPr>
+      </w:pPr>
+      <w:r>
+        <w:rPr>
+          <w:lang w:val="en-AU"/>
+        </w:rPr>
+        <w:t xml:space="preserve">            </w:t>
+      </w:r>
+      <w:proofErr w:type="spellStart"/>
+      <w:r>
+        <w:rPr>
+          <w:lang w:val="en-AU"/>
+        </w:rPr>
+        <w:t>display_</w:t>
+      </w:r>
+      <w:proofErr w:type="gramStart"/>
+      <w:r>
+        <w:rPr>
+          <w:lang w:val="en-AU"/>
+        </w:rPr>
+        <w:t>appointments</w:t>
+      </w:r>
+      <w:proofErr w:type="spellEnd"/>
+      <w:r>
+        <w:rPr>
+          <w:lang w:val="en-AU"/>
+        </w:rPr>
+        <w:t>(</w:t>
+      </w:r>
+      <w:proofErr w:type="gramEnd"/>
+      <w:r>
+        <w:rPr>
+          <w:lang w:val="en-AU"/>
+        </w:rPr>
+        <w:t>)</w:t>
+      </w:r>
+    </w:p>
+    <w:p>
+      <w:pPr>
+        <w:rPr>
+          <w:lang w:val="en-AU"/>
+        </w:rPr>
+      </w:pPr>
+      <w:r>
+        <w:rPr>
+          <w:lang w:val="en-AU"/>
+        </w:rPr>
+        <w:t xml:space="preserve">        </w:t>
+      </w:r>
+      <w:proofErr w:type="spellStart"/>
+      <w:r>
+        <w:rPr>
+          <w:lang w:val="en-AU"/>
+        </w:rPr>
+        <w:t>elif</w:t>
+      </w:r>
+      <w:proofErr w:type="spellEnd"/>
+      <w:r>
+        <w:rPr>
+          <w:lang w:val="en-AU"/>
+        </w:rPr>
+        <w:t xml:space="preserve"> choice == "3":</w:t>
+      </w:r>
+    </w:p>
+    <w:p>
+      <w:pPr>
+        <w:rPr>
+          <w:lang w:val="en-AU"/>
+        </w:rPr>
+      </w:pPr>
+      <w:r>
+        <w:rPr>
+          <w:lang w:val="en-AU"/>
+        </w:rPr>
+        <w:t xml:space="preserve">            </w:t>
+      </w:r>
+      <w:proofErr w:type="gramStart"/>
+      <w:r>
+        <w:rPr>
+          <w:lang w:val="en-AU"/>
+        </w:rPr>
+        <w:t>print(</w:t>
+      </w:r>
+      <w:proofErr w:type="gramEnd"/>
+      <w:r>
+        <w:rPr>
+          <w:lang w:val="en-AU"/>
+        </w:rPr>
+        <w:t>"Exiting system. Goodbye!")</w:t>
+      </w:r>
+    </w:p>
+    <w:p>
+      <w:pPr>
+        <w:rPr>
+          <w:lang w:val="en-AU"/>
+        </w:rPr>
+      </w:pPr>
+      <w:r>
+        <w:rPr>
+          <w:lang w:val="en-AU"/>
+        </w:rPr>
+        <w:t xml:space="preserve">            break</w:t>
+      </w:r>
+    </w:p>
+    <w:p>
+      <w:pPr>
+        <w:rPr>
+          <w:lang w:val="en-AU"/>
+        </w:rPr>
+      </w:pPr>
+      <w:r>
+        <w:rPr>
+          <w:lang w:val="en-AU"/>
+        </w:rPr>
+        <w:lastRenderedPageBreak/>
+        <w:t xml:space="preserve">        else:</w:t>
+      </w:r>
+    </w:p>
+    <w:p>
+      <w:pPr>
+        <w:rPr>
+          <w:lang w:val="en-AU"/>
+        </w:rPr>
+      </w:pPr>
+      <w:r>
+        <w:rPr>
+          <w:lang w:val="en-AU"/>
+        </w:rPr>
+        <w:t xml:space="preserve">            </w:t>
+      </w:r>
+      <w:proofErr w:type="gramStart"/>
+      <w:r>
+        <w:rPr>
+          <w:lang w:val="en-AU"/>
+        </w:rPr>
+        <w:t>print(</w:t>
+      </w:r>
+      <w:proofErr w:type="gramEnd"/>
+      <w:r>
+        <w:rPr>
+          <w:lang w:val="en-AU"/>
+        </w:rPr>
+        <w:t>"Invalid choice. Please enter 1, 2, or 3.")</w:t>
+      </w:r>
+    </w:p>
+    <w:p>
+      <w:pPr>
+        <w:rPr>
+          <w:lang w:val="en-AU"/>
+        </w:rPr>
+      </w:pPr>
+    </w:p>
+    <w:p>
+      <w:pPr>
+        <w:rPr>
+          <w:lang w:val="en-AU"/>
+        </w:rPr>
+      </w:pPr>
+    </w:p>
+    <w:p>
+      <w:pPr>
+        <w:rPr>
+          <w:lang w:val="en-AU"/>
+        </w:rPr>
+      </w:pPr>
+      <w:r>
+        <w:rPr>
+          <w:lang w:val="en-AU"/>
+        </w:rPr>
+        <w:t># Start the program</w:t>
+      </w:r>
+    </w:p>
+    <w:p>
+      <w:pPr>
+        <w:rPr>
+          <w:lang w:val="en-AU"/>
+        </w:rPr>
+      </w:pPr>
+      <w:proofErr w:type="spellStart"/>
+      <w:r>
+        <w:rPr>
+          <w:lang w:val="en-AU"/>
+        </w:rPr>
+        <w:t>main_</w:t>
+      </w:r>
+      <w:proofErr w:type="gramStart"/>
+      <w:r>
+        <w:rPr>
+          <w:lang w:val="en-AU"/>
+        </w:rPr>
+        <w:t>menu</w:t>
+      </w:r>
+      <w:proofErr w:type="spellEnd"/>
+      <w:r>
+        <w:rPr>
+          <w:lang w:val="en-AU"/>
+        </w:rPr>
+        <w:t>(</w:t>
+      </w:r>
+      <w:proofErr w:type="gramEnd"/>
+      <w:r>
+        <w:rPr>
+          <w:lang w:val="en-AU"/>
+        </w:rPr>
+        <w:t>)</w:t>
+      </w:r>
+    </w:p>
+    <w:p>
+      <w:pPr>
+        <w:rPr>
+          <w:b/>
+          <w:bCs/>
+          <w:lang w:val="en-AU"/>
+        </w:rPr>
+      </w:pPr>
+      <w:r>
+        <w:rPr>
+          <w:b/>
+          <w:bCs/>
+          <w:lang w:val="en-AU"/>
+        </w:rPr>
+        <w:t>How this meets your requirements</w:t>
+      </w:r>
+    </w:p>
+    <w:p>
+      <w:pPr>
+        <w:rPr>
+          <w:b/>
+          <w:bCs/>
+          <w:lang w:val="en-AU"/>
+        </w:rPr>
+      </w:pPr>
+      <w:r>
+        <w:rPr>
+          <w:rFonts w:ascii="Segoe UI Symbol" w:hAnsi="Segoe UI Symbol" w:cs="Segoe UI Symbol"/>
+          <w:b/>
+          <w:bCs/>
+          <w:lang w:val="en-AU"/>
+        </w:rPr>
+        <w:t>✔</w:t>
+      </w:r>
+      <w:r>
+        <w:rPr>
+          <w:b/>
+          <w:bCs/>
+          <w:lang w:val="en-AU"/>
+        </w:rPr>
+        <w:t xml:space="preserve"> No database</w:t>
+      </w:r>
+    </w:p>
+    <w:p>
+      <w:pPr>
+        <w:rPr>
+          <w:lang w:val="en-AU"/>
+        </w:rPr>
+      </w:pPr>
+      <w:r>
+        <w:rPr>
+          <w:lang w:val="en-AU"/>
+        </w:rPr>
+        <w:t>Everything is stored in a simple Python list.</w:t>
+      </w:r>
+    </w:p>
+    <w:p>
+      <w:pPr>
+        <w:rPr>
+          <w:b/>
+          <w:bCs/>
+          <w:lang w:val="en-AU"/>
+        </w:rPr>
+      </w:pPr>
+      <w:r>
+        <w:rPr>
+          <w:rFonts w:ascii="Segoe UI Symbol" w:hAnsi="Segoe UI Symbol" w:cs="Segoe UI Symbol"/>
+          <w:b/>
+          <w:bCs/>
+          <w:lang w:val="en-AU"/>
+        </w:rPr>
+        <w:t>✔</w:t>
+      </w:r>
+      <w:r>
+        <w:rPr>
+          <w:b/>
+          <w:bCs/>
+          <w:lang w:val="en-AU"/>
+        </w:rPr>
+        <w:t xml:space="preserve"> No GUI</w:t>
+      </w:r>
+    </w:p>
+    <w:p>
+      <w:pPr>
+        <w:rPr>
+          <w:lang w:val="en-AU"/>
+        </w:rPr>
+      </w:pPr>
+      <w:r>
+        <w:rPr>
+          <w:lang w:val="en-AU"/>
+        </w:rPr>
+        <w:t>Runs entirely in the console.</w:t>
+      </w:r>
+    </w:p>
+    <w:p>
+      <w:pPr>
+        <w:rPr>
+          <w:b/>
+          <w:bCs/>
+          <w:lang w:val="en-AU"/>
+        </w:rPr>
+      </w:pPr>
+      <w:r>
+        <w:rPr>
+          <w:rFonts w:ascii="Segoe UI Symbol" w:hAnsi="Segoe UI Symbol" w:cs="Segoe UI Symbol"/>
+          <w:b/>
+          <w:bCs/>
+          <w:lang w:val="en-AU"/>
+        </w:rPr>
+        <w:t>✔</w:t>
+      </w:r>
+      <w:r>
+        <w:rPr>
+          <w:b/>
+          <w:bCs/>
+          <w:lang w:val="en-AU"/>
+        </w:rPr>
+        <w:t xml:space="preserve"> Stores only required information</w:t>
+      </w:r>
+    </w:p>
+    <w:p>
+      <w:pPr>
+        <w:rPr>
+          <w:lang w:val="en-AU"/>
+        </w:rPr>
+      </w:pPr>
+      <w:r>
+        <w:rPr>
+          <w:lang w:val="en-AU"/>
+        </w:rPr>
+        <w:t>Each appointment contains:</w:t>
+      </w:r>
+    </w:p>
+    <w:p>
+      <w:pPr>
+        <w:numPr>
+          <w:ilvl w:val="0"/>
+          <w:numId w:val="16"/>
+        </w:numPr>
+        <w:rPr>
+          <w:lang w:val="en-AU"/>
+        </w:rPr>
+      </w:pPr>
+      <w:r>
+        <w:rPr>
+          <w:lang w:val="en-AU"/>
+        </w:rPr>
+        <w:t>Patient Name</w:t>
+      </w:r>
+    </w:p>
+    <w:p>
+      <w:pPr>
+        <w:numPr>
+          <w:ilvl w:val="0"/>
+          <w:numId w:val="16"/>
+        </w:numPr>
+        <w:rPr>
+          <w:lang w:val="en-AU"/>
+        </w:rPr>
+      </w:pPr>
+      <w:r>
+        <w:rPr>
+          <w:lang w:val="en-AU"/>
+        </w:rPr>
+        <w:t>Practitioner Name</w:t>
+      </w:r>
+    </w:p>
+    <w:p>
+      <w:pPr>
+        <w:numPr>
+          <w:ilvl w:val="0"/>
+          <w:numId w:val="16"/>
+        </w:numPr>
+        <w:rPr>
+          <w:lang w:val="en-AU"/>
+        </w:rPr>
+      </w:pPr>
+      <w:r>
+        <w:rPr>
+          <w:lang w:val="en-AU"/>
+        </w:rPr>
+        <w:t>Appointment Time</w:t>
+      </w:r>
+    </w:p>
+    <w:p>
+      <w:pPr>
+        <w:rPr>
+          <w:b/>
+          <w:bCs/>
+          <w:lang w:val="en-AU"/>
+        </w:rPr>
+      </w:pPr>
+      <w:r>
+        <w:rPr>
+          <w:rFonts w:ascii="Segoe UI Symbol" w:hAnsi="Segoe UI Symbol" w:cs="Segoe UI Symbol"/>
+          <w:b/>
+          <w:bCs/>
+          <w:lang w:val="en-AU"/>
+        </w:rPr>
+        <w:t>✔</w:t>
+      </w:r>
+      <w:r>
+        <w:rPr>
+          <w:b/>
+          <w:bCs/>
+          <w:lang w:val="en-AU"/>
+        </w:rPr>
+        <w:t xml:space="preserve"> Beginner</w:t>
+      </w:r>
+      <w:r>
+        <w:rPr>
+          <w:b/>
+          <w:bCs/>
+          <w:lang w:val="en-AU"/>
+        </w:rPr>
+        <w:noBreakHyphen/>
+        <w:t>friendly</w:t>
+      </w:r>
+    </w:p>
+    <w:p>
+      <w:pPr>
+        <w:numPr>
+          <w:ilvl w:val="0"/>
+          <w:numId w:val="17"/>
+        </w:numPr>
+        <w:rPr>
+          <w:lang w:val="en-AU"/>
+        </w:rPr>
+      </w:pPr>
+      <w:r>
+        <w:rPr>
+          <w:lang w:val="en-AU"/>
+        </w:rPr>
+        <w:t>No advanced Python features</w:t>
+      </w:r>
+    </w:p>
+    <w:p>
+      <w:pPr>
+        <w:numPr>
+          <w:ilvl w:val="0"/>
+          <w:numId w:val="17"/>
+        </w:numPr>
+        <w:rPr>
+          <w:lang w:val="en-AU"/>
+        </w:rPr>
+      </w:pPr>
+      <w:r>
+        <w:rPr>
+          <w:lang w:val="en-AU"/>
+        </w:rPr>
+        <w:t>Clear functions</w:t>
+      </w:r>
+    </w:p>
+    <w:p>
+      <w:pPr>
+        <w:numPr>
+          <w:ilvl w:val="0"/>
+          <w:numId w:val="17"/>
+        </w:numPr>
+        <w:rPr>
+          <w:lang w:val="en-AU"/>
+        </w:rPr>
+      </w:pPr>
+      <w:r>
+        <w:rPr>
+          <w:lang w:val="en-AU"/>
+        </w:rPr>
+        <w:t>Simple menu loop</w:t>
+      </w:r>
+    </w:p>
+    <w:p>
+      <w:pPr>
+        <w:rPr>
+          <w:b/>
+          <w:bCs/>
+          <w:lang w:val="en-AU"/>
+        </w:rPr>
+      </w:pPr>
+      <w:r>
+        <w:rPr>
+          <w:rFonts w:ascii="Segoe UI Symbol" w:hAnsi="Segoe UI Symbol" w:cs="Segoe UI Symbol"/>
+          <w:b/>
+          <w:bCs/>
+          <w:lang w:val="en-AU"/>
+        </w:rPr>
+        <w:t>✔</w:t>
+      </w:r>
+      <w:r>
+        <w:rPr>
+          <w:b/>
+          <w:bCs/>
+          <w:lang w:val="en-AU"/>
+        </w:rPr>
+        <w:t xml:space="preserve"> Error handling</w:t>
+      </w:r>
+    </w:p>
+    <w:p>
+      <w:pPr>
+        <w:numPr>
+          <w:ilvl w:val="0"/>
+          <w:numId w:val="18"/>
+        </w:numPr>
+        <w:rPr>
+          <w:lang w:val="en-AU"/>
+        </w:rPr>
+      </w:pPr>
+      <w:r>
+        <w:rPr>
+          <w:lang w:val="en-AU"/>
+        </w:rPr>
+        <w:t>Empty input checks</w:t>
+      </w:r>
+    </w:p>
+    <w:p>
+      <w:pPr>
+        <w:numPr>
+          <w:ilvl w:val="0"/>
+          <w:numId w:val="18"/>
+        </w:numPr>
+        <w:rPr>
+          <w:lang w:val="en-AU"/>
+        </w:rPr>
+      </w:pPr>
+      <w:r>
+        <w:rPr>
+          <w:lang w:val="en-AU"/>
+        </w:rPr>
+        <w:t>Invalid menu choice handling</w:t>
+      </w:r>
+    </w:p>
+    <w:p>
+      <w:pPr>
+        <w:rPr>
+          <w:b/>
+          <w:bCs/>
+          <w:lang w:val="en-AU"/>
+        </w:rPr>
+      </w:pPr>
+      <w:r>
+        <w:rPr>
+          <w:rFonts w:ascii="Segoe UI Symbol" w:hAnsi="Segoe UI Symbol" w:cs="Segoe UI Symbol"/>
+          <w:b/>
+          <w:bCs/>
+          <w:lang w:val="en-AU"/>
+        </w:rPr>
+        <w:t>✔</w:t>
+      </w:r>
+      <w:r>
+        <w:rPr>
+          <w:b/>
+          <w:bCs/>
+          <w:lang w:val="en-AU"/>
+        </w:rPr>
+        <w:t xml:space="preserve"> Minimal but functional</w:t>
+      </w:r>
+    </w:p>
+    <w:p>
+      <w:pPr>
+        <w:rPr>
+          <w:lang w:val="en-AU"/>
+        </w:rPr>
+      </w:pPr>
+      <w:r>
+        <w:rPr>
+          <w:lang w:val="en-AU"/>
+        </w:rPr>
+        <w:t>Enough structure to be useful without overwhelming a beginner.</w:t>
+      </w:r>
+    </w:p>
+    <w:p>
+      <w:pPr>
+        <w:rPr>
+          <w:lang w:val="en-AU"/>
+        </w:rPr>
+      </w:pPr>
+      <w:r>
+        <w:rPr>
+          <w:lang w:val="en-AU"/>
+        </w:rPr>
+        <w:t>If you want, I can help you extend this system with:</w:t>
+      </w:r>
+    </w:p>
+    <w:p>
+      <w:pPr>
+        <w:numPr>
+          <w:ilvl w:val="0"/>
+          <w:numId w:val="19"/>
+        </w:numPr>
+        <w:rPr>
+          <w:lang w:val="en-AU"/>
+        </w:rPr>
+      </w:pPr>
+      <w:r>
+        <w:rPr>
+          <w:lang w:val="en-AU"/>
+        </w:rPr>
+        <w:t>Time clash detection</w:t>
+      </w:r>
+    </w:p>
+    <w:p>
+      <w:pPr>
+        <w:numPr>
+          <w:ilvl w:val="0"/>
+          <w:numId w:val="19"/>
+        </w:numPr>
+        <w:rPr>
+          <w:lang w:val="en-AU"/>
+        </w:rPr>
+      </w:pPr>
+      <w:r>
+        <w:rPr>
+          <w:lang w:val="en-AU"/>
+        </w:rPr>
+        <w:t>Saving appointments to a text/JSON file</w:t>
+      </w:r>
+    </w:p>
+    <w:p>
+      <w:pPr>
+        <w:numPr>
+          <w:ilvl w:val="0"/>
+          <w:numId w:val="19"/>
+        </w:numPr>
+        <w:rPr>
+          <w:lang w:val="en-AU"/>
+        </w:rPr>
+      </w:pPr>
+      <w:r>
+        <w:rPr>
+          <w:lang w:val="en-AU"/>
+        </w:rPr>
+        <w:lastRenderedPageBreak/>
+        <w:t>Searching appointments</w:t>
+      </w:r>
+    </w:p>
+    <w:p>
+      <w:pPr>
+        <w:numPr>
+          <w:ilvl w:val="0"/>
+          <w:numId w:val="19"/>
+        </w:numPr>
+        <w:rPr>
+          <w:lang w:val="en-AU"/>
+        </w:rPr>
+      </w:pPr>
+      <w:r>
+        <w:rPr>
+          <w:lang w:val="en-AU"/>
+        </w:rPr>
+        <w:t>Editing or deleting appointments</w:t>
+      </w:r>
+    </w:p>
+    <w:p>
+      <w:pPr>
+        <w:rPr>
+          <w:lang w:val="en-AU"/>
+        </w:rPr>
+      </w:pPr>
+      <w:r>
+        <w:rPr>
+          <w:lang w:val="en-AU"/>
+        </w:rPr>
+        <w:t>Just tell me what direction you want to take next.</w:t>
+      </w:r>
+    </w:p>
+    <w:p>
+      <w:r>
+        <w:t>”</w:t>
       </w:r>
     </w:p>
     <w:p>
@@ -1112,13 +5037,21 @@
           <w:tcPr>
             <w:tcW w:w="3360" w:type="dxa"/>
           </w:tcPr>
-          <w:p/>
+          <w:p>
+            <w:r>
+              <w:t>Yes</w:t>
+            </w:r>
+          </w:p>
         </w:tc>
         <w:tc>
           <w:tcPr>
             <w:tcW w:w="3360" w:type="dxa"/>
           </w:tcPr>
-          <w:p/>
+          <w:p>
+            <w:r>
+              <w:t>Yes</w:t>
+            </w:r>
+          </w:p>
         </w:tc>
       </w:tr>
       <w:tr>
@@ -1136,13 +5069,21 @@
           <w:tcPr>
             <w:tcW w:w="3360" w:type="dxa"/>
           </w:tcPr>
-          <w:p/>
+          <w:p>
+            <w:r>
+              <w:t>Yes</w:t>
+            </w:r>
+          </w:p>
         </w:tc>
         <w:tc>
           <w:tcPr>
             <w:tcW w:w="3360" w:type="dxa"/>
           </w:tcPr>
-          <w:p/>
+          <w:p>
+            <w:r>
+              <w:t>Yes</w:t>
+            </w:r>
+          </w:p>
         </w:tc>
       </w:tr>
       <w:tr>
@@ -1160,13 +5101,21 @@
           <w:tcPr>
             <w:tcW w:w="3360" w:type="dxa"/>
           </w:tcPr>
-          <w:p/>
+          <w:p>
+            <w:r>
+              <w:t>Yes</w:t>
+            </w:r>
+          </w:p>
         </w:tc>
         <w:tc>
           <w:tcPr>
             <w:tcW w:w="3360" w:type="dxa"/>
           </w:tcPr>
-          <w:p/>
+          <w:p>
+            <w:r>
+              <w:t>Yes</w:t>
+            </w:r>
+          </w:p>
         </w:tc>
       </w:tr>
       <w:tr>
@@ -1184,13 +5133,21 @@
           <w:tcPr>
             <w:tcW w:w="3360" w:type="dxa"/>
           </w:tcPr>
-          <w:p/>
+          <w:p>
+            <w:r>
+              <w:t>Yes</w:t>
+            </w:r>
+          </w:p>
         </w:tc>
         <w:tc>
           <w:tcPr>
             <w:tcW w:w="3360" w:type="dxa"/>
           </w:tcPr>
-          <w:p/>
+          <w:p>
+            <w:r>
+              <w:t>Yes</w:t>
+            </w:r>
+          </w:p>
         </w:tc>
       </w:tr>
       <w:tr>
@@ -1208,13 +5165,21 @@
           <w:tcPr>
             <w:tcW w:w="3360" w:type="dxa"/>
           </w:tcPr>
-          <w:p/>
+          <w:p>
+            <w:r>
+              <w:t>Yes</w:t>
+            </w:r>
+          </w:p>
         </w:tc>
         <w:tc>
           <w:tcPr>
             <w:tcW w:w="3360" w:type="dxa"/>
           </w:tcPr>
-          <w:p/>
+          <w:p>
+            <w:r>
+              <w:t>Yes</w:t>
+            </w:r>
+          </w:p>
         </w:tc>
       </w:tr>
       <w:tr>
@@ -1232,13 +5197,21 @@
           <w:tcPr>
             <w:tcW w:w="3360" w:type="dxa"/>
           </w:tcPr>
-          <w:p/>
+          <w:p>
+            <w:r>
+              <w:t>Yes</w:t>
+            </w:r>
+          </w:p>
         </w:tc>
         <w:tc>
           <w:tcPr>
             <w:tcW w:w="3360" w:type="dxa"/>
           </w:tcPr>
-          <w:p/>
+          <w:p>
+            <w:r>
+              <w:t>Yes</w:t>
+            </w:r>
+          </w:p>
         </w:tc>
       </w:tr>
     </w:tbl>
@@ -1247,8 +5220,13 @@
         <w:pStyle w:val="Heading1"/>
       </w:pPr>
       <w:r>
-        <w:t>Part F - Verify Behaviour</w:t>
-      </w:r>
+        <w:t xml:space="preserve">Part F - Verify </w:t>
+      </w:r>
+      <w:proofErr w:type="spellStart"/>
+      <w:r>
+        <w:t>Behaviour</w:t>
+      </w:r>
+      <w:proofErr w:type="spellEnd"/>
     </w:p>
     <w:p>
       <w:pPr>
@@ -1279,7 +5257,151 @@
         <w:pStyle w:val="ListBullet"/>
       </w:pPr>
       <w:r>
-        <w:t>Strange input such as patient_name=None or appointment_time=None</w:t>
+        <w:t xml:space="preserve">Strange input such as </w:t>
+      </w:r>
+      <w:proofErr w:type="spellStart"/>
+      <w:r>
+        <w:t>patient_name</w:t>
+      </w:r>
+      <w:proofErr w:type="spellEnd"/>
+      <w:r>
+        <w:t xml:space="preserve">=None or </w:t>
+      </w:r>
+      <w:proofErr w:type="spellStart"/>
+      <w:r>
+        <w:t>appointment_time</w:t>
+      </w:r>
+      <w:proofErr w:type="spellEnd"/>
+      <w:r>
+        <w:t>=None</w:t>
+      </w:r>
+    </w:p>
+    <w:p>
+      <w:pPr>
+        <w:pStyle w:val="ListBullet"/>
+        <w:numPr>
+          <w:ilvl w:val="0"/>
+          <w:numId w:val="0"/>
+        </w:numPr>
+      </w:pPr>
+    </w:p>
+    <w:p>
+      <w:pPr>
+        <w:pStyle w:val="ListBullet"/>
+        <w:numPr>
+          <w:ilvl w:val="0"/>
+          <w:numId w:val="0"/>
+        </w:numPr>
+      </w:pPr>
+      <w:r>
+        <w:t>Normal Appointment prints in both Human-Written and CoPilot’s programs.</w:t>
+      </w:r>
+    </w:p>
+    <w:p>
+      <w:pPr>
+        <w:pStyle w:val="ListBullet"/>
+        <w:numPr>
+          <w:ilvl w:val="0"/>
+          <w:numId w:val="0"/>
+        </w:numPr>
+      </w:pPr>
+      <w:r>
+        <w:t xml:space="preserve">Blank </w:t>
+      </w:r>
+      <w:proofErr w:type="gramStart"/>
+      <w:r>
+        <w:t>Patient name</w:t>
+      </w:r>
+      <w:proofErr w:type="gramEnd"/>
+      <w:r>
+        <w:t xml:space="preserve"> provides </w:t>
+      </w:r>
+      <w:r>
+        <w:t xml:space="preserve">a </w:t>
+      </w:r>
+      <w:proofErr w:type="spellStart"/>
+      <w:r>
+        <w:t>ValueError</w:t>
+      </w:r>
+      <w:proofErr w:type="spellEnd"/>
+      <w:r>
+        <w:t xml:space="preserve"> in the Human-Written </w:t>
+      </w:r>
+      <w:r>
+        <w:t>program;</w:t>
+      </w:r>
+      <w:r>
+        <w:t xml:space="preserve"> </w:t>
+      </w:r>
+      <w:proofErr w:type="gramStart"/>
+      <w:r>
+        <w:t>however</w:t>
+      </w:r>
+      <w:proofErr w:type="gramEnd"/>
+      <w:r>
+        <w:t xml:space="preserve"> CoPilot has created </w:t>
+      </w:r>
+      <w:proofErr w:type="spellStart"/>
+      <w:proofErr w:type="gramStart"/>
+      <w:r>
+        <w:t>it’s</w:t>
+      </w:r>
+      <w:proofErr w:type="spellEnd"/>
+      <w:proofErr w:type="gramEnd"/>
+      <w:r>
+        <w:t xml:space="preserve"> own errors, not specifying a type</w:t>
+      </w:r>
+      <w:r>
+        <w:t>. CoPilot’s program prints</w:t>
+      </w:r>
+      <w:r>
+        <w:t xml:space="preserve"> “</w:t>
+      </w:r>
+      <w:r>
+        <w:t>Error: Patient name cannot be empty.</w:t>
+      </w:r>
+      <w:r>
+        <w:t>”</w:t>
+      </w:r>
+      <w:r>
+        <w:t>.</w:t>
+      </w:r>
+    </w:p>
+    <w:p>
+      <w:pPr>
+        <w:pStyle w:val="ListBullet"/>
+        <w:numPr>
+          <w:ilvl w:val="0"/>
+          <w:numId w:val="0"/>
+        </w:numPr>
+      </w:pPr>
+      <w:r>
+        <w:t xml:space="preserve">Neither the Human-Written program nor the CoPilot-Written program stop </w:t>
+      </w:r>
+      <w:r>
+        <w:t>the double-booking of Practitioners and Times.</w:t>
+      </w:r>
+    </w:p>
+    <w:p>
+      <w:pPr>
+        <w:pStyle w:val="ListBullet"/>
+        <w:numPr>
+          <w:ilvl w:val="0"/>
+          <w:numId w:val="0"/>
+        </w:numPr>
+      </w:pPr>
+      <w:r>
+        <w:t xml:space="preserve">If the Patient Name or Appointment Time are set to the string “None” then that will be logged as the variable, as neither the Human-Written program nor the CoPilot-Written program verify correct inputs. The only verification performed is for the null string (“”), which provides an error in </w:t>
+      </w:r>
+      <w:proofErr w:type="spellStart"/>
+      <w:proofErr w:type="gramStart"/>
+      <w:r>
+        <w:t>it’s</w:t>
+      </w:r>
+      <w:proofErr w:type="spellEnd"/>
+      <w:proofErr w:type="gramEnd"/>
+      <w:r>
+        <w:t xml:space="preserve"> place.</w:t>
       </w:r>
     </w:p>
     <w:p>
@@ -1292,7 +5414,28 @@
     </w:p>
     <w:p>
       <w:r>
-        <w:t>Choose exactly one controlled improvement, for example: if not patient_name: raise ValueError("Patient name cannot be empty")</w:t>
+        <w:t xml:space="preserve">Choose exactly one controlled improvement, for example: if not </w:t>
+      </w:r>
+      <w:proofErr w:type="spellStart"/>
+      <w:r>
+        <w:t>patient_name</w:t>
+      </w:r>
+      <w:proofErr w:type="spellEnd"/>
+      <w:r>
+        <w:t xml:space="preserve">: raise </w:t>
+      </w:r>
+      <w:proofErr w:type="spellStart"/>
+      <w:proofErr w:type="gramStart"/>
+      <w:r>
+        <w:t>ValueError</w:t>
+      </w:r>
+      <w:proofErr w:type="spellEnd"/>
+      <w:r>
+        <w:t>(</w:t>
+      </w:r>
+      <w:proofErr w:type="gramEnd"/>
+      <w:r>
+        <w:t>"Patient name cannot be empty")</w:t>
       </w:r>
     </w:p>
     <w:p>
@@ -1310,23 +5453,149 @@
     </w:p>
     <w:p>
       <w:r>
+        <w:t xml:space="preserve">Before using </w:t>
+      </w:r>
+      <w:proofErr w:type="gramStart"/>
+      <w:r>
+        <w:t>A</w:t>
+      </w:r>
+      <w:r>
+        <w:t>I</w:t>
+      </w:r>
+      <w:proofErr w:type="gramEnd"/>
+      <w:r>
+        <w:t xml:space="preserve"> the Human-Written Program had many faults, including </w:t>
+      </w:r>
+      <w:r>
+        <w:t xml:space="preserve">a lack of user </w:t>
+      </w:r>
+      <w:proofErr w:type="gramStart"/>
+      <w:r>
+        <w:t>inputs</w:t>
+      </w:r>
+      <w:proofErr w:type="gramEnd"/>
+      <w:r>
+        <w:t xml:space="preserve">, </w:t>
+      </w:r>
+      <w:r>
+        <w:t>litt</w:t>
+      </w:r>
+      <w:r>
+        <w:t xml:space="preserve">le input validation, and </w:t>
+      </w:r>
+      <w:r>
+        <w:t>no documentation.</w:t>
+      </w:r>
+    </w:p>
+    <w:p>
+      <w:r>
         <w:t>What did AI help you understand?</w:t>
       </w:r>
     </w:p>
     <w:p>
       <w:r>
+        <w:lastRenderedPageBreak/>
+        <w:t xml:space="preserve">AI assisted me in understanding the Human-Written code via </w:t>
+      </w:r>
+      <w:r>
+        <w:t xml:space="preserve">breaking down the program into a step-by-step </w:t>
+      </w:r>
+      <w:r>
+        <w:t>order of how it functions. The AI also brought up an aspect I had not considered, which was that all the stored data would be deleted after the program ends.</w:t>
+      </w:r>
+    </w:p>
+    <w:p>
+      <w:r>
         <w:t>Did AI make assumptions?</w:t>
       </w:r>
     </w:p>
     <w:p>
       <w:r>
-        <w:lastRenderedPageBreak/>
+        <w:t xml:space="preserve">In the creation of the AI program, the AI </w:t>
+      </w:r>
+      <w:r>
+        <w:t xml:space="preserve">assumed </w:t>
+      </w:r>
+      <w:r>
+        <w:t>the program would continue to run</w:t>
+      </w:r>
+      <w:r>
+        <w:t xml:space="preserve"> </w:t>
+      </w:r>
+      <w:r>
+        <w:t xml:space="preserve">by placing </w:t>
+      </w:r>
+      <w:r>
+        <w:t xml:space="preserve">the </w:t>
+      </w:r>
+      <w:r>
+        <w:t xml:space="preserve">program in a continuous loop, </w:t>
+      </w:r>
+      <w:r>
+        <w:t>the AI also assumed</w:t>
+      </w:r>
+    </w:p>
+    <w:p>
+      <w:r>
         <w:t>How did you verify the AI output?</w:t>
       </w:r>
     </w:p>
     <w:p>
       <w:r>
+        <w:t xml:space="preserve">To verify the AI </w:t>
+      </w:r>
+      <w:proofErr w:type="gramStart"/>
+      <w:r>
+        <w:t>Output</w:t>
+      </w:r>
+      <w:proofErr w:type="gramEnd"/>
+      <w:r>
+        <w:t xml:space="preserve"> </w:t>
+      </w:r>
+      <w:r>
+        <w:t xml:space="preserve">I compared the outputs </w:t>
+      </w:r>
+      <w:r>
+        <w:t xml:space="preserve">to the inputs, </w:t>
+      </w:r>
+      <w:r>
+        <w:t xml:space="preserve">and </w:t>
+      </w:r>
+      <w:r>
+        <w:t xml:space="preserve">expected outputs. This works in identifying correct outputs because </w:t>
+      </w:r>
+      <w:r>
+        <w:t>of the</w:t>
+      </w:r>
+      <w:r>
+        <w:t xml:space="preserve"> specifications of the project, which is that every appointment needs a Patient Name, Practitioner Name, and Appointment date and time.</w:t>
+      </w:r>
+    </w:p>
+    <w:p>
+      <w:r>
         <w:t>What engineering work remained for you?</w:t>
+      </w:r>
+    </w:p>
+    <w:p>
+      <w:r>
+        <w:t xml:space="preserve">After </w:t>
+      </w:r>
+      <w:r>
+        <w:t xml:space="preserve">sourcing the program to the AI, the work left for me to complete included understanding, and verifying that the system would function as intended, </w:t>
+      </w:r>
+      <w:r>
+        <w:t xml:space="preserve">error testing to ensure the application could manage errors, and </w:t>
+      </w:r>
+      <w:r>
+        <w:t>implementation of external features (</w:t>
+      </w:r>
+      <w:proofErr w:type="spellStart"/>
+      <w:r>
+        <w:t>Eg.</w:t>
+      </w:r>
+      <w:proofErr w:type="spellEnd"/>
+      <w:r>
+        <w:t xml:space="preserve"> A database if required, or any provisional/optional features to include.</w:t>
       </w:r>
     </w:p>
     <w:p>
@@ -1399,7 +5668,7 @@
 </file>
 
 <file path=word/numbering.xml><?xml version="1.0" encoding="utf-8"?>
-<w:numbering xmlns:wpc="http://schemas.microsoft.com/office/word/2010/wordprocessingCanvas" xmlns:cx="http://schemas.microsoft.com/office/drawing/2014/chartex" xmlns:cx1="http://schemas.microsoft.com/office/drawing/2015/9/8/chartex" xmlns:cx2="http://schemas.microsoft.com/office/drawing/2015/10/21/chartex" xmlns:cx3="http://schemas.microsoft.com/office/drawing/2016/5/9/chartex" xmlns:cx4="http://schemas.microsoft.com/office/drawing/2016/5/10/chartex" xmlns:cx5="http://schemas.microsoft.com/office/drawing/2016/5/11/chartex" xmlns:cx6="http://schemas.microsoft.com/office/drawing/2016/5/12/chartex" xmlns:cx7="http://schemas.microsoft.com/office/drawing/2016/5/13/chartex" xmlns:cx8="http://schemas.microsoft.com/office/drawing/2016/5/14/chartex" xmlns:mc="http://schemas.openxmlformats.org/markup-compatibility/2006" xmlns:aink="http://schemas.microsoft.com/office/drawing/2016/ink" xmlns:am3d="http://schemas.microsoft.com/office/drawing/2017/model3d" xmlns:o="urn:schemas-microsoft-com:office:office" xmlns:oel="http://schemas.microsoft.com/office/2019/extlst" xmlns:r="http://schemas.openxmlformats.org/officeDocument/2006/relationships" xmlns:m="http://schemas.openxmlformats.org/officeDocument/2006/math" xmlns:v="urn:schemas-microsoft-com:vml" xmlns:wp14="http://schemas.microsoft.com/office/word/2010/wordprocessingDrawing" xmlns:wp="http://schemas.openxmlformats.org/drawingml/2006/wordprocessingDrawing" xmlns:w10="urn:schemas-microsoft-com:office:word" xmlns:w="http://schemas.openxmlformats.org/wordprocessingml/2006/main" xmlns:w14="http://schemas.microsoft.com/office/word/2010/wordml" xmlns:w15="http://schemas.microsoft.com/office/word/2012/wordml" xmlns:w16cei="http://schemas.microsoft.com/office/word/2026/wordml/cei" xmlns:w16cex="http://schemas.microsoft.com/office/word/2018/wordml/cex" xmlns:w16cid="http://schemas.microsoft.com/office/word/2016/wordml/cid" xmlns:w16="http://schemas.microsoft.com/office/word/2018/wordml" xmlns:w16du="http://schemas.microsoft.com/office/word/2023/wordml/word16du" xmlns:w16sdtdh="http://schemas.microsoft.com/office/word/2020/wordml/sdtdatahash" xmlns:w16sdtfl="http://schemas.microsoft.com/office/word/2024/wordml/sdtformatlock" xmlns:w16se="http://schemas.microsoft.com/office/word/2015/wordml/symex" xmlns:wpg="http://schemas.microsoft.com/office/word/2010/wordprocessingGroup" xmlns:wpi="http://schemas.microsoft.com/office/word/2010/wordprocessingInk" xmlns:wne="http://schemas.microsoft.com/office/word/2006/wordml" xmlns:wps="http://schemas.microsoft.com/office/word/2010/wordprocessingShape" mc:Ignorable="w14 w15 w16se w16cid w16 w16cex w16sdtdh w16sdtfl w16du wp14">
+<w:numbering xmlns:wpc="http://schemas.microsoft.com/office/word/2010/wordprocessingCanvas" xmlns:cx="http://schemas.microsoft.com/office/drawing/2014/chartex" xmlns:cx1="http://schemas.microsoft.com/office/drawing/2015/9/8/chartex" xmlns:cx2="http://schemas.microsoft.com/office/drawing/2015/10/21/chartex" xmlns:cx3="http://schemas.microsoft.com/office/drawing/2016/5/9/chartex" xmlns:cx4="http://schemas.microsoft.com/office/drawing/2016/5/10/chartex" xmlns:cx5="http://schemas.microsoft.com/office/drawing/2016/5/11/chartex" xmlns:cx6="http://schemas.microsoft.com/office/drawing/2016/5/12/chartex" xmlns:cx7="http://schemas.microsoft.com/office/drawing/2016/5/13/chartex" xmlns:cx8="http://schemas.microsoft.com/office/drawing/2016/5/14/chartex" xmlns:mc="http://schemas.openxmlformats.org/markup-compatibility/2006" xmlns:aink="http://schemas.microsoft.com/office/drawing/2016/ink" xmlns:am3d="http://schemas.microsoft.com/office/drawing/2017/model3d" xmlns:o="urn:schemas-microsoft-com:office:office" xmlns:oel="http://schemas.microsoft.com/office/2019/extlst" xmlns:r="http://schemas.openxmlformats.org/officeDocument/2006/relationships" xmlns:m="http://schemas.openxmlformats.org/officeDocument/2006/math" xmlns:v="urn:schemas-microsoft-com:vml" xmlns:wp14="http://schemas.microsoft.com/office/word/2010/wordprocessingDrawing" xmlns:wp="http://schemas.openxmlformats.org/drawingml/2006/wordprocessingDrawing" xmlns:w10="urn:schemas-microsoft-com:office:word" xmlns:w="http://schemas.openxmlformats.org/wordprocessingml/2006/main" xmlns:w14="http://schemas.microsoft.com/office/word/2010/wordml" xmlns:w15="http://schemas.microsoft.com/office/word/2012/wordml" xmlns:w16cex="http://schemas.microsoft.com/office/word/2018/wordml/cex" xmlns:w16cid="http://schemas.microsoft.com/office/word/2016/wordml/cid" xmlns:w16="http://schemas.microsoft.com/office/word/2018/wordml" xmlns:w16du="http://schemas.microsoft.com/office/word/2023/wordml/word16du" xmlns:w16sdtdh="http://schemas.microsoft.com/office/word/2020/wordml/sdtdatahash" xmlns:w16sdtfl="http://schemas.microsoft.com/office/word/2024/wordml/sdtformatlock" xmlns:w16se="http://schemas.microsoft.com/office/word/2015/wordml/symex" xmlns:wpg="http://schemas.microsoft.com/office/word/2010/wordprocessingGroup" xmlns:wpi="http://schemas.microsoft.com/office/word/2010/wordprocessingInk" xmlns:wne="http://schemas.microsoft.com/office/word/2006/wordml" xmlns:wps="http://schemas.microsoft.com/office/word/2010/wordprocessingShape" mc:Ignorable="w14 w15 w16se w16cid w16 w16cex w16sdtdh w16sdtfl w16du wp14">
   <w:abstractNum w:abstractNumId="0" w15:restartNumberingAfterBreak="0">
     <w:nsid w:val="FFFFFF7C"/>
     <w:multiLevelType w:val="singleLevel"/>
@@ -1553,7 +5822,7 @@
   <w:abstractNum w:abstractNumId="8" w15:restartNumberingAfterBreak="0">
     <w:nsid w:val="FFFFFF89"/>
     <w:multiLevelType w:val="singleLevel"/>
-    <w:tmpl w:val="8E06F216"/>
+    <w:tmpl w:val="11927CC8"/>
     <w:lvl w:ilvl="0">
       <w:start w:val="1"/>
       <w:numFmt w:val="bullet"/>
@@ -1569,6 +5838,1396 @@
       <w:rPr>
         <w:rFonts w:ascii="Symbol" w:hAnsi="Symbol" w:hint="default"/>
       </w:rPr>
+    </w:lvl>
+  </w:abstractNum>
+  <w:abstractNum w:abstractNumId="9" w15:restartNumberingAfterBreak="0">
+    <w:nsid w:val="037F4FC4"/>
+    <w:multiLevelType w:val="multilevel"/>
+    <w:tmpl w:val="959E3536"/>
+    <w:lvl w:ilvl="0">
+      <w:start w:val="1"/>
+      <w:numFmt w:val="bullet"/>
+      <w:lvlText w:val=""/>
+      <w:lvlJc w:val="left"/>
+      <w:pPr>
+        <w:tabs>
+          <w:tab w:val="num" w:pos="720"/>
+        </w:tabs>
+        <w:ind w:left="720" w:hanging="360"/>
+      </w:pPr>
+      <w:rPr>
+        <w:rFonts w:ascii="Symbol" w:hAnsi="Symbol" w:hint="default"/>
+        <w:sz w:val="20"/>
+      </w:rPr>
+    </w:lvl>
+    <w:lvl w:ilvl="1" w:tentative="1">
+      <w:start w:val="1"/>
+      <w:numFmt w:val="bullet"/>
+      <w:lvlText w:val="o"/>
+      <w:lvlJc w:val="left"/>
+      <w:pPr>
+        <w:tabs>
+          <w:tab w:val="num" w:pos="1440"/>
+        </w:tabs>
+        <w:ind w:left="1440" w:hanging="360"/>
+      </w:pPr>
+      <w:rPr>
+        <w:rFonts w:ascii="Courier New" w:hAnsi="Courier New" w:hint="default"/>
+        <w:sz w:val="20"/>
+      </w:rPr>
+    </w:lvl>
+    <w:lvl w:ilvl="2" w:tentative="1">
+      <w:start w:val="1"/>
+      <w:numFmt w:val="bullet"/>
+      <w:lvlText w:val=""/>
+      <w:lvlJc w:val="left"/>
+      <w:pPr>
+        <w:tabs>
+          <w:tab w:val="num" w:pos="2160"/>
+        </w:tabs>
+        <w:ind w:left="2160" w:hanging="360"/>
+      </w:pPr>
+      <w:rPr>
+        <w:rFonts w:ascii="Wingdings" w:hAnsi="Wingdings" w:hint="default"/>
+        <w:sz w:val="20"/>
+      </w:rPr>
+    </w:lvl>
+    <w:lvl w:ilvl="3" w:tentative="1">
+      <w:start w:val="1"/>
+      <w:numFmt w:val="bullet"/>
+      <w:lvlText w:val=""/>
+      <w:lvlJc w:val="left"/>
+      <w:pPr>
+        <w:tabs>
+          <w:tab w:val="num" w:pos="2880"/>
+        </w:tabs>
+        <w:ind w:left="2880" w:hanging="360"/>
+      </w:pPr>
+      <w:rPr>
+        <w:rFonts w:ascii="Wingdings" w:hAnsi="Wingdings" w:hint="default"/>
+        <w:sz w:val="20"/>
+      </w:rPr>
+    </w:lvl>
+    <w:lvl w:ilvl="4" w:tentative="1">
+      <w:start w:val="1"/>
+      <w:numFmt w:val="bullet"/>
+      <w:lvlText w:val=""/>
+      <w:lvlJc w:val="left"/>
+      <w:pPr>
+        <w:tabs>
+          <w:tab w:val="num" w:pos="3600"/>
+        </w:tabs>
+        <w:ind w:left="3600" w:hanging="360"/>
+      </w:pPr>
+      <w:rPr>
+        <w:rFonts w:ascii="Wingdings" w:hAnsi="Wingdings" w:hint="default"/>
+        <w:sz w:val="20"/>
+      </w:rPr>
+    </w:lvl>
+    <w:lvl w:ilvl="5" w:tentative="1">
+      <w:start w:val="1"/>
+      <w:numFmt w:val="bullet"/>
+      <w:lvlText w:val=""/>
+      <w:lvlJc w:val="left"/>
+      <w:pPr>
+        <w:tabs>
+          <w:tab w:val="num" w:pos="4320"/>
+        </w:tabs>
+        <w:ind w:left="4320" w:hanging="360"/>
+      </w:pPr>
+      <w:rPr>
+        <w:rFonts w:ascii="Wingdings" w:hAnsi="Wingdings" w:hint="default"/>
+        <w:sz w:val="20"/>
+      </w:rPr>
+    </w:lvl>
+    <w:lvl w:ilvl="6" w:tentative="1">
+      <w:start w:val="1"/>
+      <w:numFmt w:val="bullet"/>
+      <w:lvlText w:val=""/>
+      <w:lvlJc w:val="left"/>
+      <w:pPr>
+        <w:tabs>
+          <w:tab w:val="num" w:pos="5040"/>
+        </w:tabs>
+        <w:ind w:left="5040" w:hanging="360"/>
+      </w:pPr>
+      <w:rPr>
+        <w:rFonts w:ascii="Wingdings" w:hAnsi="Wingdings" w:hint="default"/>
+        <w:sz w:val="20"/>
+      </w:rPr>
+    </w:lvl>
+    <w:lvl w:ilvl="7" w:tentative="1">
+      <w:start w:val="1"/>
+      <w:numFmt w:val="bullet"/>
+      <w:lvlText w:val=""/>
+      <w:lvlJc w:val="left"/>
+      <w:pPr>
+        <w:tabs>
+          <w:tab w:val="num" w:pos="5760"/>
+        </w:tabs>
+        <w:ind w:left="5760" w:hanging="360"/>
+      </w:pPr>
+      <w:rPr>
+        <w:rFonts w:ascii="Wingdings" w:hAnsi="Wingdings" w:hint="default"/>
+        <w:sz w:val="20"/>
+      </w:rPr>
+    </w:lvl>
+    <w:lvl w:ilvl="8" w:tentative="1">
+      <w:start w:val="1"/>
+      <w:numFmt w:val="bullet"/>
+      <w:lvlText w:val=""/>
+      <w:lvlJc w:val="left"/>
+      <w:pPr>
+        <w:tabs>
+          <w:tab w:val="num" w:pos="6480"/>
+        </w:tabs>
+        <w:ind w:left="6480" w:hanging="360"/>
+      </w:pPr>
+      <w:rPr>
+        <w:rFonts w:ascii="Wingdings" w:hAnsi="Wingdings" w:hint="default"/>
+        <w:sz w:val="20"/>
+      </w:rPr>
+    </w:lvl>
+  </w:abstractNum>
+  <w:abstractNum w:abstractNumId="10" w15:restartNumberingAfterBreak="0">
+    <w:nsid w:val="2D320A07"/>
+    <w:multiLevelType w:val="multilevel"/>
+    <w:tmpl w:val="BF047290"/>
+    <w:lvl w:ilvl="0">
+      <w:start w:val="1"/>
+      <w:numFmt w:val="decimal"/>
+      <w:lvlText w:val="%1."/>
+      <w:lvlJc w:val="left"/>
+      <w:pPr>
+        <w:tabs>
+          <w:tab w:val="num" w:pos="720"/>
+        </w:tabs>
+        <w:ind w:left="720" w:hanging="360"/>
+      </w:pPr>
+    </w:lvl>
+    <w:lvl w:ilvl="1">
+      <w:start w:val="1"/>
+      <w:numFmt w:val="bullet"/>
+      <w:lvlText w:val="o"/>
+      <w:lvlJc w:val="left"/>
+      <w:pPr>
+        <w:tabs>
+          <w:tab w:val="num" w:pos="1440"/>
+        </w:tabs>
+        <w:ind w:left="1440" w:hanging="360"/>
+      </w:pPr>
+      <w:rPr>
+        <w:rFonts w:ascii="Courier New" w:hAnsi="Courier New" w:hint="default"/>
+        <w:sz w:val="20"/>
+      </w:rPr>
+    </w:lvl>
+    <w:lvl w:ilvl="2" w:tentative="1">
+      <w:start w:val="1"/>
+      <w:numFmt w:val="decimal"/>
+      <w:lvlText w:val="%3."/>
+      <w:lvlJc w:val="left"/>
+      <w:pPr>
+        <w:tabs>
+          <w:tab w:val="num" w:pos="2160"/>
+        </w:tabs>
+        <w:ind w:left="2160" w:hanging="360"/>
+      </w:pPr>
+    </w:lvl>
+    <w:lvl w:ilvl="3" w:tentative="1">
+      <w:start w:val="1"/>
+      <w:numFmt w:val="decimal"/>
+      <w:lvlText w:val="%4."/>
+      <w:lvlJc w:val="left"/>
+      <w:pPr>
+        <w:tabs>
+          <w:tab w:val="num" w:pos="2880"/>
+        </w:tabs>
+        <w:ind w:left="2880" w:hanging="360"/>
+      </w:pPr>
+    </w:lvl>
+    <w:lvl w:ilvl="4" w:tentative="1">
+      <w:start w:val="1"/>
+      <w:numFmt w:val="decimal"/>
+      <w:lvlText w:val="%5."/>
+      <w:lvlJc w:val="left"/>
+      <w:pPr>
+        <w:tabs>
+          <w:tab w:val="num" w:pos="3600"/>
+        </w:tabs>
+        <w:ind w:left="3600" w:hanging="360"/>
+      </w:pPr>
+    </w:lvl>
+    <w:lvl w:ilvl="5" w:tentative="1">
+      <w:start w:val="1"/>
+      <w:numFmt w:val="decimal"/>
+      <w:lvlText w:val="%6."/>
+      <w:lvlJc w:val="left"/>
+      <w:pPr>
+        <w:tabs>
+          <w:tab w:val="num" w:pos="4320"/>
+        </w:tabs>
+        <w:ind w:left="4320" w:hanging="360"/>
+      </w:pPr>
+    </w:lvl>
+    <w:lvl w:ilvl="6" w:tentative="1">
+      <w:start w:val="1"/>
+      <w:numFmt w:val="decimal"/>
+      <w:lvlText w:val="%7."/>
+      <w:lvlJc w:val="left"/>
+      <w:pPr>
+        <w:tabs>
+          <w:tab w:val="num" w:pos="5040"/>
+        </w:tabs>
+        <w:ind w:left="5040" w:hanging="360"/>
+      </w:pPr>
+    </w:lvl>
+    <w:lvl w:ilvl="7" w:tentative="1">
+      <w:start w:val="1"/>
+      <w:numFmt w:val="decimal"/>
+      <w:lvlText w:val="%8."/>
+      <w:lvlJc w:val="left"/>
+      <w:pPr>
+        <w:tabs>
+          <w:tab w:val="num" w:pos="5760"/>
+        </w:tabs>
+        <w:ind w:left="5760" w:hanging="360"/>
+      </w:pPr>
+    </w:lvl>
+    <w:lvl w:ilvl="8" w:tentative="1">
+      <w:start w:val="1"/>
+      <w:numFmt w:val="decimal"/>
+      <w:lvlText w:val="%9."/>
+      <w:lvlJc w:val="left"/>
+      <w:pPr>
+        <w:tabs>
+          <w:tab w:val="num" w:pos="6480"/>
+        </w:tabs>
+        <w:ind w:left="6480" w:hanging="360"/>
+      </w:pPr>
+    </w:lvl>
+  </w:abstractNum>
+  <w:abstractNum w:abstractNumId="11" w15:restartNumberingAfterBreak="0">
+    <w:nsid w:val="3971707E"/>
+    <w:multiLevelType w:val="multilevel"/>
+    <w:tmpl w:val="E482F8BA"/>
+    <w:lvl w:ilvl="0">
+      <w:start w:val="1"/>
+      <w:numFmt w:val="bullet"/>
+      <w:lvlText w:val=""/>
+      <w:lvlJc w:val="left"/>
+      <w:pPr>
+        <w:tabs>
+          <w:tab w:val="num" w:pos="720"/>
+        </w:tabs>
+        <w:ind w:left="720" w:hanging="360"/>
+      </w:pPr>
+      <w:rPr>
+        <w:rFonts w:ascii="Symbol" w:hAnsi="Symbol" w:hint="default"/>
+        <w:sz w:val="20"/>
+      </w:rPr>
+    </w:lvl>
+    <w:lvl w:ilvl="1" w:tentative="1">
+      <w:start w:val="1"/>
+      <w:numFmt w:val="bullet"/>
+      <w:lvlText w:val="o"/>
+      <w:lvlJc w:val="left"/>
+      <w:pPr>
+        <w:tabs>
+          <w:tab w:val="num" w:pos="1440"/>
+        </w:tabs>
+        <w:ind w:left="1440" w:hanging="360"/>
+      </w:pPr>
+      <w:rPr>
+        <w:rFonts w:ascii="Courier New" w:hAnsi="Courier New" w:hint="default"/>
+        <w:sz w:val="20"/>
+      </w:rPr>
+    </w:lvl>
+    <w:lvl w:ilvl="2" w:tentative="1">
+      <w:start w:val="1"/>
+      <w:numFmt w:val="bullet"/>
+      <w:lvlText w:val=""/>
+      <w:lvlJc w:val="left"/>
+      <w:pPr>
+        <w:tabs>
+          <w:tab w:val="num" w:pos="2160"/>
+        </w:tabs>
+        <w:ind w:left="2160" w:hanging="360"/>
+      </w:pPr>
+      <w:rPr>
+        <w:rFonts w:ascii="Wingdings" w:hAnsi="Wingdings" w:hint="default"/>
+        <w:sz w:val="20"/>
+      </w:rPr>
+    </w:lvl>
+    <w:lvl w:ilvl="3" w:tentative="1">
+      <w:start w:val="1"/>
+      <w:numFmt w:val="bullet"/>
+      <w:lvlText w:val=""/>
+      <w:lvlJc w:val="left"/>
+      <w:pPr>
+        <w:tabs>
+          <w:tab w:val="num" w:pos="2880"/>
+        </w:tabs>
+        <w:ind w:left="2880" w:hanging="360"/>
+      </w:pPr>
+      <w:rPr>
+        <w:rFonts w:ascii="Wingdings" w:hAnsi="Wingdings" w:hint="default"/>
+        <w:sz w:val="20"/>
+      </w:rPr>
+    </w:lvl>
+    <w:lvl w:ilvl="4" w:tentative="1">
+      <w:start w:val="1"/>
+      <w:numFmt w:val="bullet"/>
+      <w:lvlText w:val=""/>
+      <w:lvlJc w:val="left"/>
+      <w:pPr>
+        <w:tabs>
+          <w:tab w:val="num" w:pos="3600"/>
+        </w:tabs>
+        <w:ind w:left="3600" w:hanging="360"/>
+      </w:pPr>
+      <w:rPr>
+        <w:rFonts w:ascii="Wingdings" w:hAnsi="Wingdings" w:hint="default"/>
+        <w:sz w:val="20"/>
+      </w:rPr>
+    </w:lvl>
+    <w:lvl w:ilvl="5" w:tentative="1">
+      <w:start w:val="1"/>
+      <w:numFmt w:val="bullet"/>
+      <w:lvlText w:val=""/>
+      <w:lvlJc w:val="left"/>
+      <w:pPr>
+        <w:tabs>
+          <w:tab w:val="num" w:pos="4320"/>
+        </w:tabs>
+        <w:ind w:left="4320" w:hanging="360"/>
+      </w:pPr>
+      <w:rPr>
+        <w:rFonts w:ascii="Wingdings" w:hAnsi="Wingdings" w:hint="default"/>
+        <w:sz w:val="20"/>
+      </w:rPr>
+    </w:lvl>
+    <w:lvl w:ilvl="6" w:tentative="1">
+      <w:start w:val="1"/>
+      <w:numFmt w:val="bullet"/>
+      <w:lvlText w:val=""/>
+      <w:lvlJc w:val="left"/>
+      <w:pPr>
+        <w:tabs>
+          <w:tab w:val="num" w:pos="5040"/>
+        </w:tabs>
+        <w:ind w:left="5040" w:hanging="360"/>
+      </w:pPr>
+      <w:rPr>
+        <w:rFonts w:ascii="Wingdings" w:hAnsi="Wingdings" w:hint="default"/>
+        <w:sz w:val="20"/>
+      </w:rPr>
+    </w:lvl>
+    <w:lvl w:ilvl="7" w:tentative="1">
+      <w:start w:val="1"/>
+      <w:numFmt w:val="bullet"/>
+      <w:lvlText w:val=""/>
+      <w:lvlJc w:val="left"/>
+      <w:pPr>
+        <w:tabs>
+          <w:tab w:val="num" w:pos="5760"/>
+        </w:tabs>
+        <w:ind w:left="5760" w:hanging="360"/>
+      </w:pPr>
+      <w:rPr>
+        <w:rFonts w:ascii="Wingdings" w:hAnsi="Wingdings" w:hint="default"/>
+        <w:sz w:val="20"/>
+      </w:rPr>
+    </w:lvl>
+    <w:lvl w:ilvl="8" w:tentative="1">
+      <w:start w:val="1"/>
+      <w:numFmt w:val="bullet"/>
+      <w:lvlText w:val=""/>
+      <w:lvlJc w:val="left"/>
+      <w:pPr>
+        <w:tabs>
+          <w:tab w:val="num" w:pos="6480"/>
+        </w:tabs>
+        <w:ind w:left="6480" w:hanging="360"/>
+      </w:pPr>
+      <w:rPr>
+        <w:rFonts w:ascii="Wingdings" w:hAnsi="Wingdings" w:hint="default"/>
+        <w:sz w:val="20"/>
+      </w:rPr>
+    </w:lvl>
+  </w:abstractNum>
+  <w:abstractNum w:abstractNumId="12" w15:restartNumberingAfterBreak="0">
+    <w:nsid w:val="49905678"/>
+    <w:multiLevelType w:val="multilevel"/>
+    <w:tmpl w:val="1696C0EE"/>
+    <w:lvl w:ilvl="0">
+      <w:start w:val="1"/>
+      <w:numFmt w:val="bullet"/>
+      <w:lvlText w:val=""/>
+      <w:lvlJc w:val="left"/>
+      <w:pPr>
+        <w:tabs>
+          <w:tab w:val="num" w:pos="720"/>
+        </w:tabs>
+        <w:ind w:left="720" w:hanging="360"/>
+      </w:pPr>
+      <w:rPr>
+        <w:rFonts w:ascii="Symbol" w:hAnsi="Symbol" w:hint="default"/>
+        <w:sz w:val="20"/>
+      </w:rPr>
+    </w:lvl>
+    <w:lvl w:ilvl="1" w:tentative="1">
+      <w:start w:val="1"/>
+      <w:numFmt w:val="bullet"/>
+      <w:lvlText w:val="o"/>
+      <w:lvlJc w:val="left"/>
+      <w:pPr>
+        <w:tabs>
+          <w:tab w:val="num" w:pos="1440"/>
+        </w:tabs>
+        <w:ind w:left="1440" w:hanging="360"/>
+      </w:pPr>
+      <w:rPr>
+        <w:rFonts w:ascii="Courier New" w:hAnsi="Courier New" w:hint="default"/>
+        <w:sz w:val="20"/>
+      </w:rPr>
+    </w:lvl>
+    <w:lvl w:ilvl="2" w:tentative="1">
+      <w:start w:val="1"/>
+      <w:numFmt w:val="bullet"/>
+      <w:lvlText w:val=""/>
+      <w:lvlJc w:val="left"/>
+      <w:pPr>
+        <w:tabs>
+          <w:tab w:val="num" w:pos="2160"/>
+        </w:tabs>
+        <w:ind w:left="2160" w:hanging="360"/>
+      </w:pPr>
+      <w:rPr>
+        <w:rFonts w:ascii="Wingdings" w:hAnsi="Wingdings" w:hint="default"/>
+        <w:sz w:val="20"/>
+      </w:rPr>
+    </w:lvl>
+    <w:lvl w:ilvl="3" w:tentative="1">
+      <w:start w:val="1"/>
+      <w:numFmt w:val="bullet"/>
+      <w:lvlText w:val=""/>
+      <w:lvlJc w:val="left"/>
+      <w:pPr>
+        <w:tabs>
+          <w:tab w:val="num" w:pos="2880"/>
+        </w:tabs>
+        <w:ind w:left="2880" w:hanging="360"/>
+      </w:pPr>
+      <w:rPr>
+        <w:rFonts w:ascii="Wingdings" w:hAnsi="Wingdings" w:hint="default"/>
+        <w:sz w:val="20"/>
+      </w:rPr>
+    </w:lvl>
+    <w:lvl w:ilvl="4" w:tentative="1">
+      <w:start w:val="1"/>
+      <w:numFmt w:val="bullet"/>
+      <w:lvlText w:val=""/>
+      <w:lvlJc w:val="left"/>
+      <w:pPr>
+        <w:tabs>
+          <w:tab w:val="num" w:pos="3600"/>
+        </w:tabs>
+        <w:ind w:left="3600" w:hanging="360"/>
+      </w:pPr>
+      <w:rPr>
+        <w:rFonts w:ascii="Wingdings" w:hAnsi="Wingdings" w:hint="default"/>
+        <w:sz w:val="20"/>
+      </w:rPr>
+    </w:lvl>
+    <w:lvl w:ilvl="5" w:tentative="1">
+      <w:start w:val="1"/>
+      <w:numFmt w:val="bullet"/>
+      <w:lvlText w:val=""/>
+      <w:lvlJc w:val="left"/>
+      <w:pPr>
+        <w:tabs>
+          <w:tab w:val="num" w:pos="4320"/>
+        </w:tabs>
+        <w:ind w:left="4320" w:hanging="360"/>
+      </w:pPr>
+      <w:rPr>
+        <w:rFonts w:ascii="Wingdings" w:hAnsi="Wingdings" w:hint="default"/>
+        <w:sz w:val="20"/>
+      </w:rPr>
+    </w:lvl>
+    <w:lvl w:ilvl="6" w:tentative="1">
+      <w:start w:val="1"/>
+      <w:numFmt w:val="bullet"/>
+      <w:lvlText w:val=""/>
+      <w:lvlJc w:val="left"/>
+      <w:pPr>
+        <w:tabs>
+          <w:tab w:val="num" w:pos="5040"/>
+        </w:tabs>
+        <w:ind w:left="5040" w:hanging="360"/>
+      </w:pPr>
+      <w:rPr>
+        <w:rFonts w:ascii="Wingdings" w:hAnsi="Wingdings" w:hint="default"/>
+        <w:sz w:val="20"/>
+      </w:rPr>
+    </w:lvl>
+    <w:lvl w:ilvl="7" w:tentative="1">
+      <w:start w:val="1"/>
+      <w:numFmt w:val="bullet"/>
+      <w:lvlText w:val=""/>
+      <w:lvlJc w:val="left"/>
+      <w:pPr>
+        <w:tabs>
+          <w:tab w:val="num" w:pos="5760"/>
+        </w:tabs>
+        <w:ind w:left="5760" w:hanging="360"/>
+      </w:pPr>
+      <w:rPr>
+        <w:rFonts w:ascii="Wingdings" w:hAnsi="Wingdings" w:hint="default"/>
+        <w:sz w:val="20"/>
+      </w:rPr>
+    </w:lvl>
+    <w:lvl w:ilvl="8" w:tentative="1">
+      <w:start w:val="1"/>
+      <w:numFmt w:val="bullet"/>
+      <w:lvlText w:val=""/>
+      <w:lvlJc w:val="left"/>
+      <w:pPr>
+        <w:tabs>
+          <w:tab w:val="num" w:pos="6480"/>
+        </w:tabs>
+        <w:ind w:left="6480" w:hanging="360"/>
+      </w:pPr>
+      <w:rPr>
+        <w:rFonts w:ascii="Wingdings" w:hAnsi="Wingdings" w:hint="default"/>
+        <w:sz w:val="20"/>
+      </w:rPr>
+    </w:lvl>
+  </w:abstractNum>
+  <w:abstractNum w:abstractNumId="13" w15:restartNumberingAfterBreak="0">
+    <w:nsid w:val="518651BC"/>
+    <w:multiLevelType w:val="multilevel"/>
+    <w:tmpl w:val="A0EE659E"/>
+    <w:lvl w:ilvl="0">
+      <w:start w:val="1"/>
+      <w:numFmt w:val="bullet"/>
+      <w:lvlText w:val=""/>
+      <w:lvlJc w:val="left"/>
+      <w:pPr>
+        <w:tabs>
+          <w:tab w:val="num" w:pos="720"/>
+        </w:tabs>
+        <w:ind w:left="720" w:hanging="360"/>
+      </w:pPr>
+      <w:rPr>
+        <w:rFonts w:ascii="Symbol" w:hAnsi="Symbol" w:hint="default"/>
+        <w:sz w:val="20"/>
+      </w:rPr>
+    </w:lvl>
+    <w:lvl w:ilvl="1" w:tentative="1">
+      <w:start w:val="1"/>
+      <w:numFmt w:val="bullet"/>
+      <w:lvlText w:val="o"/>
+      <w:lvlJc w:val="left"/>
+      <w:pPr>
+        <w:tabs>
+          <w:tab w:val="num" w:pos="1440"/>
+        </w:tabs>
+        <w:ind w:left="1440" w:hanging="360"/>
+      </w:pPr>
+      <w:rPr>
+        <w:rFonts w:ascii="Courier New" w:hAnsi="Courier New" w:hint="default"/>
+        <w:sz w:val="20"/>
+      </w:rPr>
+    </w:lvl>
+    <w:lvl w:ilvl="2" w:tentative="1">
+      <w:start w:val="1"/>
+      <w:numFmt w:val="bullet"/>
+      <w:lvlText w:val=""/>
+      <w:lvlJc w:val="left"/>
+      <w:pPr>
+        <w:tabs>
+          <w:tab w:val="num" w:pos="2160"/>
+        </w:tabs>
+        <w:ind w:left="2160" w:hanging="360"/>
+      </w:pPr>
+      <w:rPr>
+        <w:rFonts w:ascii="Wingdings" w:hAnsi="Wingdings" w:hint="default"/>
+        <w:sz w:val="20"/>
+      </w:rPr>
+    </w:lvl>
+    <w:lvl w:ilvl="3" w:tentative="1">
+      <w:start w:val="1"/>
+      <w:numFmt w:val="bullet"/>
+      <w:lvlText w:val=""/>
+      <w:lvlJc w:val="left"/>
+      <w:pPr>
+        <w:tabs>
+          <w:tab w:val="num" w:pos="2880"/>
+        </w:tabs>
+        <w:ind w:left="2880" w:hanging="360"/>
+      </w:pPr>
+      <w:rPr>
+        <w:rFonts w:ascii="Wingdings" w:hAnsi="Wingdings" w:hint="default"/>
+        <w:sz w:val="20"/>
+      </w:rPr>
+    </w:lvl>
+    <w:lvl w:ilvl="4" w:tentative="1">
+      <w:start w:val="1"/>
+      <w:numFmt w:val="bullet"/>
+      <w:lvlText w:val=""/>
+      <w:lvlJc w:val="left"/>
+      <w:pPr>
+        <w:tabs>
+          <w:tab w:val="num" w:pos="3600"/>
+        </w:tabs>
+        <w:ind w:left="3600" w:hanging="360"/>
+      </w:pPr>
+      <w:rPr>
+        <w:rFonts w:ascii="Wingdings" w:hAnsi="Wingdings" w:hint="default"/>
+        <w:sz w:val="20"/>
+      </w:rPr>
+    </w:lvl>
+    <w:lvl w:ilvl="5" w:tentative="1">
+      <w:start w:val="1"/>
+      <w:numFmt w:val="bullet"/>
+      <w:lvlText w:val=""/>
+      <w:lvlJc w:val="left"/>
+      <w:pPr>
+        <w:tabs>
+          <w:tab w:val="num" w:pos="4320"/>
+        </w:tabs>
+        <w:ind w:left="4320" w:hanging="360"/>
+      </w:pPr>
+      <w:rPr>
+        <w:rFonts w:ascii="Wingdings" w:hAnsi="Wingdings" w:hint="default"/>
+        <w:sz w:val="20"/>
+      </w:rPr>
+    </w:lvl>
+    <w:lvl w:ilvl="6" w:tentative="1">
+      <w:start w:val="1"/>
+      <w:numFmt w:val="bullet"/>
+      <w:lvlText w:val=""/>
+      <w:lvlJc w:val="left"/>
+      <w:pPr>
+        <w:tabs>
+          <w:tab w:val="num" w:pos="5040"/>
+        </w:tabs>
+        <w:ind w:left="5040" w:hanging="360"/>
+      </w:pPr>
+      <w:rPr>
+        <w:rFonts w:ascii="Wingdings" w:hAnsi="Wingdings" w:hint="default"/>
+        <w:sz w:val="20"/>
+      </w:rPr>
+    </w:lvl>
+    <w:lvl w:ilvl="7" w:tentative="1">
+      <w:start w:val="1"/>
+      <w:numFmt w:val="bullet"/>
+      <w:lvlText w:val=""/>
+      <w:lvlJc w:val="left"/>
+      <w:pPr>
+        <w:tabs>
+          <w:tab w:val="num" w:pos="5760"/>
+        </w:tabs>
+        <w:ind w:left="5760" w:hanging="360"/>
+      </w:pPr>
+      <w:rPr>
+        <w:rFonts w:ascii="Wingdings" w:hAnsi="Wingdings" w:hint="default"/>
+        <w:sz w:val="20"/>
+      </w:rPr>
+    </w:lvl>
+    <w:lvl w:ilvl="8" w:tentative="1">
+      <w:start w:val="1"/>
+      <w:numFmt w:val="bullet"/>
+      <w:lvlText w:val=""/>
+      <w:lvlJc w:val="left"/>
+      <w:pPr>
+        <w:tabs>
+          <w:tab w:val="num" w:pos="6480"/>
+        </w:tabs>
+        <w:ind w:left="6480" w:hanging="360"/>
+      </w:pPr>
+      <w:rPr>
+        <w:rFonts w:ascii="Wingdings" w:hAnsi="Wingdings" w:hint="default"/>
+        <w:sz w:val="20"/>
+      </w:rPr>
+    </w:lvl>
+  </w:abstractNum>
+  <w:abstractNum w:abstractNumId="14" w15:restartNumberingAfterBreak="0">
+    <w:nsid w:val="584B0ECC"/>
+    <w:multiLevelType w:val="multilevel"/>
+    <w:tmpl w:val="A76A28BE"/>
+    <w:lvl w:ilvl="0">
+      <w:start w:val="1"/>
+      <w:numFmt w:val="bullet"/>
+      <w:lvlText w:val=""/>
+      <w:lvlJc w:val="left"/>
+      <w:pPr>
+        <w:tabs>
+          <w:tab w:val="num" w:pos="720"/>
+        </w:tabs>
+        <w:ind w:left="720" w:hanging="360"/>
+      </w:pPr>
+      <w:rPr>
+        <w:rFonts w:ascii="Symbol" w:hAnsi="Symbol" w:hint="default"/>
+        <w:sz w:val="20"/>
+      </w:rPr>
+    </w:lvl>
+    <w:lvl w:ilvl="1" w:tentative="1">
+      <w:start w:val="1"/>
+      <w:numFmt w:val="bullet"/>
+      <w:lvlText w:val="o"/>
+      <w:lvlJc w:val="left"/>
+      <w:pPr>
+        <w:tabs>
+          <w:tab w:val="num" w:pos="1440"/>
+        </w:tabs>
+        <w:ind w:left="1440" w:hanging="360"/>
+      </w:pPr>
+      <w:rPr>
+        <w:rFonts w:ascii="Courier New" w:hAnsi="Courier New" w:hint="default"/>
+        <w:sz w:val="20"/>
+      </w:rPr>
+    </w:lvl>
+    <w:lvl w:ilvl="2" w:tentative="1">
+      <w:start w:val="1"/>
+      <w:numFmt w:val="bullet"/>
+      <w:lvlText w:val=""/>
+      <w:lvlJc w:val="left"/>
+      <w:pPr>
+        <w:tabs>
+          <w:tab w:val="num" w:pos="2160"/>
+        </w:tabs>
+        <w:ind w:left="2160" w:hanging="360"/>
+      </w:pPr>
+      <w:rPr>
+        <w:rFonts w:ascii="Wingdings" w:hAnsi="Wingdings" w:hint="default"/>
+        <w:sz w:val="20"/>
+      </w:rPr>
+    </w:lvl>
+    <w:lvl w:ilvl="3" w:tentative="1">
+      <w:start w:val="1"/>
+      <w:numFmt w:val="bullet"/>
+      <w:lvlText w:val=""/>
+      <w:lvlJc w:val="left"/>
+      <w:pPr>
+        <w:tabs>
+          <w:tab w:val="num" w:pos="2880"/>
+        </w:tabs>
+        <w:ind w:left="2880" w:hanging="360"/>
+      </w:pPr>
+      <w:rPr>
+        <w:rFonts w:ascii="Wingdings" w:hAnsi="Wingdings" w:hint="default"/>
+        <w:sz w:val="20"/>
+      </w:rPr>
+    </w:lvl>
+    <w:lvl w:ilvl="4" w:tentative="1">
+      <w:start w:val="1"/>
+      <w:numFmt w:val="bullet"/>
+      <w:lvlText w:val=""/>
+      <w:lvlJc w:val="left"/>
+      <w:pPr>
+        <w:tabs>
+          <w:tab w:val="num" w:pos="3600"/>
+        </w:tabs>
+        <w:ind w:left="3600" w:hanging="360"/>
+      </w:pPr>
+      <w:rPr>
+        <w:rFonts w:ascii="Wingdings" w:hAnsi="Wingdings" w:hint="default"/>
+        <w:sz w:val="20"/>
+      </w:rPr>
+    </w:lvl>
+    <w:lvl w:ilvl="5" w:tentative="1">
+      <w:start w:val="1"/>
+      <w:numFmt w:val="bullet"/>
+      <w:lvlText w:val=""/>
+      <w:lvlJc w:val="left"/>
+      <w:pPr>
+        <w:tabs>
+          <w:tab w:val="num" w:pos="4320"/>
+        </w:tabs>
+        <w:ind w:left="4320" w:hanging="360"/>
+      </w:pPr>
+      <w:rPr>
+        <w:rFonts w:ascii="Wingdings" w:hAnsi="Wingdings" w:hint="default"/>
+        <w:sz w:val="20"/>
+      </w:rPr>
+    </w:lvl>
+    <w:lvl w:ilvl="6" w:tentative="1">
+      <w:start w:val="1"/>
+      <w:numFmt w:val="bullet"/>
+      <w:lvlText w:val=""/>
+      <w:lvlJc w:val="left"/>
+      <w:pPr>
+        <w:tabs>
+          <w:tab w:val="num" w:pos="5040"/>
+        </w:tabs>
+        <w:ind w:left="5040" w:hanging="360"/>
+      </w:pPr>
+      <w:rPr>
+        <w:rFonts w:ascii="Wingdings" w:hAnsi="Wingdings" w:hint="default"/>
+        <w:sz w:val="20"/>
+      </w:rPr>
+    </w:lvl>
+    <w:lvl w:ilvl="7" w:tentative="1">
+      <w:start w:val="1"/>
+      <w:numFmt w:val="bullet"/>
+      <w:lvlText w:val=""/>
+      <w:lvlJc w:val="left"/>
+      <w:pPr>
+        <w:tabs>
+          <w:tab w:val="num" w:pos="5760"/>
+        </w:tabs>
+        <w:ind w:left="5760" w:hanging="360"/>
+      </w:pPr>
+      <w:rPr>
+        <w:rFonts w:ascii="Wingdings" w:hAnsi="Wingdings" w:hint="default"/>
+        <w:sz w:val="20"/>
+      </w:rPr>
+    </w:lvl>
+    <w:lvl w:ilvl="8" w:tentative="1">
+      <w:start w:val="1"/>
+      <w:numFmt w:val="bullet"/>
+      <w:lvlText w:val=""/>
+      <w:lvlJc w:val="left"/>
+      <w:pPr>
+        <w:tabs>
+          <w:tab w:val="num" w:pos="6480"/>
+        </w:tabs>
+        <w:ind w:left="6480" w:hanging="360"/>
+      </w:pPr>
+      <w:rPr>
+        <w:rFonts w:ascii="Wingdings" w:hAnsi="Wingdings" w:hint="default"/>
+        <w:sz w:val="20"/>
+      </w:rPr>
+    </w:lvl>
+  </w:abstractNum>
+  <w:abstractNum w:abstractNumId="15" w15:restartNumberingAfterBreak="0">
+    <w:nsid w:val="6AEF251C"/>
+    <w:multiLevelType w:val="multilevel"/>
+    <w:tmpl w:val="95568F16"/>
+    <w:lvl w:ilvl="0">
+      <w:start w:val="1"/>
+      <w:numFmt w:val="bullet"/>
+      <w:lvlText w:val=""/>
+      <w:lvlJc w:val="left"/>
+      <w:pPr>
+        <w:tabs>
+          <w:tab w:val="num" w:pos="720"/>
+        </w:tabs>
+        <w:ind w:left="720" w:hanging="360"/>
+      </w:pPr>
+      <w:rPr>
+        <w:rFonts w:ascii="Symbol" w:hAnsi="Symbol" w:hint="default"/>
+        <w:sz w:val="20"/>
+      </w:rPr>
+    </w:lvl>
+    <w:lvl w:ilvl="1" w:tentative="1">
+      <w:start w:val="1"/>
+      <w:numFmt w:val="bullet"/>
+      <w:lvlText w:val="o"/>
+      <w:lvlJc w:val="left"/>
+      <w:pPr>
+        <w:tabs>
+          <w:tab w:val="num" w:pos="1440"/>
+        </w:tabs>
+        <w:ind w:left="1440" w:hanging="360"/>
+      </w:pPr>
+      <w:rPr>
+        <w:rFonts w:ascii="Courier New" w:hAnsi="Courier New" w:hint="default"/>
+        <w:sz w:val="20"/>
+      </w:rPr>
+    </w:lvl>
+    <w:lvl w:ilvl="2" w:tentative="1">
+      <w:start w:val="1"/>
+      <w:numFmt w:val="bullet"/>
+      <w:lvlText w:val=""/>
+      <w:lvlJc w:val="left"/>
+      <w:pPr>
+        <w:tabs>
+          <w:tab w:val="num" w:pos="2160"/>
+        </w:tabs>
+        <w:ind w:left="2160" w:hanging="360"/>
+      </w:pPr>
+      <w:rPr>
+        <w:rFonts w:ascii="Wingdings" w:hAnsi="Wingdings" w:hint="default"/>
+        <w:sz w:val="20"/>
+      </w:rPr>
+    </w:lvl>
+    <w:lvl w:ilvl="3" w:tentative="1">
+      <w:start w:val="1"/>
+      <w:numFmt w:val="bullet"/>
+      <w:lvlText w:val=""/>
+      <w:lvlJc w:val="left"/>
+      <w:pPr>
+        <w:tabs>
+          <w:tab w:val="num" w:pos="2880"/>
+        </w:tabs>
+        <w:ind w:left="2880" w:hanging="360"/>
+      </w:pPr>
+      <w:rPr>
+        <w:rFonts w:ascii="Wingdings" w:hAnsi="Wingdings" w:hint="default"/>
+        <w:sz w:val="20"/>
+      </w:rPr>
+    </w:lvl>
+    <w:lvl w:ilvl="4" w:tentative="1">
+      <w:start w:val="1"/>
+      <w:numFmt w:val="bullet"/>
+      <w:lvlText w:val=""/>
+      <w:lvlJc w:val="left"/>
+      <w:pPr>
+        <w:tabs>
+          <w:tab w:val="num" w:pos="3600"/>
+        </w:tabs>
+        <w:ind w:left="3600" w:hanging="360"/>
+      </w:pPr>
+      <w:rPr>
+        <w:rFonts w:ascii="Wingdings" w:hAnsi="Wingdings" w:hint="default"/>
+        <w:sz w:val="20"/>
+      </w:rPr>
+    </w:lvl>
+    <w:lvl w:ilvl="5" w:tentative="1">
+      <w:start w:val="1"/>
+      <w:numFmt w:val="bullet"/>
+      <w:lvlText w:val=""/>
+      <w:lvlJc w:val="left"/>
+      <w:pPr>
+        <w:tabs>
+          <w:tab w:val="num" w:pos="4320"/>
+        </w:tabs>
+        <w:ind w:left="4320" w:hanging="360"/>
+      </w:pPr>
+      <w:rPr>
+        <w:rFonts w:ascii="Wingdings" w:hAnsi="Wingdings" w:hint="default"/>
+        <w:sz w:val="20"/>
+      </w:rPr>
+    </w:lvl>
+    <w:lvl w:ilvl="6" w:tentative="1">
+      <w:start w:val="1"/>
+      <w:numFmt w:val="bullet"/>
+      <w:lvlText w:val=""/>
+      <w:lvlJc w:val="left"/>
+      <w:pPr>
+        <w:tabs>
+          <w:tab w:val="num" w:pos="5040"/>
+        </w:tabs>
+        <w:ind w:left="5040" w:hanging="360"/>
+      </w:pPr>
+      <w:rPr>
+        <w:rFonts w:ascii="Wingdings" w:hAnsi="Wingdings" w:hint="default"/>
+        <w:sz w:val="20"/>
+      </w:rPr>
+    </w:lvl>
+    <w:lvl w:ilvl="7" w:tentative="1">
+      <w:start w:val="1"/>
+      <w:numFmt w:val="bullet"/>
+      <w:lvlText w:val=""/>
+      <w:lvlJc w:val="left"/>
+      <w:pPr>
+        <w:tabs>
+          <w:tab w:val="num" w:pos="5760"/>
+        </w:tabs>
+        <w:ind w:left="5760" w:hanging="360"/>
+      </w:pPr>
+      <w:rPr>
+        <w:rFonts w:ascii="Wingdings" w:hAnsi="Wingdings" w:hint="default"/>
+        <w:sz w:val="20"/>
+      </w:rPr>
+    </w:lvl>
+    <w:lvl w:ilvl="8" w:tentative="1">
+      <w:start w:val="1"/>
+      <w:numFmt w:val="bullet"/>
+      <w:lvlText w:val=""/>
+      <w:lvlJc w:val="left"/>
+      <w:pPr>
+        <w:tabs>
+          <w:tab w:val="num" w:pos="6480"/>
+        </w:tabs>
+        <w:ind w:left="6480" w:hanging="360"/>
+      </w:pPr>
+      <w:rPr>
+        <w:rFonts w:ascii="Wingdings" w:hAnsi="Wingdings" w:hint="default"/>
+        <w:sz w:val="20"/>
+      </w:rPr>
+    </w:lvl>
+  </w:abstractNum>
+  <w:abstractNum w:abstractNumId="16" w15:restartNumberingAfterBreak="0">
+    <w:nsid w:val="6D564B63"/>
+    <w:multiLevelType w:val="multilevel"/>
+    <w:tmpl w:val="94B2EE12"/>
+    <w:lvl w:ilvl="0">
+      <w:start w:val="1"/>
+      <w:numFmt w:val="bullet"/>
+      <w:lvlText w:val=""/>
+      <w:lvlJc w:val="left"/>
+      <w:pPr>
+        <w:tabs>
+          <w:tab w:val="num" w:pos="720"/>
+        </w:tabs>
+        <w:ind w:left="720" w:hanging="360"/>
+      </w:pPr>
+      <w:rPr>
+        <w:rFonts w:ascii="Symbol" w:hAnsi="Symbol" w:hint="default"/>
+        <w:sz w:val="20"/>
+      </w:rPr>
+    </w:lvl>
+    <w:lvl w:ilvl="1">
+      <w:start w:val="1"/>
+      <w:numFmt w:val="bullet"/>
+      <w:lvlText w:val="o"/>
+      <w:lvlJc w:val="left"/>
+      <w:pPr>
+        <w:tabs>
+          <w:tab w:val="num" w:pos="1440"/>
+        </w:tabs>
+        <w:ind w:left="1440" w:hanging="360"/>
+      </w:pPr>
+      <w:rPr>
+        <w:rFonts w:ascii="Courier New" w:hAnsi="Courier New" w:hint="default"/>
+        <w:sz w:val="20"/>
+      </w:rPr>
+    </w:lvl>
+    <w:lvl w:ilvl="2" w:tentative="1">
+      <w:start w:val="1"/>
+      <w:numFmt w:val="bullet"/>
+      <w:lvlText w:val=""/>
+      <w:lvlJc w:val="left"/>
+      <w:pPr>
+        <w:tabs>
+          <w:tab w:val="num" w:pos="2160"/>
+        </w:tabs>
+        <w:ind w:left="2160" w:hanging="360"/>
+      </w:pPr>
+      <w:rPr>
+        <w:rFonts w:ascii="Wingdings" w:hAnsi="Wingdings" w:hint="default"/>
+        <w:sz w:val="20"/>
+      </w:rPr>
+    </w:lvl>
+    <w:lvl w:ilvl="3" w:tentative="1">
+      <w:start w:val="1"/>
+      <w:numFmt w:val="bullet"/>
+      <w:lvlText w:val=""/>
+      <w:lvlJc w:val="left"/>
+      <w:pPr>
+        <w:tabs>
+          <w:tab w:val="num" w:pos="2880"/>
+        </w:tabs>
+        <w:ind w:left="2880" w:hanging="360"/>
+      </w:pPr>
+      <w:rPr>
+        <w:rFonts w:ascii="Wingdings" w:hAnsi="Wingdings" w:hint="default"/>
+        <w:sz w:val="20"/>
+      </w:rPr>
+    </w:lvl>
+    <w:lvl w:ilvl="4" w:tentative="1">
+      <w:start w:val="1"/>
+      <w:numFmt w:val="bullet"/>
+      <w:lvlText w:val=""/>
+      <w:lvlJc w:val="left"/>
+      <w:pPr>
+        <w:tabs>
+          <w:tab w:val="num" w:pos="3600"/>
+        </w:tabs>
+        <w:ind w:left="3600" w:hanging="360"/>
+      </w:pPr>
+      <w:rPr>
+        <w:rFonts w:ascii="Wingdings" w:hAnsi="Wingdings" w:hint="default"/>
+        <w:sz w:val="20"/>
+      </w:rPr>
+    </w:lvl>
+    <w:lvl w:ilvl="5" w:tentative="1">
+      <w:start w:val="1"/>
+      <w:numFmt w:val="bullet"/>
+      <w:lvlText w:val=""/>
+      <w:lvlJc w:val="left"/>
+      <w:pPr>
+        <w:tabs>
+          <w:tab w:val="num" w:pos="4320"/>
+        </w:tabs>
+        <w:ind w:left="4320" w:hanging="360"/>
+      </w:pPr>
+      <w:rPr>
+        <w:rFonts w:ascii="Wingdings" w:hAnsi="Wingdings" w:hint="default"/>
+        <w:sz w:val="20"/>
+      </w:rPr>
+    </w:lvl>
+    <w:lvl w:ilvl="6" w:tentative="1">
+      <w:start w:val="1"/>
+      <w:numFmt w:val="bullet"/>
+      <w:lvlText w:val=""/>
+      <w:lvlJc w:val="left"/>
+      <w:pPr>
+        <w:tabs>
+          <w:tab w:val="num" w:pos="5040"/>
+        </w:tabs>
+        <w:ind w:left="5040" w:hanging="360"/>
+      </w:pPr>
+      <w:rPr>
+        <w:rFonts w:ascii="Wingdings" w:hAnsi="Wingdings" w:hint="default"/>
+        <w:sz w:val="20"/>
+      </w:rPr>
+    </w:lvl>
+    <w:lvl w:ilvl="7" w:tentative="1">
+      <w:start w:val="1"/>
+      <w:numFmt w:val="bullet"/>
+      <w:lvlText w:val=""/>
+      <w:lvlJc w:val="left"/>
+      <w:pPr>
+        <w:tabs>
+          <w:tab w:val="num" w:pos="5760"/>
+        </w:tabs>
+        <w:ind w:left="5760" w:hanging="360"/>
+      </w:pPr>
+      <w:rPr>
+        <w:rFonts w:ascii="Wingdings" w:hAnsi="Wingdings" w:hint="default"/>
+        <w:sz w:val="20"/>
+      </w:rPr>
+    </w:lvl>
+    <w:lvl w:ilvl="8" w:tentative="1">
+      <w:start w:val="1"/>
+      <w:numFmt w:val="bullet"/>
+      <w:lvlText w:val=""/>
+      <w:lvlJc w:val="left"/>
+      <w:pPr>
+        <w:tabs>
+          <w:tab w:val="num" w:pos="6480"/>
+        </w:tabs>
+        <w:ind w:left="6480" w:hanging="360"/>
+      </w:pPr>
+      <w:rPr>
+        <w:rFonts w:ascii="Wingdings" w:hAnsi="Wingdings" w:hint="default"/>
+        <w:sz w:val="20"/>
+      </w:rPr>
+    </w:lvl>
+  </w:abstractNum>
+  <w:abstractNum w:abstractNumId="17" w15:restartNumberingAfterBreak="0">
+    <w:nsid w:val="72335B17"/>
+    <w:multiLevelType w:val="multilevel"/>
+    <w:tmpl w:val="8F0C3370"/>
+    <w:lvl w:ilvl="0">
+      <w:start w:val="1"/>
+      <w:numFmt w:val="decimal"/>
+      <w:lvlText w:val="%1."/>
+      <w:lvlJc w:val="left"/>
+      <w:pPr>
+        <w:tabs>
+          <w:tab w:val="num" w:pos="720"/>
+        </w:tabs>
+        <w:ind w:left="720" w:hanging="360"/>
+      </w:pPr>
+    </w:lvl>
+    <w:lvl w:ilvl="1" w:tentative="1">
+      <w:start w:val="1"/>
+      <w:numFmt w:val="decimal"/>
+      <w:lvlText w:val="%2."/>
+      <w:lvlJc w:val="left"/>
+      <w:pPr>
+        <w:tabs>
+          <w:tab w:val="num" w:pos="1440"/>
+        </w:tabs>
+        <w:ind w:left="1440" w:hanging="360"/>
+      </w:pPr>
+    </w:lvl>
+    <w:lvl w:ilvl="2" w:tentative="1">
+      <w:start w:val="1"/>
+      <w:numFmt w:val="decimal"/>
+      <w:lvlText w:val="%3."/>
+      <w:lvlJc w:val="left"/>
+      <w:pPr>
+        <w:tabs>
+          <w:tab w:val="num" w:pos="2160"/>
+        </w:tabs>
+        <w:ind w:left="2160" w:hanging="360"/>
+      </w:pPr>
+    </w:lvl>
+    <w:lvl w:ilvl="3" w:tentative="1">
+      <w:start w:val="1"/>
+      <w:numFmt w:val="decimal"/>
+      <w:lvlText w:val="%4."/>
+      <w:lvlJc w:val="left"/>
+      <w:pPr>
+        <w:tabs>
+          <w:tab w:val="num" w:pos="2880"/>
+        </w:tabs>
+        <w:ind w:left="2880" w:hanging="360"/>
+      </w:pPr>
+    </w:lvl>
+    <w:lvl w:ilvl="4" w:tentative="1">
+      <w:start w:val="1"/>
+      <w:numFmt w:val="decimal"/>
+      <w:lvlText w:val="%5."/>
+      <w:lvlJc w:val="left"/>
+      <w:pPr>
+        <w:tabs>
+          <w:tab w:val="num" w:pos="3600"/>
+        </w:tabs>
+        <w:ind w:left="3600" w:hanging="360"/>
+      </w:pPr>
+    </w:lvl>
+    <w:lvl w:ilvl="5" w:tentative="1">
+      <w:start w:val="1"/>
+      <w:numFmt w:val="decimal"/>
+      <w:lvlText w:val="%6."/>
+      <w:lvlJc w:val="left"/>
+      <w:pPr>
+        <w:tabs>
+          <w:tab w:val="num" w:pos="4320"/>
+        </w:tabs>
+        <w:ind w:left="4320" w:hanging="360"/>
+      </w:pPr>
+    </w:lvl>
+    <w:lvl w:ilvl="6" w:tentative="1">
+      <w:start w:val="1"/>
+      <w:numFmt w:val="decimal"/>
+      <w:lvlText w:val="%7."/>
+      <w:lvlJc w:val="left"/>
+      <w:pPr>
+        <w:tabs>
+          <w:tab w:val="num" w:pos="5040"/>
+        </w:tabs>
+        <w:ind w:left="5040" w:hanging="360"/>
+      </w:pPr>
+    </w:lvl>
+    <w:lvl w:ilvl="7" w:tentative="1">
+      <w:start w:val="1"/>
+      <w:numFmt w:val="decimal"/>
+      <w:lvlText w:val="%8."/>
+      <w:lvlJc w:val="left"/>
+      <w:pPr>
+        <w:tabs>
+          <w:tab w:val="num" w:pos="5760"/>
+        </w:tabs>
+        <w:ind w:left="5760" w:hanging="360"/>
+      </w:pPr>
+    </w:lvl>
+    <w:lvl w:ilvl="8" w:tentative="1">
+      <w:start w:val="1"/>
+      <w:numFmt w:val="decimal"/>
+      <w:lvlText w:val="%9."/>
+      <w:lvlJc w:val="left"/>
+      <w:pPr>
+        <w:tabs>
+          <w:tab w:val="num" w:pos="6480"/>
+        </w:tabs>
+        <w:ind w:left="6480" w:hanging="360"/>
+      </w:pPr>
+    </w:lvl>
+  </w:abstractNum>
+  <w:abstractNum w:abstractNumId="18" w15:restartNumberingAfterBreak="0">
+    <w:nsid w:val="76B83EBA"/>
+    <w:multiLevelType w:val="multilevel"/>
+    <w:tmpl w:val="28E2C03A"/>
+    <w:lvl w:ilvl="0">
+      <w:start w:val="1"/>
+      <w:numFmt w:val="decimal"/>
+      <w:lvlText w:val="%1."/>
+      <w:lvlJc w:val="left"/>
+      <w:pPr>
+        <w:tabs>
+          <w:tab w:val="num" w:pos="720"/>
+        </w:tabs>
+        <w:ind w:left="720" w:hanging="360"/>
+      </w:pPr>
+    </w:lvl>
+    <w:lvl w:ilvl="1">
+      <w:start w:val="1"/>
+      <w:numFmt w:val="bullet"/>
+      <w:lvlText w:val="o"/>
+      <w:lvlJc w:val="left"/>
+      <w:pPr>
+        <w:tabs>
+          <w:tab w:val="num" w:pos="1440"/>
+        </w:tabs>
+        <w:ind w:left="1440" w:hanging="360"/>
+      </w:pPr>
+      <w:rPr>
+        <w:rFonts w:ascii="Courier New" w:hAnsi="Courier New" w:hint="default"/>
+        <w:sz w:val="20"/>
+      </w:rPr>
+    </w:lvl>
+    <w:lvl w:ilvl="2" w:tentative="1">
+      <w:start w:val="1"/>
+      <w:numFmt w:val="decimal"/>
+      <w:lvlText w:val="%3."/>
+      <w:lvlJc w:val="left"/>
+      <w:pPr>
+        <w:tabs>
+          <w:tab w:val="num" w:pos="2160"/>
+        </w:tabs>
+        <w:ind w:left="2160" w:hanging="360"/>
+      </w:pPr>
+    </w:lvl>
+    <w:lvl w:ilvl="3" w:tentative="1">
+      <w:start w:val="1"/>
+      <w:numFmt w:val="decimal"/>
+      <w:lvlText w:val="%4."/>
+      <w:lvlJc w:val="left"/>
+      <w:pPr>
+        <w:tabs>
+          <w:tab w:val="num" w:pos="2880"/>
+        </w:tabs>
+        <w:ind w:left="2880" w:hanging="360"/>
+      </w:pPr>
+    </w:lvl>
+    <w:lvl w:ilvl="4" w:tentative="1">
+      <w:start w:val="1"/>
+      <w:numFmt w:val="decimal"/>
+      <w:lvlText w:val="%5."/>
+      <w:lvlJc w:val="left"/>
+      <w:pPr>
+        <w:tabs>
+          <w:tab w:val="num" w:pos="3600"/>
+        </w:tabs>
+        <w:ind w:left="3600" w:hanging="360"/>
+      </w:pPr>
+    </w:lvl>
+    <w:lvl w:ilvl="5" w:tentative="1">
+      <w:start w:val="1"/>
+      <w:numFmt w:val="decimal"/>
+      <w:lvlText w:val="%6."/>
+      <w:lvlJc w:val="left"/>
+      <w:pPr>
+        <w:tabs>
+          <w:tab w:val="num" w:pos="4320"/>
+        </w:tabs>
+        <w:ind w:left="4320" w:hanging="360"/>
+      </w:pPr>
+    </w:lvl>
+    <w:lvl w:ilvl="6" w:tentative="1">
+      <w:start w:val="1"/>
+      <w:numFmt w:val="decimal"/>
+      <w:lvlText w:val="%7."/>
+      <w:lvlJc w:val="left"/>
+      <w:pPr>
+        <w:tabs>
+          <w:tab w:val="num" w:pos="5040"/>
+        </w:tabs>
+        <w:ind w:left="5040" w:hanging="360"/>
+      </w:pPr>
+    </w:lvl>
+    <w:lvl w:ilvl="7" w:tentative="1">
+      <w:start w:val="1"/>
+      <w:numFmt w:val="decimal"/>
+      <w:lvlText w:val="%8."/>
+      <w:lvlJc w:val="left"/>
+      <w:pPr>
+        <w:tabs>
+          <w:tab w:val="num" w:pos="5760"/>
+        </w:tabs>
+        <w:ind w:left="5760" w:hanging="360"/>
+      </w:pPr>
+    </w:lvl>
+    <w:lvl w:ilvl="8" w:tentative="1">
+      <w:start w:val="1"/>
+      <w:numFmt w:val="decimal"/>
+      <w:lvlText w:val="%9."/>
+      <w:lvlJc w:val="left"/>
+      <w:pPr>
+        <w:tabs>
+          <w:tab w:val="num" w:pos="6480"/>
+        </w:tabs>
+        <w:ind w:left="6480" w:hanging="360"/>
+      </w:pPr>
     </w:lvl>
   </w:abstractNum>
   <w:num w:numId="1" w16cid:durableId="39059891">
@@ -1597,6 +7256,36 @@
   </w:num>
   <w:num w:numId="9" w16cid:durableId="1202792164">
     <w:abstractNumId w:val="0"/>
+  </w:num>
+  <w:num w:numId="10" w16cid:durableId="1926573982">
+    <w:abstractNumId w:val="12"/>
+  </w:num>
+  <w:num w:numId="11" w16cid:durableId="1807039195">
+    <w:abstractNumId w:val="16"/>
+  </w:num>
+  <w:num w:numId="12" w16cid:durableId="1301494770">
+    <w:abstractNumId w:val="10"/>
+  </w:num>
+  <w:num w:numId="13" w16cid:durableId="2111586284">
+    <w:abstractNumId w:val="18"/>
+  </w:num>
+  <w:num w:numId="14" w16cid:durableId="1561398423">
+    <w:abstractNumId w:val="17"/>
+  </w:num>
+  <w:num w:numId="15" w16cid:durableId="2050256841">
+    <w:abstractNumId w:val="13"/>
+  </w:num>
+  <w:num w:numId="16" w16cid:durableId="1220820151">
+    <w:abstractNumId w:val="11"/>
+  </w:num>
+  <w:num w:numId="17" w16cid:durableId="1848061376">
+    <w:abstractNumId w:val="9"/>
+  </w:num>
+  <w:num w:numId="18" w16cid:durableId="798109404">
+    <w:abstractNumId w:val="14"/>
+  </w:num>
+  <w:num w:numId="19" w16cid:durableId="1745099774">
+    <w:abstractNumId w:val="15"/>
   </w:num>
 </w:numbering>
 </file>
@@ -11126,7 +16815,7 @@
       </w:tcPr>
     </w:tblStylePr>
   </w:style>
-  <w:style w:type="table" w:styleId="ColorfulShading">
+  <w:style w:type="table" w:styleId="ColourfulShading">
     <w:name w:val="Colorful Shading"/>
     <w:basedOn w:val="TableNormal"/>
     <w:uiPriority w:val="71"/>
@@ -11241,7 +16930,7 @@
       </w:rPr>
     </w:tblStylePr>
   </w:style>
-  <w:style w:type="table" w:styleId="ColorfulShading-Accent1">
+  <w:style w:type="table" w:styleId="ColourfulShadingAccent1">
     <w:name w:val="Colorful Shading Accent 1"/>
     <w:basedOn w:val="TableNormal"/>
     <w:uiPriority w:val="71"/>
@@ -11356,7 +17045,7 @@
       </w:rPr>
     </w:tblStylePr>
   </w:style>
-  <w:style w:type="table" w:styleId="ColorfulShading-Accent2">
+  <w:style w:type="table" w:styleId="ColourfulShadingAccent2">
     <w:name w:val="Colorful Shading Accent 2"/>
     <w:basedOn w:val="TableNormal"/>
     <w:uiPriority w:val="71"/>
@@ -11471,7 +17160,7 @@
       </w:rPr>
     </w:tblStylePr>
   </w:style>
-  <w:style w:type="table" w:styleId="ColorfulShading-Accent3">
+  <w:style w:type="table" w:styleId="ColourfulShadingAccent3">
     <w:name w:val="Colorful Shading Accent 3"/>
     <w:basedOn w:val="TableNormal"/>
     <w:uiPriority w:val="71"/>
@@ -11576,7 +17265,7 @@
       </w:tcPr>
     </w:tblStylePr>
   </w:style>
-  <w:style w:type="table" w:styleId="ColorfulShading-Accent4">
+  <w:style w:type="table" w:styleId="ColourfulShadingAccent4">
     <w:name w:val="Colorful Shading Accent 4"/>
     <w:basedOn w:val="TableNormal"/>
     <w:uiPriority w:val="71"/>
@@ -11691,7 +17380,7 @@
       </w:rPr>
     </w:tblStylePr>
   </w:style>
-  <w:style w:type="table" w:styleId="ColorfulShading-Accent5">
+  <w:style w:type="table" w:styleId="ColourfulShadingAccent5">
     <w:name w:val="Colorful Shading Accent 5"/>
     <w:basedOn w:val="TableNormal"/>
     <w:uiPriority w:val="71"/>
@@ -11806,7 +17495,7 @@
       </w:rPr>
     </w:tblStylePr>
   </w:style>
-  <w:style w:type="table" w:styleId="ColorfulShading-Accent6">
+  <w:style w:type="table" w:styleId="ColourfulShadingAccent6">
     <w:name w:val="Colorful Shading Accent 6"/>
     <w:basedOn w:val="TableNormal"/>
     <w:uiPriority w:val="71"/>
@@ -11921,7 +17610,7 @@
       </w:rPr>
     </w:tblStylePr>
   </w:style>
-  <w:style w:type="table" w:styleId="ColorfulList">
+  <w:style w:type="table" w:styleId="ColourfulList">
     <w:name w:val="Colorful List"/>
     <w:basedOn w:val="TableNormal"/>
     <w:uiPriority w:val="72"/>
@@ -12000,7 +17689,7 @@
       </w:tcPr>
     </w:tblStylePr>
   </w:style>
-  <w:style w:type="table" w:styleId="ColorfulList-Accent1">
+  <w:style w:type="table" w:styleId="ColourfulListAccent1">
     <w:name w:val="Colorful List Accent 1"/>
     <w:basedOn w:val="TableNormal"/>
     <w:uiPriority w:val="72"/>
@@ -12079,7 +17768,7 @@
       </w:tcPr>
     </w:tblStylePr>
   </w:style>
-  <w:style w:type="table" w:styleId="ColorfulList-Accent2">
+  <w:style w:type="table" w:styleId="ColourfulListAccent2">
     <w:name w:val="Colorful List Accent 2"/>
     <w:basedOn w:val="TableNormal"/>
     <w:uiPriority w:val="72"/>
@@ -12158,7 +17847,7 @@
       </w:tcPr>
     </w:tblStylePr>
   </w:style>
-  <w:style w:type="table" w:styleId="ColorfulList-Accent3">
+  <w:style w:type="table" w:styleId="ColourfulListAccent3">
     <w:name w:val="Colorful List Accent 3"/>
     <w:basedOn w:val="TableNormal"/>
     <w:uiPriority w:val="72"/>
@@ -12237,7 +17926,7 @@
       </w:tcPr>
     </w:tblStylePr>
   </w:style>
-  <w:style w:type="table" w:styleId="ColorfulList-Accent4">
+  <w:style w:type="table" w:styleId="ColourfulListAccent4">
     <w:name w:val="Colorful List Accent 4"/>
     <w:basedOn w:val="TableNormal"/>
     <w:uiPriority w:val="72"/>
@@ -12316,7 +18005,7 @@
       </w:tcPr>
     </w:tblStylePr>
   </w:style>
-  <w:style w:type="table" w:styleId="ColorfulList-Accent5">
+  <w:style w:type="table" w:styleId="ColourfulListAccent5">
     <w:name w:val="Colorful List Accent 5"/>
     <w:basedOn w:val="TableNormal"/>
     <w:uiPriority w:val="72"/>
@@ -12395,7 +18084,7 @@
       </w:tcPr>
     </w:tblStylePr>
   </w:style>
-  <w:style w:type="table" w:styleId="ColorfulList-Accent6">
+  <w:style w:type="table" w:styleId="ColourfulListAccent6">
     <w:name w:val="Colorful List Accent 6"/>
     <w:basedOn w:val="TableNormal"/>
     <w:uiPriority w:val="72"/>
@@ -12474,7 +18163,7 @@
       </w:tcPr>
     </w:tblStylePr>
   </w:style>
-  <w:style w:type="table" w:styleId="ColorfulGrid">
+  <w:style w:type="table" w:styleId="ColourfulGrid">
     <w:name w:val="Colorful Grid"/>
     <w:basedOn w:val="TableNormal"/>
     <w:uiPriority w:val="73"/>
@@ -12547,7 +18236,7 @@
       </w:tcPr>
     </w:tblStylePr>
   </w:style>
-  <w:style w:type="table" w:styleId="ColorfulGrid-Accent1">
+  <w:style w:type="table" w:styleId="ColourfulGridAccent1">
     <w:name w:val="Colorful Grid Accent 1"/>
     <w:basedOn w:val="TableNormal"/>
     <w:uiPriority w:val="73"/>
@@ -12620,7 +18309,7 @@
       </w:tcPr>
     </w:tblStylePr>
   </w:style>
-  <w:style w:type="table" w:styleId="ColorfulGrid-Accent2">
+  <w:style w:type="table" w:styleId="ColourfulGridAccent2">
     <w:name w:val="Colorful Grid Accent 2"/>
     <w:basedOn w:val="TableNormal"/>
     <w:uiPriority w:val="73"/>
@@ -12693,7 +18382,7 @@
       </w:tcPr>
     </w:tblStylePr>
   </w:style>
-  <w:style w:type="table" w:styleId="ColorfulGrid-Accent3">
+  <w:style w:type="table" w:styleId="ColourfulGridAccent3">
     <w:name w:val="Colorful Grid Accent 3"/>
     <w:basedOn w:val="TableNormal"/>
     <w:uiPriority w:val="73"/>
@@ -12766,7 +18455,7 @@
       </w:tcPr>
     </w:tblStylePr>
   </w:style>
-  <w:style w:type="table" w:styleId="ColorfulGrid-Accent4">
+  <w:style w:type="table" w:styleId="ColourfulGridAccent4">
     <w:name w:val="Colorful Grid Accent 4"/>
     <w:basedOn w:val="TableNormal"/>
     <w:uiPriority w:val="73"/>
@@ -12839,7 +18528,7 @@
       </w:tcPr>
     </w:tblStylePr>
   </w:style>
-  <w:style w:type="table" w:styleId="ColorfulGrid-Accent5">
+  <w:style w:type="table" w:styleId="ColourfulGridAccent5">
     <w:name w:val="Colorful Grid Accent 5"/>
     <w:basedOn w:val="TableNormal"/>
     <w:uiPriority w:val="73"/>
@@ -12912,7 +18601,7 @@
       </w:tcPr>
     </w:tblStylePr>
   </w:style>
-  <w:style w:type="table" w:styleId="ColorfulGrid-Accent6">
+  <w:style w:type="table" w:styleId="ColourfulGridAccent6">
     <w:name w:val="Colorful Grid Accent 6"/>
     <w:basedOn w:val="TableNormal"/>
     <w:uiPriority w:val="73"/>
@@ -12984,6 +18673,19 @@
         <w:shd w:val="clear" w:color="auto" w:fill="FBCAA2" w:themeFill="accent6" w:themeFillTint="7F"/>
       </w:tcPr>
     </w:tblStylePr>
+  </w:style>
+  <w:style w:type="paragraph" w:styleId="NormalWeb">
+    <w:name w:val="Normal (Web)"/>
+    <w:basedOn w:val="Normal"/>
+    <w:uiPriority w:val="99"/>
+    <w:semiHidden/>
+    <w:unhideWhenUsed/>
+    <w:rsid w:val="00F17244"/>
+    <w:rPr>
+      <w:rFonts w:ascii="Times New Roman" w:hAnsi="Times New Roman" w:cs="Times New Roman"/>
+      <w:sz w:val="24"/>
+      <w:szCs w:val="24"/>
+    </w:rPr>
   </w:style>
 </w:styles>
 </file>
